--- a/rediseno_2026/4.5 Itinerarios formateados y corregidos/DER-201 Derecho Tributario y Legislación Aduanera.docx
+++ b/rediseno_2026/4.5 Itinerarios formateados y corregidos/DER-201 Derecho Tributario y Legislación Aduanera.docx
@@ -84,6 +84,12 @@
           <w:insideV w:val="single" w:sz="6" w:space="0" w:color="1F3864"/>
         </w:tblBorders>
         <w:tblLayout w:type="fixed"/>
+        <w:tblCellMar>
+          <w:top w:w="40" w:type="dxa"/>
+          <w:left w:w="90" w:type="dxa"/>
+          <w:bottom w:w="40" w:type="dxa"/>
+          <w:right w:w="90" w:type="dxa"/>
+        </w:tblCellMar>
         <w:tblLook w:val="0000" w:firstRow="0" w:lastRow="0" w:firstColumn="0" w:lastColumn="0" w:noHBand="0" w:noVBand="0"/>
       </w:tblPr>
       <w:tblGrid>
@@ -116,12 +122,6 @@
               <w:right w:val="single" w:sz="6" w:space="0" w:color="1F3864"/>
             </w:tcBorders>
             <w:shd w:val="clear" w:color="auto" w:fill="4472C4"/>
-            <w:tcMar>
-              <w:top w:w="50" w:type="dxa"/>
-              <w:left w:w="90" w:type="dxa"/>
-              <w:bottom w:w="50" w:type="dxa"/>
-              <w:right w:w="90" w:type="dxa"/>
-            </w:tcMar>
             <w:vAlign w:val="center"/>
           </w:tcPr>
           <w:p>
@@ -162,12 +162,6 @@
               <w:right w:val="single" w:sz="6" w:space="0" w:color="1F3864"/>
             </w:tcBorders>
             <w:shd w:val="clear" w:color="auto" w:fill="4472C4"/>
-            <w:tcMar>
-              <w:top w:w="50" w:type="dxa"/>
-              <w:left w:w="90" w:type="dxa"/>
-              <w:bottom w:w="50" w:type="dxa"/>
-              <w:right w:w="90" w:type="dxa"/>
-            </w:tcMar>
             <w:vAlign w:val="center"/>
           </w:tcPr>
           <w:p>
@@ -208,12 +202,6 @@
               <w:right w:val="single" w:sz="6" w:space="0" w:color="1F3864"/>
             </w:tcBorders>
             <w:shd w:val="clear" w:color="auto" w:fill="4472C4"/>
-            <w:tcMar>
-              <w:top w:w="50" w:type="dxa"/>
-              <w:left w:w="90" w:type="dxa"/>
-              <w:bottom w:w="50" w:type="dxa"/>
-              <w:right w:w="90" w:type="dxa"/>
-            </w:tcMar>
             <w:vAlign w:val="center"/>
           </w:tcPr>
           <w:p>
@@ -254,12 +242,6 @@
               <w:right w:val="single" w:sz="6" w:space="0" w:color="1F3864"/>
             </w:tcBorders>
             <w:shd w:val="clear" w:color="auto" w:fill="4472C4"/>
-            <w:tcMar>
-              <w:top w:w="50" w:type="dxa"/>
-              <w:left w:w="90" w:type="dxa"/>
-              <w:bottom w:w="50" w:type="dxa"/>
-              <w:right w:w="90" w:type="dxa"/>
-            </w:tcMar>
             <w:vAlign w:val="center"/>
           </w:tcPr>
           <w:p>
@@ -302,12 +284,6 @@
               <w:right w:val="single" w:sz="6" w:space="0" w:color="1F3864"/>
             </w:tcBorders>
             <w:shd w:val="clear" w:color="auto" w:fill="4472C4"/>
-            <w:tcMar>
-              <w:top w:w="50" w:type="dxa"/>
-              <w:left w:w="90" w:type="dxa"/>
-              <w:bottom w:w="50" w:type="dxa"/>
-              <w:right w:w="90" w:type="dxa"/>
-            </w:tcMar>
             <w:vAlign w:val="center"/>
           </w:tcPr>
           <w:p>
@@ -348,12 +324,6 @@
               <w:right w:val="single" w:sz="6" w:space="0" w:color="1F3864"/>
             </w:tcBorders>
             <w:shd w:val="clear" w:color="auto" w:fill="4472C4"/>
-            <w:tcMar>
-              <w:top w:w="50" w:type="dxa"/>
-              <w:left w:w="90" w:type="dxa"/>
-              <w:bottom w:w="50" w:type="dxa"/>
-              <w:right w:w="90" w:type="dxa"/>
-            </w:tcMar>
             <w:vAlign w:val="center"/>
           </w:tcPr>
           <w:p>
@@ -394,12 +364,6 @@
               <w:right w:val="single" w:sz="6" w:space="0" w:color="1F3864"/>
             </w:tcBorders>
             <w:shd w:val="clear" w:color="auto" w:fill="4472C4"/>
-            <w:tcMar>
-              <w:top w:w="50" w:type="dxa"/>
-              <w:left w:w="90" w:type="dxa"/>
-              <w:bottom w:w="50" w:type="dxa"/>
-              <w:right w:w="90" w:type="dxa"/>
-            </w:tcMar>
             <w:vAlign w:val="center"/>
           </w:tcPr>
           <w:p>
@@ -440,12 +404,6 @@
               <w:right w:val="single" w:sz="6" w:space="0" w:color="1F3864"/>
             </w:tcBorders>
             <w:shd w:val="clear" w:color="auto" w:fill="4472C4"/>
-            <w:tcMar>
-              <w:top w:w="50" w:type="dxa"/>
-              <w:left w:w="90" w:type="dxa"/>
-              <w:bottom w:w="50" w:type="dxa"/>
-              <w:right w:w="90" w:type="dxa"/>
-            </w:tcMar>
             <w:vAlign w:val="center"/>
           </w:tcPr>
           <w:p>
@@ -488,12 +446,6 @@
               <w:right w:val="single" w:sz="6" w:space="0" w:color="1F3864"/>
             </w:tcBorders>
             <w:shd w:val="clear" w:color="auto" w:fill="4472C4"/>
-            <w:tcMar>
-              <w:top w:w="50" w:type="dxa"/>
-              <w:left w:w="90" w:type="dxa"/>
-              <w:bottom w:w="50" w:type="dxa"/>
-              <w:right w:w="90" w:type="dxa"/>
-            </w:tcMar>
             <w:vAlign w:val="center"/>
           </w:tcPr>
           <w:p>
@@ -534,12 +486,6 @@
               <w:right w:val="single" w:sz="6" w:space="0" w:color="1F3864"/>
             </w:tcBorders>
             <w:shd w:val="clear" w:color="auto" w:fill="4472C4"/>
-            <w:tcMar>
-              <w:top w:w="50" w:type="dxa"/>
-              <w:left w:w="90" w:type="dxa"/>
-              <w:bottom w:w="50" w:type="dxa"/>
-              <w:right w:w="90" w:type="dxa"/>
-            </w:tcMar>
             <w:vAlign w:val="center"/>
           </w:tcPr>
           <w:p>
@@ -581,12 +527,6 @@
               <w:right w:val="single" w:sz="6" w:space="0" w:color="1F3864"/>
             </w:tcBorders>
             <w:shd w:val="clear" w:color="auto" w:fill="4472C4"/>
-            <w:tcMar>
-              <w:top w:w="50" w:type="dxa"/>
-              <w:left w:w="90" w:type="dxa"/>
-              <w:bottom w:w="50" w:type="dxa"/>
-              <w:right w:w="90" w:type="dxa"/>
-            </w:tcMar>
             <w:vAlign w:val="center"/>
           </w:tcPr>
           <w:p>
@@ -626,12 +566,6 @@
               <w:right w:val="single" w:sz="6" w:space="0" w:color="1F3864"/>
             </w:tcBorders>
             <w:shd w:val="clear" w:color="auto" w:fill="4472C4"/>
-            <w:tcMar>
-              <w:top w:w="50" w:type="dxa"/>
-              <w:left w:w="90" w:type="dxa"/>
-              <w:bottom w:w="50" w:type="dxa"/>
-              <w:right w:w="90" w:type="dxa"/>
-            </w:tcMar>
             <w:vAlign w:val="center"/>
           </w:tcPr>
           <w:p>
@@ -671,12 +605,6 @@
               <w:right w:val="single" w:sz="6" w:space="0" w:color="1F3864"/>
             </w:tcBorders>
             <w:shd w:val="clear" w:color="auto" w:fill="4472C4"/>
-            <w:tcMar>
-              <w:top w:w="50" w:type="dxa"/>
-              <w:left w:w="90" w:type="dxa"/>
-              <w:bottom w:w="50" w:type="dxa"/>
-              <w:right w:w="90" w:type="dxa"/>
-            </w:tcMar>
             <w:vAlign w:val="center"/>
           </w:tcPr>
           <w:p>
@@ -716,12 +644,6 @@
               <w:right w:val="single" w:sz="6" w:space="0" w:color="1F3864"/>
             </w:tcBorders>
             <w:shd w:val="clear" w:color="auto" w:fill="4472C4"/>
-            <w:tcMar>
-              <w:top w:w="50" w:type="dxa"/>
-              <w:left w:w="90" w:type="dxa"/>
-              <w:bottom w:w="50" w:type="dxa"/>
-              <w:right w:w="90" w:type="dxa"/>
-            </w:tcMar>
             <w:vAlign w:val="center"/>
           </w:tcPr>
           <w:p>
@@ -761,12 +683,6 @@
               <w:right w:val="single" w:sz="6" w:space="0" w:color="1F3864"/>
             </w:tcBorders>
             <w:shd w:val="clear" w:color="auto" w:fill="4472C4"/>
-            <w:tcMar>
-              <w:top w:w="50" w:type="dxa"/>
-              <w:left w:w="90" w:type="dxa"/>
-              <w:bottom w:w="50" w:type="dxa"/>
-              <w:right w:w="90" w:type="dxa"/>
-            </w:tcMar>
             <w:vAlign w:val="center"/>
           </w:tcPr>
           <w:p>
@@ -806,12 +722,6 @@
               <w:right w:val="single" w:sz="6" w:space="0" w:color="1F3864"/>
             </w:tcBorders>
             <w:shd w:val="clear" w:color="auto" w:fill="4472C4"/>
-            <w:tcMar>
-              <w:top w:w="50" w:type="dxa"/>
-              <w:left w:w="90" w:type="dxa"/>
-              <w:bottom w:w="50" w:type="dxa"/>
-              <w:right w:w="90" w:type="dxa"/>
-            </w:tcMar>
             <w:vAlign w:val="center"/>
           </w:tcPr>
           <w:p>
@@ -852,12 +762,6 @@
               <w:right w:val="single" w:sz="6" w:space="0" w:color="1F3864"/>
             </w:tcBorders>
             <w:shd w:val="clear" w:color="auto" w:fill="D9E2F3"/>
-            <w:tcMar>
-              <w:top w:w="50" w:type="dxa"/>
-              <w:left w:w="90" w:type="dxa"/>
-              <w:bottom w:w="50" w:type="dxa"/>
-              <w:right w:w="90" w:type="dxa"/>
-            </w:tcMar>
             <w:vAlign w:val="center"/>
           </w:tcPr>
           <w:p>
@@ -892,12 +796,6 @@
               <w:right w:val="single" w:sz="6" w:space="0" w:color="1F3864"/>
             </w:tcBorders>
             <w:shd w:val="clear" w:color="auto" w:fill="D9E2F3"/>
-            <w:tcMar>
-              <w:top w:w="50" w:type="dxa"/>
-              <w:left w:w="90" w:type="dxa"/>
-              <w:bottom w:w="50" w:type="dxa"/>
-              <w:right w:w="90" w:type="dxa"/>
-            </w:tcMar>
             <w:vAlign w:val="center"/>
           </w:tcPr>
           <w:p>
@@ -931,12 +829,6 @@
               <w:right w:val="single" w:sz="6" w:space="0" w:color="1F3864"/>
             </w:tcBorders>
             <w:shd w:val="clear" w:color="auto" w:fill="D9E2F3"/>
-            <w:tcMar>
-              <w:top w:w="50" w:type="dxa"/>
-              <w:left w:w="90" w:type="dxa"/>
-              <w:bottom w:w="50" w:type="dxa"/>
-              <w:right w:w="90" w:type="dxa"/>
-            </w:tcMar>
             <w:vAlign w:val="center"/>
           </w:tcPr>
           <w:p>
@@ -970,12 +862,6 @@
               <w:right w:val="single" w:sz="6" w:space="0" w:color="1F3864"/>
             </w:tcBorders>
             <w:shd w:val="clear" w:color="auto" w:fill="D9E2F3"/>
-            <w:tcMar>
-              <w:top w:w="50" w:type="dxa"/>
-              <w:left w:w="90" w:type="dxa"/>
-              <w:bottom w:w="50" w:type="dxa"/>
-              <w:right w:w="90" w:type="dxa"/>
-            </w:tcMar>
             <w:vAlign w:val="center"/>
           </w:tcPr>
           <w:p>
@@ -1009,12 +895,6 @@
               <w:right w:val="single" w:sz="6" w:space="0" w:color="1F3864"/>
             </w:tcBorders>
             <w:shd w:val="clear" w:color="auto" w:fill="D9E2F3"/>
-            <w:tcMar>
-              <w:top w:w="50" w:type="dxa"/>
-              <w:left w:w="90" w:type="dxa"/>
-              <w:bottom w:w="50" w:type="dxa"/>
-              <w:right w:w="90" w:type="dxa"/>
-            </w:tcMar>
             <w:vAlign w:val="center"/>
           </w:tcPr>
           <w:p>
@@ -1048,12 +928,6 @@
               <w:right w:val="single" w:sz="6" w:space="0" w:color="1F3864"/>
             </w:tcBorders>
             <w:shd w:val="clear" w:color="auto" w:fill="D9E2F3"/>
-            <w:tcMar>
-              <w:top w:w="50" w:type="dxa"/>
-              <w:left w:w="90" w:type="dxa"/>
-              <w:bottom w:w="50" w:type="dxa"/>
-              <w:right w:w="90" w:type="dxa"/>
-            </w:tcMar>
             <w:vAlign w:val="center"/>
           </w:tcPr>
           <w:p>
@@ -1087,12 +961,6 @@
               <w:right w:val="single" w:sz="6" w:space="0" w:color="1F3864"/>
             </w:tcBorders>
             <w:shd w:val="clear" w:color="auto" w:fill="D9E2F3"/>
-            <w:tcMar>
-              <w:top w:w="50" w:type="dxa"/>
-              <w:left w:w="90" w:type="dxa"/>
-              <w:bottom w:w="50" w:type="dxa"/>
-              <w:right w:w="90" w:type="dxa"/>
-            </w:tcMar>
             <w:vAlign w:val="center"/>
           </w:tcPr>
           <w:p>
@@ -1127,12 +995,6 @@
               <w:right w:val="single" w:sz="6" w:space="0" w:color="1F3864"/>
             </w:tcBorders>
             <w:shd w:val="clear" w:color="auto" w:fill="D9E2F3"/>
-            <w:tcMar>
-              <w:top w:w="50" w:type="dxa"/>
-              <w:left w:w="90" w:type="dxa"/>
-              <w:bottom w:w="50" w:type="dxa"/>
-              <w:right w:w="90" w:type="dxa"/>
-            </w:tcMar>
             <w:vAlign w:val="center"/>
           </w:tcPr>
           <w:p>
@@ -1167,12 +1029,6 @@
               <w:right w:val="single" w:sz="6" w:space="0" w:color="1F3864"/>
             </w:tcBorders>
             <w:shd w:val="clear" w:color="auto" w:fill="4472C4"/>
-            <w:tcMar>
-              <w:top w:w="50" w:type="dxa"/>
-              <w:left w:w="90" w:type="dxa"/>
-              <w:bottom w:w="50" w:type="dxa"/>
-              <w:right w:w="90" w:type="dxa"/>
-            </w:tcMar>
             <w:vAlign w:val="center"/>
           </w:tcPr>
           <w:p>
@@ -1215,12 +1071,6 @@
               <w:right w:val="single" w:sz="6" w:space="0" w:color="1F3864"/>
             </w:tcBorders>
             <w:shd w:val="clear" w:color="auto" w:fill="D9E2F3"/>
-            <w:tcMar>
-              <w:top w:w="50" w:type="dxa"/>
-              <w:left w:w="90" w:type="dxa"/>
-              <w:bottom w:w="50" w:type="dxa"/>
-              <w:right w:w="90" w:type="dxa"/>
-            </w:tcMar>
             <w:vAlign w:val="center"/>
           </w:tcPr>
           <w:p>
@@ -1273,12 +1123,6 @@
               <w:right w:val="single" w:sz="6" w:space="0" w:color="1F3864"/>
             </w:tcBorders>
             <w:shd w:val="clear" w:color="auto" w:fill="D9E2F3"/>
-            <w:tcMar>
-              <w:top w:w="50" w:type="dxa"/>
-              <w:left w:w="90" w:type="dxa"/>
-              <w:bottom w:w="50" w:type="dxa"/>
-              <w:right w:w="90" w:type="dxa"/>
-            </w:tcMar>
             <w:vAlign w:val="center"/>
           </w:tcPr>
           <w:p>
@@ -1326,12 +1170,6 @@
               <w:right w:val="single" w:sz="6" w:space="0" w:color="1F3864"/>
             </w:tcBorders>
             <w:shd w:val="clear" w:color="auto" w:fill="4472C4"/>
-            <w:tcMar>
-              <w:top w:w="50" w:type="dxa"/>
-              <w:left w:w="90" w:type="dxa"/>
-              <w:bottom w:w="50" w:type="dxa"/>
-              <w:right w:w="90" w:type="dxa"/>
-            </w:tcMar>
             <w:vAlign w:val="center"/>
           </w:tcPr>
           <w:p>
@@ -1372,12 +1210,6 @@
               <w:right w:val="single" w:sz="6" w:space="0" w:color="1F3864"/>
             </w:tcBorders>
             <w:shd w:val="clear" w:color="auto" w:fill="4472C4"/>
-            <w:tcMar>
-              <w:top w:w="50" w:type="dxa"/>
-              <w:left w:w="90" w:type="dxa"/>
-              <w:bottom w:w="50" w:type="dxa"/>
-              <w:right w:w="90" w:type="dxa"/>
-            </w:tcMar>
             <w:vAlign w:val="center"/>
           </w:tcPr>
           <w:p>
@@ -1418,12 +1250,6 @@
               <w:right w:val="single" w:sz="6" w:space="0" w:color="1F3864"/>
             </w:tcBorders>
             <w:shd w:val="clear" w:color="auto" w:fill="4472C4"/>
-            <w:tcMar>
-              <w:top w:w="50" w:type="dxa"/>
-              <w:left w:w="90" w:type="dxa"/>
-              <w:bottom w:w="50" w:type="dxa"/>
-              <w:right w:w="90" w:type="dxa"/>
-            </w:tcMar>
             <w:vAlign w:val="center"/>
           </w:tcPr>
           <w:p>
@@ -1468,12 +1294,6 @@
               <w:right w:val="single" w:sz="6" w:space="0" w:color="1F3864"/>
             </w:tcBorders>
             <w:shd w:val="clear" w:color="auto" w:fill="D9E2F3"/>
-            <w:tcMar>
-              <w:top w:w="50" w:type="dxa"/>
-              <w:left w:w="90" w:type="dxa"/>
-              <w:bottom w:w="50" w:type="dxa"/>
-              <w:right w:w="90" w:type="dxa"/>
-            </w:tcMar>
             <w:vAlign w:val="center"/>
           </w:tcPr>
           <w:p>
@@ -1506,12 +1326,6 @@
               <w:right w:val="single" w:sz="6" w:space="0" w:color="1F3864"/>
             </w:tcBorders>
             <w:shd w:val="clear" w:color="auto" w:fill="D9E2F3"/>
-            <w:tcMar>
-              <w:top w:w="50" w:type="dxa"/>
-              <w:left w:w="90" w:type="dxa"/>
-              <w:bottom w:w="50" w:type="dxa"/>
-              <w:right w:w="90" w:type="dxa"/>
-            </w:tcMar>
             <w:vAlign w:val="center"/>
           </w:tcPr>
           <w:p>
@@ -1544,12 +1358,6 @@
               <w:right w:val="single" w:sz="6" w:space="0" w:color="1F3864"/>
             </w:tcBorders>
             <w:shd w:val="clear" w:color="auto" w:fill="D9E2F3"/>
-            <w:tcMar>
-              <w:top w:w="50" w:type="dxa"/>
-              <w:left w:w="90" w:type="dxa"/>
-              <w:bottom w:w="50" w:type="dxa"/>
-              <w:right w:w="90" w:type="dxa"/>
-            </w:tcMar>
             <w:vAlign w:val="center"/>
           </w:tcPr>
           <w:p>
@@ -1612,12 +1420,6 @@
               <w:right w:val="single" w:sz="6" w:space="0" w:color="1F3864"/>
             </w:tcBorders>
             <w:shd w:val="clear" w:color="auto" w:fill="D9E2F3"/>
-            <w:tcMar>
-              <w:top w:w="50" w:type="dxa"/>
-              <w:left w:w="90" w:type="dxa"/>
-              <w:bottom w:w="50" w:type="dxa"/>
-              <w:right w:w="90" w:type="dxa"/>
-            </w:tcMar>
             <w:vAlign w:val="center"/>
           </w:tcPr>
           <w:p>
@@ -1650,12 +1452,6 @@
               <w:right w:val="single" w:sz="6" w:space="0" w:color="1F3864"/>
             </w:tcBorders>
             <w:shd w:val="clear" w:color="auto" w:fill="D9E2F3"/>
-            <w:tcMar>
-              <w:top w:w="50" w:type="dxa"/>
-              <w:left w:w="90" w:type="dxa"/>
-              <w:bottom w:w="50" w:type="dxa"/>
-              <w:right w:w="90" w:type="dxa"/>
-            </w:tcMar>
             <w:vAlign w:val="center"/>
           </w:tcPr>
           <w:p>
@@ -1712,12 +1508,6 @@
               <w:right w:val="single" w:sz="6" w:space="0" w:color="1F3864"/>
             </w:tcBorders>
             <w:shd w:val="clear" w:color="auto" w:fill="D9E2F3"/>
-            <w:tcMar>
-              <w:top w:w="50" w:type="dxa"/>
-              <w:left w:w="90" w:type="dxa"/>
-              <w:bottom w:w="50" w:type="dxa"/>
-              <w:right w:w="90" w:type="dxa"/>
-            </w:tcMar>
             <w:vAlign w:val="center"/>
           </w:tcPr>
           <w:p>
@@ -1764,12 +1554,6 @@
               <w:right w:val="single" w:sz="6" w:space="0" w:color="1F3864"/>
             </w:tcBorders>
             <w:shd w:val="clear" w:color="auto" w:fill="D9E2F3"/>
-            <w:tcMar>
-              <w:top w:w="50" w:type="dxa"/>
-              <w:left w:w="90" w:type="dxa"/>
-              <w:bottom w:w="50" w:type="dxa"/>
-              <w:right w:w="90" w:type="dxa"/>
-            </w:tcMar>
             <w:vAlign w:val="center"/>
           </w:tcPr>
           <w:p>
@@ -1802,12 +1586,6 @@
               <w:right w:val="single" w:sz="6" w:space="0" w:color="1F3864"/>
             </w:tcBorders>
             <w:shd w:val="clear" w:color="auto" w:fill="D9E2F3"/>
-            <w:tcMar>
-              <w:top w:w="50" w:type="dxa"/>
-              <w:left w:w="90" w:type="dxa"/>
-              <w:bottom w:w="50" w:type="dxa"/>
-              <w:right w:w="90" w:type="dxa"/>
-            </w:tcMar>
             <w:vAlign w:val="center"/>
           </w:tcPr>
           <w:p>
@@ -1840,12 +1618,6 @@
               <w:right w:val="single" w:sz="6" w:space="0" w:color="1F3864"/>
             </w:tcBorders>
             <w:shd w:val="clear" w:color="auto" w:fill="D9E2F3"/>
-            <w:tcMar>
-              <w:top w:w="50" w:type="dxa"/>
-              <w:left w:w="90" w:type="dxa"/>
-              <w:bottom w:w="50" w:type="dxa"/>
-              <w:right w:w="90" w:type="dxa"/>
-            </w:tcMar>
             <w:vAlign w:val="center"/>
           </w:tcPr>
           <w:p>
@@ -1892,12 +1664,6 @@
               <w:right w:val="single" w:sz="6" w:space="0" w:color="1F3864"/>
             </w:tcBorders>
             <w:shd w:val="clear" w:color="auto" w:fill="D9E2F3"/>
-            <w:tcMar>
-              <w:top w:w="50" w:type="dxa"/>
-              <w:left w:w="90" w:type="dxa"/>
-              <w:bottom w:w="50" w:type="dxa"/>
-              <w:right w:w="90" w:type="dxa"/>
-            </w:tcMar>
             <w:vAlign w:val="center"/>
           </w:tcPr>
           <w:p>
@@ -1930,12 +1696,6 @@
               <w:right w:val="single" w:sz="6" w:space="0" w:color="1F3864"/>
             </w:tcBorders>
             <w:shd w:val="clear" w:color="auto" w:fill="D9E2F3"/>
-            <w:tcMar>
-              <w:top w:w="50" w:type="dxa"/>
-              <w:left w:w="90" w:type="dxa"/>
-              <w:bottom w:w="50" w:type="dxa"/>
-              <w:right w:w="90" w:type="dxa"/>
-            </w:tcMar>
             <w:vAlign w:val="center"/>
           </w:tcPr>
           <w:p>
@@ -1968,12 +1728,6 @@
               <w:right w:val="single" w:sz="6" w:space="0" w:color="1F3864"/>
             </w:tcBorders>
             <w:shd w:val="clear" w:color="auto" w:fill="D9E2F3"/>
-            <w:tcMar>
-              <w:top w:w="50" w:type="dxa"/>
-              <w:left w:w="90" w:type="dxa"/>
-              <w:bottom w:w="50" w:type="dxa"/>
-              <w:right w:w="90" w:type="dxa"/>
-            </w:tcMar>
             <w:vAlign w:val="center"/>
           </w:tcPr>
           <w:p>
@@ -2018,12 +1772,6 @@
               <w:right w:val="single" w:sz="6" w:space="0" w:color="1F3864"/>
             </w:tcBorders>
             <w:shd w:val="clear" w:color="auto" w:fill="4472C4"/>
-            <w:tcMar>
-              <w:top w:w="50" w:type="dxa"/>
-              <w:left w:w="90" w:type="dxa"/>
-              <w:bottom w:w="50" w:type="dxa"/>
-              <w:right w:w="90" w:type="dxa"/>
-            </w:tcMar>
             <w:vAlign w:val="center"/>
           </w:tcPr>
           <w:p>
@@ -2066,12 +1814,6 @@
               <w:right w:val="single" w:sz="6" w:space="0" w:color="1F3864"/>
             </w:tcBorders>
             <w:shd w:val="clear" w:color="auto" w:fill="4472C4"/>
-            <w:tcMar>
-              <w:top w:w="50" w:type="dxa"/>
-              <w:left w:w="90" w:type="dxa"/>
-              <w:bottom w:w="50" w:type="dxa"/>
-              <w:right w:w="90" w:type="dxa"/>
-            </w:tcMar>
             <w:vAlign w:val="center"/>
           </w:tcPr>
           <w:p>
@@ -2111,12 +1853,6 @@
               <w:right w:val="single" w:sz="6" w:space="0" w:color="1F3864"/>
             </w:tcBorders>
             <w:shd w:val="clear" w:color="auto" w:fill="D9E2F3"/>
-            <w:tcMar>
-              <w:top w:w="50" w:type="dxa"/>
-              <w:left w:w="90" w:type="dxa"/>
-              <w:bottom w:w="50" w:type="dxa"/>
-              <w:right w:w="90" w:type="dxa"/>
-            </w:tcMar>
             <w:vAlign w:val="center"/>
           </w:tcPr>
           <w:p>
@@ -2175,12 +1911,6 @@
               <w:right w:val="single" w:sz="6" w:space="0" w:color="1F3864"/>
             </w:tcBorders>
             <w:shd w:val="clear" w:color="auto" w:fill="4472C4"/>
-            <w:tcMar>
-              <w:top w:w="50" w:type="dxa"/>
-              <w:left w:w="90" w:type="dxa"/>
-              <w:bottom w:w="50" w:type="dxa"/>
-              <w:right w:w="90" w:type="dxa"/>
-            </w:tcMar>
             <w:vAlign w:val="center"/>
           </w:tcPr>
           <w:p>
@@ -2222,12 +1952,6 @@
               <w:right w:val="single" w:sz="6" w:space="0" w:color="1F3864"/>
             </w:tcBorders>
             <w:shd w:val="clear" w:color="auto" w:fill="D9E2F3"/>
-            <w:tcMar>
-              <w:top w:w="50" w:type="dxa"/>
-              <w:left w:w="90" w:type="dxa"/>
-              <w:bottom w:w="50" w:type="dxa"/>
-              <w:right w:w="90" w:type="dxa"/>
-            </w:tcMar>
             <w:vAlign w:val="center"/>
           </w:tcPr>
           <w:p>
@@ -2296,12 +2020,6 @@
               <w:right w:val="single" w:sz="6" w:space="0" w:color="1F3864"/>
             </w:tcBorders>
             <w:shd w:val="clear" w:color="auto" w:fill="D9E2F3"/>
-            <w:tcMar>
-              <w:top w:w="50" w:type="dxa"/>
-              <w:left w:w="90" w:type="dxa"/>
-              <w:bottom w:w="50" w:type="dxa"/>
-              <w:right w:w="90" w:type="dxa"/>
-            </w:tcMar>
             <w:vAlign w:val="center"/>
           </w:tcPr>
           <w:p>
@@ -2818,12 +2536,6 @@
               <w:right w:val="single" w:sz="6" w:space="0" w:color="1F3864"/>
             </w:tcBorders>
             <w:shd w:val="clear" w:color="auto" w:fill="D9E2F3"/>
-            <w:tcMar>
-              <w:top w:w="50" w:type="dxa"/>
-              <w:left w:w="90" w:type="dxa"/>
-              <w:bottom w:w="50" w:type="dxa"/>
-              <w:right w:w="90" w:type="dxa"/>
-            </w:tcMar>
             <w:vAlign w:val="center"/>
           </w:tcPr>
           <w:p>
@@ -2957,12 +2669,6 @@
               <w:right w:val="single" w:sz="6" w:space="0" w:color="1F3864"/>
             </w:tcBorders>
             <w:shd w:val="clear" w:color="auto" w:fill="D9E2F3"/>
-            <w:tcMar>
-              <w:top w:w="50" w:type="dxa"/>
-              <w:left w:w="90" w:type="dxa"/>
-              <w:bottom w:w="50" w:type="dxa"/>
-              <w:right w:w="90" w:type="dxa"/>
-            </w:tcMar>
             <w:vAlign w:val="center"/>
           </w:tcPr>
           <w:p>
@@ -3026,12 +2732,6 @@
               <w:right w:val="single" w:sz="6" w:space="0" w:color="1F3864"/>
             </w:tcBorders>
             <w:shd w:val="clear" w:color="auto" w:fill="4472C4"/>
-            <w:tcMar>
-              <w:top w:w="50" w:type="dxa"/>
-              <w:left w:w="90" w:type="dxa"/>
-              <w:bottom w:w="50" w:type="dxa"/>
-              <w:right w:w="90" w:type="dxa"/>
-            </w:tcMar>
             <w:vAlign w:val="center"/>
           </w:tcPr>
           <w:p>
@@ -3072,12 +2772,6 @@
               <w:right w:val="single" w:sz="6" w:space="0" w:color="1F3864"/>
             </w:tcBorders>
             <w:shd w:val="clear" w:color="auto" w:fill="4472C4"/>
-            <w:tcMar>
-              <w:top w:w="50" w:type="dxa"/>
-              <w:left w:w="90" w:type="dxa"/>
-              <w:bottom w:w="50" w:type="dxa"/>
-              <w:right w:w="90" w:type="dxa"/>
-            </w:tcMar>
             <w:vAlign w:val="center"/>
           </w:tcPr>
           <w:p>
@@ -3118,12 +2812,6 @@
               <w:right w:val="single" w:sz="6" w:space="0" w:color="1F3864"/>
             </w:tcBorders>
             <w:shd w:val="clear" w:color="auto" w:fill="4472C4"/>
-            <w:tcMar>
-              <w:top w:w="50" w:type="dxa"/>
-              <w:left w:w="90" w:type="dxa"/>
-              <w:bottom w:w="50" w:type="dxa"/>
-              <w:right w:w="90" w:type="dxa"/>
-            </w:tcMar>
             <w:vAlign w:val="center"/>
           </w:tcPr>
           <w:p>
@@ -3168,12 +2856,6 @@
               <w:right w:val="single" w:sz="6" w:space="0" w:color="1F3864"/>
             </w:tcBorders>
             <w:shd w:val="clear" w:color="auto" w:fill="D9E2F3"/>
-            <w:tcMar>
-              <w:top w:w="50" w:type="dxa"/>
-              <w:left w:w="90" w:type="dxa"/>
-              <w:bottom w:w="50" w:type="dxa"/>
-              <w:right w:w="90" w:type="dxa"/>
-            </w:tcMar>
             <w:vAlign w:val="center"/>
           </w:tcPr>
           <w:p>
@@ -3206,12 +2888,6 @@
               <w:right w:val="single" w:sz="6" w:space="0" w:color="1F3864"/>
             </w:tcBorders>
             <w:shd w:val="clear" w:color="auto" w:fill="D9E2F3"/>
-            <w:tcMar>
-              <w:top w:w="50" w:type="dxa"/>
-              <w:left w:w="90" w:type="dxa"/>
-              <w:bottom w:w="50" w:type="dxa"/>
-              <w:right w:w="90" w:type="dxa"/>
-            </w:tcMar>
             <w:vAlign w:val="center"/>
           </w:tcPr>
           <w:p>
@@ -3268,12 +2944,6 @@
               <w:right w:val="single" w:sz="6" w:space="0" w:color="1F3864"/>
             </w:tcBorders>
             <w:shd w:val="clear" w:color="auto" w:fill="D9E2F3"/>
-            <w:tcMar>
-              <w:top w:w="50" w:type="dxa"/>
-              <w:left w:w="90" w:type="dxa"/>
-              <w:bottom w:w="50" w:type="dxa"/>
-              <w:right w:w="90" w:type="dxa"/>
-            </w:tcMar>
             <w:vAlign w:val="center"/>
           </w:tcPr>
           <w:p>
@@ -3336,12 +3006,6 @@
               <w:right w:val="single" w:sz="6" w:space="0" w:color="1F3864"/>
             </w:tcBorders>
             <w:shd w:val="clear" w:color="auto" w:fill="D9E2F3"/>
-            <w:tcMar>
-              <w:top w:w="50" w:type="dxa"/>
-              <w:left w:w="90" w:type="dxa"/>
-              <w:bottom w:w="50" w:type="dxa"/>
-              <w:right w:w="90" w:type="dxa"/>
-            </w:tcMar>
             <w:vAlign w:val="center"/>
           </w:tcPr>
           <w:p>
@@ -3374,12 +3038,6 @@
               <w:right w:val="single" w:sz="6" w:space="0" w:color="1F3864"/>
             </w:tcBorders>
             <w:shd w:val="clear" w:color="auto" w:fill="D9E2F3"/>
-            <w:tcMar>
-              <w:top w:w="50" w:type="dxa"/>
-              <w:left w:w="90" w:type="dxa"/>
-              <w:bottom w:w="50" w:type="dxa"/>
-              <w:right w:w="90" w:type="dxa"/>
-            </w:tcMar>
             <w:vAlign w:val="center"/>
           </w:tcPr>
           <w:p>
@@ -3412,12 +3070,6 @@
               <w:right w:val="single" w:sz="6" w:space="0" w:color="1F3864"/>
             </w:tcBorders>
             <w:shd w:val="clear" w:color="auto" w:fill="D9E2F3"/>
-            <w:tcMar>
-              <w:top w:w="50" w:type="dxa"/>
-              <w:left w:w="90" w:type="dxa"/>
-              <w:bottom w:w="50" w:type="dxa"/>
-              <w:right w:w="90" w:type="dxa"/>
-            </w:tcMar>
             <w:vAlign w:val="center"/>
           </w:tcPr>
           <w:p>
@@ -3464,12 +3116,6 @@
               <w:right w:val="single" w:sz="6" w:space="0" w:color="1F3864"/>
             </w:tcBorders>
             <w:shd w:val="clear" w:color="auto" w:fill="D9E2F3"/>
-            <w:tcMar>
-              <w:top w:w="50" w:type="dxa"/>
-              <w:left w:w="90" w:type="dxa"/>
-              <w:bottom w:w="50" w:type="dxa"/>
-              <w:right w:w="90" w:type="dxa"/>
-            </w:tcMar>
             <w:vAlign w:val="center"/>
           </w:tcPr>
           <w:p>
@@ -3502,12 +3148,6 @@
               <w:right w:val="single" w:sz="6" w:space="0" w:color="1F3864"/>
             </w:tcBorders>
             <w:shd w:val="clear" w:color="auto" w:fill="D9E2F3"/>
-            <w:tcMar>
-              <w:top w:w="50" w:type="dxa"/>
-              <w:left w:w="90" w:type="dxa"/>
-              <w:bottom w:w="50" w:type="dxa"/>
-              <w:right w:w="90" w:type="dxa"/>
-            </w:tcMar>
             <w:vAlign w:val="center"/>
           </w:tcPr>
           <w:p>
@@ -3540,12 +3180,6 @@
               <w:right w:val="single" w:sz="6" w:space="0" w:color="1F3864"/>
             </w:tcBorders>
             <w:shd w:val="clear" w:color="auto" w:fill="D9E2F3"/>
-            <w:tcMar>
-              <w:top w:w="50" w:type="dxa"/>
-              <w:left w:w="90" w:type="dxa"/>
-              <w:bottom w:w="50" w:type="dxa"/>
-              <w:right w:w="90" w:type="dxa"/>
-            </w:tcMar>
             <w:vAlign w:val="center"/>
           </w:tcPr>
           <w:p>
@@ -3608,12 +3242,6 @@
               <w:right w:val="single" w:sz="6" w:space="0" w:color="1F3864"/>
             </w:tcBorders>
             <w:shd w:val="clear" w:color="auto" w:fill="D9E2F3"/>
-            <w:tcMar>
-              <w:top w:w="50" w:type="dxa"/>
-              <w:left w:w="90" w:type="dxa"/>
-              <w:bottom w:w="50" w:type="dxa"/>
-              <w:right w:w="90" w:type="dxa"/>
-            </w:tcMar>
             <w:vAlign w:val="center"/>
           </w:tcPr>
           <w:p>
@@ -3646,12 +3274,6 @@
               <w:right w:val="single" w:sz="6" w:space="0" w:color="1F3864"/>
             </w:tcBorders>
             <w:shd w:val="clear" w:color="auto" w:fill="D9E2F3"/>
-            <w:tcMar>
-              <w:top w:w="50" w:type="dxa"/>
-              <w:left w:w="90" w:type="dxa"/>
-              <w:bottom w:w="50" w:type="dxa"/>
-              <w:right w:w="90" w:type="dxa"/>
-            </w:tcMar>
             <w:vAlign w:val="center"/>
           </w:tcPr>
           <w:p>
@@ -3684,12 +3306,6 @@
               <w:right w:val="single" w:sz="6" w:space="0" w:color="1F3864"/>
             </w:tcBorders>
             <w:shd w:val="clear" w:color="auto" w:fill="D9E2F3"/>
-            <w:tcMar>
-              <w:top w:w="50" w:type="dxa"/>
-              <w:left w:w="90" w:type="dxa"/>
-              <w:bottom w:w="50" w:type="dxa"/>
-              <w:right w:w="90" w:type="dxa"/>
-            </w:tcMar>
             <w:vAlign w:val="center"/>
           </w:tcPr>
           <w:p>
@@ -3734,12 +3350,6 @@
               <w:right w:val="single" w:sz="6" w:space="0" w:color="1F3864"/>
             </w:tcBorders>
             <w:shd w:val="clear" w:color="auto" w:fill="4472C4"/>
-            <w:tcMar>
-              <w:top w:w="50" w:type="dxa"/>
-              <w:left w:w="90" w:type="dxa"/>
-              <w:bottom w:w="50" w:type="dxa"/>
-              <w:right w:w="90" w:type="dxa"/>
-            </w:tcMar>
             <w:vAlign w:val="center"/>
           </w:tcPr>
           <w:p>
@@ -3782,12 +3392,6 @@
               <w:right w:val="single" w:sz="6" w:space="0" w:color="1F3864"/>
             </w:tcBorders>
             <w:shd w:val="clear" w:color="auto" w:fill="4472C4"/>
-            <w:tcMar>
-              <w:top w:w="50" w:type="dxa"/>
-              <w:left w:w="90" w:type="dxa"/>
-              <w:bottom w:w="50" w:type="dxa"/>
-              <w:right w:w="90" w:type="dxa"/>
-            </w:tcMar>
             <w:vAlign w:val="center"/>
           </w:tcPr>
           <w:p>
@@ -3827,12 +3431,6 @@
               <w:right w:val="single" w:sz="6" w:space="0" w:color="1F3864"/>
             </w:tcBorders>
             <w:shd w:val="clear" w:color="auto" w:fill="D9E2F3"/>
-            <w:tcMar>
-              <w:top w:w="50" w:type="dxa"/>
-              <w:left w:w="90" w:type="dxa"/>
-              <w:bottom w:w="50" w:type="dxa"/>
-              <w:right w:w="90" w:type="dxa"/>
-            </w:tcMar>
             <w:vAlign w:val="center"/>
           </w:tcPr>
           <w:p>
@@ -3891,12 +3489,6 @@
               <w:right w:val="single" w:sz="6" w:space="0" w:color="1F3864"/>
             </w:tcBorders>
             <w:shd w:val="clear" w:color="auto" w:fill="4472C4"/>
-            <w:tcMar>
-              <w:top w:w="50" w:type="dxa"/>
-              <w:left w:w="90" w:type="dxa"/>
-              <w:bottom w:w="50" w:type="dxa"/>
-              <w:right w:w="90" w:type="dxa"/>
-            </w:tcMar>
             <w:vAlign w:val="center"/>
           </w:tcPr>
           <w:p>
@@ -3938,12 +3530,6 @@
               <w:right w:val="single" w:sz="6" w:space="0" w:color="1F3864"/>
             </w:tcBorders>
             <w:shd w:val="clear" w:color="auto" w:fill="D9E2F3"/>
-            <w:tcMar>
-              <w:top w:w="50" w:type="dxa"/>
-              <w:left w:w="90" w:type="dxa"/>
-              <w:bottom w:w="50" w:type="dxa"/>
-              <w:right w:w="90" w:type="dxa"/>
-            </w:tcMar>
             <w:vAlign w:val="center"/>
           </w:tcPr>
           <w:p>
@@ -4048,12 +3634,6 @@
               <w:right w:val="single" w:sz="6" w:space="0" w:color="1F3864"/>
             </w:tcBorders>
             <w:shd w:val="clear" w:color="auto" w:fill="D9E2F3"/>
-            <w:tcMar>
-              <w:top w:w="50" w:type="dxa"/>
-              <w:left w:w="90" w:type="dxa"/>
-              <w:bottom w:w="50" w:type="dxa"/>
-              <w:right w:w="90" w:type="dxa"/>
-            </w:tcMar>
             <w:vAlign w:val="center"/>
           </w:tcPr>
           <w:p>
@@ -4586,12 +4166,6 @@
               <w:right w:val="single" w:sz="6" w:space="0" w:color="1F3864"/>
             </w:tcBorders>
             <w:shd w:val="clear" w:color="auto" w:fill="D9E2F3"/>
-            <w:tcMar>
-              <w:top w:w="50" w:type="dxa"/>
-              <w:left w:w="90" w:type="dxa"/>
-              <w:bottom w:w="50" w:type="dxa"/>
-              <w:right w:w="90" w:type="dxa"/>
-            </w:tcMar>
             <w:vAlign w:val="center"/>
           </w:tcPr>
           <w:p>
@@ -4696,12 +4270,6 @@
               <w:right w:val="single" w:sz="6" w:space="0" w:color="1F3864"/>
             </w:tcBorders>
             <w:shd w:val="clear" w:color="auto" w:fill="D9E2F3"/>
-            <w:tcMar>
-              <w:top w:w="50" w:type="dxa"/>
-              <w:left w:w="90" w:type="dxa"/>
-              <w:bottom w:w="50" w:type="dxa"/>
-              <w:right w:w="90" w:type="dxa"/>
-            </w:tcMar>
             <w:vAlign w:val="center"/>
           </w:tcPr>
           <w:p>
@@ -4765,12 +4333,6 @@
               <w:right w:val="single" w:sz="6" w:space="0" w:color="1F3864"/>
             </w:tcBorders>
             <w:shd w:val="clear" w:color="auto" w:fill="4472C4"/>
-            <w:tcMar>
-              <w:top w:w="50" w:type="dxa"/>
-              <w:left w:w="90" w:type="dxa"/>
-              <w:bottom w:w="50" w:type="dxa"/>
-              <w:right w:w="90" w:type="dxa"/>
-            </w:tcMar>
             <w:vAlign w:val="center"/>
           </w:tcPr>
           <w:p>
@@ -4811,12 +4373,6 @@
               <w:right w:val="single" w:sz="6" w:space="0" w:color="1F3864"/>
             </w:tcBorders>
             <w:shd w:val="clear" w:color="auto" w:fill="4472C4"/>
-            <w:tcMar>
-              <w:top w:w="50" w:type="dxa"/>
-              <w:left w:w="90" w:type="dxa"/>
-              <w:bottom w:w="50" w:type="dxa"/>
-              <w:right w:w="90" w:type="dxa"/>
-            </w:tcMar>
             <w:vAlign w:val="center"/>
           </w:tcPr>
           <w:p>
@@ -4857,12 +4413,6 @@
               <w:right w:val="single" w:sz="6" w:space="0" w:color="1F3864"/>
             </w:tcBorders>
             <w:shd w:val="clear" w:color="auto" w:fill="4472C4"/>
-            <w:tcMar>
-              <w:top w:w="50" w:type="dxa"/>
-              <w:left w:w="90" w:type="dxa"/>
-              <w:bottom w:w="50" w:type="dxa"/>
-              <w:right w:w="90" w:type="dxa"/>
-            </w:tcMar>
             <w:vAlign w:val="center"/>
           </w:tcPr>
           <w:p>
@@ -4907,12 +4457,6 @@
               <w:right w:val="single" w:sz="6" w:space="0" w:color="1F3864"/>
             </w:tcBorders>
             <w:shd w:val="clear" w:color="auto" w:fill="D9E2F3"/>
-            <w:tcMar>
-              <w:top w:w="50" w:type="dxa"/>
-              <w:left w:w="90" w:type="dxa"/>
-              <w:bottom w:w="50" w:type="dxa"/>
-              <w:right w:w="90" w:type="dxa"/>
-            </w:tcMar>
             <w:vAlign w:val="center"/>
           </w:tcPr>
           <w:p>
@@ -4945,12 +4489,6 @@
               <w:right w:val="single" w:sz="6" w:space="0" w:color="1F3864"/>
             </w:tcBorders>
             <w:shd w:val="clear" w:color="auto" w:fill="D9E2F3"/>
-            <w:tcMar>
-              <w:top w:w="50" w:type="dxa"/>
-              <w:left w:w="90" w:type="dxa"/>
-              <w:bottom w:w="50" w:type="dxa"/>
-              <w:right w:w="90" w:type="dxa"/>
-            </w:tcMar>
             <w:vAlign w:val="center"/>
           </w:tcPr>
           <w:p>
@@ -4999,12 +4537,6 @@
               <w:right w:val="single" w:sz="6" w:space="0" w:color="1F3864"/>
             </w:tcBorders>
             <w:shd w:val="clear" w:color="auto" w:fill="D9E2F3"/>
-            <w:tcMar>
-              <w:top w:w="50" w:type="dxa"/>
-              <w:left w:w="90" w:type="dxa"/>
-              <w:bottom w:w="50" w:type="dxa"/>
-              <w:right w:w="90" w:type="dxa"/>
-            </w:tcMar>
             <w:vAlign w:val="center"/>
           </w:tcPr>
           <w:p>
@@ -5051,12 +4583,6 @@
               <w:right w:val="single" w:sz="6" w:space="0" w:color="1F3864"/>
             </w:tcBorders>
             <w:shd w:val="clear" w:color="auto" w:fill="D9E2F3"/>
-            <w:tcMar>
-              <w:top w:w="50" w:type="dxa"/>
-              <w:left w:w="90" w:type="dxa"/>
-              <w:bottom w:w="50" w:type="dxa"/>
-              <w:right w:w="90" w:type="dxa"/>
-            </w:tcMar>
             <w:vAlign w:val="center"/>
           </w:tcPr>
           <w:p>
@@ -5089,12 +4615,6 @@
               <w:right w:val="single" w:sz="6" w:space="0" w:color="1F3864"/>
             </w:tcBorders>
             <w:shd w:val="clear" w:color="auto" w:fill="D9E2F3"/>
-            <w:tcMar>
-              <w:top w:w="50" w:type="dxa"/>
-              <w:left w:w="90" w:type="dxa"/>
-              <w:bottom w:w="50" w:type="dxa"/>
-              <w:right w:w="90" w:type="dxa"/>
-            </w:tcMar>
             <w:vAlign w:val="center"/>
           </w:tcPr>
           <w:p>
@@ -5127,12 +4647,6 @@
               <w:right w:val="single" w:sz="6" w:space="0" w:color="1F3864"/>
             </w:tcBorders>
             <w:shd w:val="clear" w:color="auto" w:fill="D9E2F3"/>
-            <w:tcMar>
-              <w:top w:w="50" w:type="dxa"/>
-              <w:left w:w="90" w:type="dxa"/>
-              <w:bottom w:w="50" w:type="dxa"/>
-              <w:right w:w="90" w:type="dxa"/>
-            </w:tcMar>
             <w:vAlign w:val="center"/>
           </w:tcPr>
           <w:p>
@@ -5187,12 +4701,6 @@
               <w:right w:val="single" w:sz="6" w:space="0" w:color="1F3864"/>
             </w:tcBorders>
             <w:shd w:val="clear" w:color="auto" w:fill="D9E2F3"/>
-            <w:tcMar>
-              <w:top w:w="50" w:type="dxa"/>
-              <w:left w:w="90" w:type="dxa"/>
-              <w:bottom w:w="50" w:type="dxa"/>
-              <w:right w:w="90" w:type="dxa"/>
-            </w:tcMar>
             <w:vAlign w:val="center"/>
           </w:tcPr>
           <w:p>
@@ -5225,12 +4733,6 @@
               <w:right w:val="single" w:sz="6" w:space="0" w:color="1F3864"/>
             </w:tcBorders>
             <w:shd w:val="clear" w:color="auto" w:fill="D9E2F3"/>
-            <w:tcMar>
-              <w:top w:w="50" w:type="dxa"/>
-              <w:left w:w="90" w:type="dxa"/>
-              <w:bottom w:w="50" w:type="dxa"/>
-              <w:right w:w="90" w:type="dxa"/>
-            </w:tcMar>
             <w:vAlign w:val="center"/>
           </w:tcPr>
           <w:p>
@@ -5295,12 +4797,6 @@
               <w:right w:val="single" w:sz="6" w:space="0" w:color="1F3864"/>
             </w:tcBorders>
             <w:shd w:val="clear" w:color="auto" w:fill="D9E2F3"/>
-            <w:tcMar>
-              <w:top w:w="50" w:type="dxa"/>
-              <w:left w:w="90" w:type="dxa"/>
-              <w:bottom w:w="50" w:type="dxa"/>
-              <w:right w:w="90" w:type="dxa"/>
-            </w:tcMar>
             <w:vAlign w:val="center"/>
           </w:tcPr>
           <w:p>
@@ -5347,12 +4843,6 @@
               <w:right w:val="single" w:sz="6" w:space="0" w:color="1F3864"/>
             </w:tcBorders>
             <w:shd w:val="clear" w:color="auto" w:fill="D9E2F3"/>
-            <w:tcMar>
-              <w:top w:w="50" w:type="dxa"/>
-              <w:left w:w="90" w:type="dxa"/>
-              <w:bottom w:w="50" w:type="dxa"/>
-              <w:right w:w="90" w:type="dxa"/>
-            </w:tcMar>
             <w:vAlign w:val="center"/>
           </w:tcPr>
           <w:p>
@@ -5385,12 +4875,6 @@
               <w:right w:val="single" w:sz="6" w:space="0" w:color="1F3864"/>
             </w:tcBorders>
             <w:shd w:val="clear" w:color="auto" w:fill="D9E2F3"/>
-            <w:tcMar>
-              <w:top w:w="50" w:type="dxa"/>
-              <w:left w:w="90" w:type="dxa"/>
-              <w:bottom w:w="50" w:type="dxa"/>
-              <w:right w:w="90" w:type="dxa"/>
-            </w:tcMar>
             <w:vAlign w:val="center"/>
           </w:tcPr>
           <w:p>
@@ -5447,12 +4931,6 @@
               <w:right w:val="single" w:sz="6" w:space="0" w:color="1F3864"/>
             </w:tcBorders>
             <w:shd w:val="clear" w:color="auto" w:fill="D9E2F3"/>
-            <w:tcMar>
-              <w:top w:w="50" w:type="dxa"/>
-              <w:left w:w="90" w:type="dxa"/>
-              <w:bottom w:w="50" w:type="dxa"/>
-              <w:right w:w="90" w:type="dxa"/>
-            </w:tcMar>
             <w:vAlign w:val="center"/>
           </w:tcPr>
           <w:p>
@@ -5505,12 +4983,6 @@
               <w:right w:val="single" w:sz="6" w:space="0" w:color="1F3864"/>
             </w:tcBorders>
             <w:shd w:val="clear" w:color="auto" w:fill="4472C4"/>
-            <w:tcMar>
-              <w:top w:w="50" w:type="dxa"/>
-              <w:left w:w="90" w:type="dxa"/>
-              <w:bottom w:w="50" w:type="dxa"/>
-              <w:right w:w="90" w:type="dxa"/>
-            </w:tcMar>
             <w:vAlign w:val="center"/>
           </w:tcPr>
           <w:p>
@@ -5553,12 +5025,6 @@
               <w:right w:val="single" w:sz="6" w:space="0" w:color="1F3864"/>
             </w:tcBorders>
             <w:shd w:val="clear" w:color="auto" w:fill="4472C4"/>
-            <w:tcMar>
-              <w:top w:w="50" w:type="dxa"/>
-              <w:left w:w="90" w:type="dxa"/>
-              <w:bottom w:w="50" w:type="dxa"/>
-              <w:right w:w="90" w:type="dxa"/>
-            </w:tcMar>
             <w:vAlign w:val="center"/>
           </w:tcPr>
           <w:p>
@@ -5598,12 +5064,6 @@
               <w:right w:val="single" w:sz="6" w:space="0" w:color="1F3864"/>
             </w:tcBorders>
             <w:shd w:val="clear" w:color="auto" w:fill="D9E2F3"/>
-            <w:tcMar>
-              <w:top w:w="50" w:type="dxa"/>
-              <w:left w:w="90" w:type="dxa"/>
-              <w:bottom w:w="50" w:type="dxa"/>
-              <w:right w:w="90" w:type="dxa"/>
-            </w:tcMar>
             <w:vAlign w:val="center"/>
           </w:tcPr>
           <w:p>
@@ -5662,12 +5122,6 @@
               <w:right w:val="single" w:sz="6" w:space="0" w:color="1F3864"/>
             </w:tcBorders>
             <w:shd w:val="clear" w:color="auto" w:fill="4472C4"/>
-            <w:tcMar>
-              <w:top w:w="50" w:type="dxa"/>
-              <w:left w:w="90" w:type="dxa"/>
-              <w:bottom w:w="50" w:type="dxa"/>
-              <w:right w:w="90" w:type="dxa"/>
-            </w:tcMar>
             <w:vAlign w:val="center"/>
           </w:tcPr>
           <w:p>
@@ -5709,12 +5163,6 @@
               <w:right w:val="single" w:sz="6" w:space="0" w:color="1F3864"/>
             </w:tcBorders>
             <w:shd w:val="clear" w:color="auto" w:fill="D9E2F3"/>
-            <w:tcMar>
-              <w:top w:w="50" w:type="dxa"/>
-              <w:left w:w="90" w:type="dxa"/>
-              <w:bottom w:w="50" w:type="dxa"/>
-              <w:right w:w="90" w:type="dxa"/>
-            </w:tcMar>
             <w:vAlign w:val="center"/>
           </w:tcPr>
           <w:p>
@@ -5801,12 +5249,6 @@
               <w:right w:val="single" w:sz="6" w:space="0" w:color="1F3864"/>
             </w:tcBorders>
             <w:shd w:val="clear" w:color="auto" w:fill="D9E2F3"/>
-            <w:tcMar>
-              <w:top w:w="50" w:type="dxa"/>
-              <w:left w:w="90" w:type="dxa"/>
-              <w:bottom w:w="50" w:type="dxa"/>
-              <w:right w:w="90" w:type="dxa"/>
-            </w:tcMar>
             <w:vAlign w:val="center"/>
           </w:tcPr>
           <w:p>
@@ -6294,12 +5736,6 @@
               <w:right w:val="single" w:sz="6" w:space="0" w:color="1F3864"/>
             </w:tcBorders>
             <w:shd w:val="clear" w:color="auto" w:fill="D9E2F3"/>
-            <w:tcMar>
-              <w:top w:w="50" w:type="dxa"/>
-              <w:left w:w="90" w:type="dxa"/>
-              <w:bottom w:w="50" w:type="dxa"/>
-              <w:right w:w="90" w:type="dxa"/>
-            </w:tcMar>
             <w:vAlign w:val="center"/>
           </w:tcPr>
           <w:p>
@@ -6433,12 +5869,6 @@
               <w:right w:val="single" w:sz="6" w:space="0" w:color="1F3864"/>
             </w:tcBorders>
             <w:shd w:val="clear" w:color="auto" w:fill="D9E2F3"/>
-            <w:tcMar>
-              <w:top w:w="50" w:type="dxa"/>
-              <w:left w:w="90" w:type="dxa"/>
-              <w:bottom w:w="50" w:type="dxa"/>
-              <w:right w:w="90" w:type="dxa"/>
-            </w:tcMar>
             <w:vAlign w:val="center"/>
           </w:tcPr>
           <w:p>
@@ -6486,12 +5916,6 @@
               <w:right w:val="single" w:sz="6" w:space="0" w:color="1F3864"/>
             </w:tcBorders>
             <w:shd w:val="clear" w:color="auto" w:fill="4472C4"/>
-            <w:tcMar>
-              <w:top w:w="50" w:type="dxa"/>
-              <w:left w:w="90" w:type="dxa"/>
-              <w:bottom w:w="50" w:type="dxa"/>
-              <w:right w:w="90" w:type="dxa"/>
-            </w:tcMar>
             <w:vAlign w:val="center"/>
           </w:tcPr>
           <w:p>
@@ -6532,12 +5956,6 @@
               <w:right w:val="single" w:sz="6" w:space="0" w:color="1F3864"/>
             </w:tcBorders>
             <w:shd w:val="clear" w:color="auto" w:fill="4472C4"/>
-            <w:tcMar>
-              <w:top w:w="50" w:type="dxa"/>
-              <w:left w:w="90" w:type="dxa"/>
-              <w:bottom w:w="50" w:type="dxa"/>
-              <w:right w:w="90" w:type="dxa"/>
-            </w:tcMar>
             <w:vAlign w:val="center"/>
           </w:tcPr>
           <w:p>
@@ -6578,12 +5996,6 @@
               <w:right w:val="single" w:sz="6" w:space="0" w:color="1F3864"/>
             </w:tcBorders>
             <w:shd w:val="clear" w:color="auto" w:fill="4472C4"/>
-            <w:tcMar>
-              <w:top w:w="50" w:type="dxa"/>
-              <w:left w:w="90" w:type="dxa"/>
-              <w:bottom w:w="50" w:type="dxa"/>
-              <w:right w:w="90" w:type="dxa"/>
-            </w:tcMar>
             <w:vAlign w:val="center"/>
           </w:tcPr>
           <w:p>
@@ -6628,12 +6040,6 @@
               <w:right w:val="single" w:sz="6" w:space="0" w:color="1F3864"/>
             </w:tcBorders>
             <w:shd w:val="clear" w:color="auto" w:fill="D9E2F3"/>
-            <w:tcMar>
-              <w:top w:w="50" w:type="dxa"/>
-              <w:left w:w="90" w:type="dxa"/>
-              <w:bottom w:w="50" w:type="dxa"/>
-              <w:right w:w="90" w:type="dxa"/>
-            </w:tcMar>
             <w:vAlign w:val="center"/>
           </w:tcPr>
           <w:p>
@@ -6666,12 +6072,6 @@
               <w:right w:val="single" w:sz="6" w:space="0" w:color="1F3864"/>
             </w:tcBorders>
             <w:shd w:val="clear" w:color="auto" w:fill="D9E2F3"/>
-            <w:tcMar>
-              <w:top w:w="50" w:type="dxa"/>
-              <w:left w:w="90" w:type="dxa"/>
-              <w:bottom w:w="50" w:type="dxa"/>
-              <w:right w:w="90" w:type="dxa"/>
-            </w:tcMar>
             <w:vAlign w:val="center"/>
           </w:tcPr>
           <w:p>
@@ -6720,12 +6120,6 @@
               <w:right w:val="single" w:sz="6" w:space="0" w:color="1F3864"/>
             </w:tcBorders>
             <w:shd w:val="clear" w:color="auto" w:fill="D9E2F3"/>
-            <w:tcMar>
-              <w:top w:w="50" w:type="dxa"/>
-              <w:left w:w="90" w:type="dxa"/>
-              <w:bottom w:w="50" w:type="dxa"/>
-              <w:right w:w="90" w:type="dxa"/>
-            </w:tcMar>
             <w:vAlign w:val="center"/>
           </w:tcPr>
           <w:p>
@@ -6772,12 +6166,6 @@
               <w:right w:val="single" w:sz="6" w:space="0" w:color="1F3864"/>
             </w:tcBorders>
             <w:shd w:val="clear" w:color="auto" w:fill="D9E2F3"/>
-            <w:tcMar>
-              <w:top w:w="50" w:type="dxa"/>
-              <w:left w:w="90" w:type="dxa"/>
-              <w:bottom w:w="50" w:type="dxa"/>
-              <w:right w:w="90" w:type="dxa"/>
-            </w:tcMar>
             <w:vAlign w:val="center"/>
           </w:tcPr>
           <w:p>
@@ -6810,12 +6198,6 @@
               <w:right w:val="single" w:sz="6" w:space="0" w:color="1F3864"/>
             </w:tcBorders>
             <w:shd w:val="clear" w:color="auto" w:fill="D9E2F3"/>
-            <w:tcMar>
-              <w:top w:w="50" w:type="dxa"/>
-              <w:left w:w="90" w:type="dxa"/>
-              <w:bottom w:w="50" w:type="dxa"/>
-              <w:right w:w="90" w:type="dxa"/>
-            </w:tcMar>
             <w:vAlign w:val="center"/>
           </w:tcPr>
           <w:p>
@@ -6864,12 +6246,6 @@
               <w:right w:val="single" w:sz="6" w:space="0" w:color="1F3864"/>
             </w:tcBorders>
             <w:shd w:val="clear" w:color="auto" w:fill="D9E2F3"/>
-            <w:tcMar>
-              <w:top w:w="50" w:type="dxa"/>
-              <w:left w:w="90" w:type="dxa"/>
-              <w:bottom w:w="50" w:type="dxa"/>
-              <w:right w:w="90" w:type="dxa"/>
-            </w:tcMar>
             <w:vAlign w:val="center"/>
           </w:tcPr>
           <w:p>
@@ -6916,12 +6292,6 @@
               <w:right w:val="single" w:sz="6" w:space="0" w:color="1F3864"/>
             </w:tcBorders>
             <w:shd w:val="clear" w:color="auto" w:fill="D9E2F3"/>
-            <w:tcMar>
-              <w:top w:w="50" w:type="dxa"/>
-              <w:left w:w="90" w:type="dxa"/>
-              <w:bottom w:w="50" w:type="dxa"/>
-              <w:right w:w="90" w:type="dxa"/>
-            </w:tcMar>
             <w:vAlign w:val="center"/>
           </w:tcPr>
           <w:p>
@@ -6954,12 +6324,6 @@
               <w:right w:val="single" w:sz="6" w:space="0" w:color="1F3864"/>
             </w:tcBorders>
             <w:shd w:val="clear" w:color="auto" w:fill="D9E2F3"/>
-            <w:tcMar>
-              <w:top w:w="50" w:type="dxa"/>
-              <w:left w:w="90" w:type="dxa"/>
-              <w:bottom w:w="50" w:type="dxa"/>
-              <w:right w:w="90" w:type="dxa"/>
-            </w:tcMar>
             <w:vAlign w:val="center"/>
           </w:tcPr>
           <w:p>
@@ -6992,12 +6356,6 @@
               <w:right w:val="single" w:sz="6" w:space="0" w:color="1F3864"/>
             </w:tcBorders>
             <w:shd w:val="clear" w:color="auto" w:fill="D9E2F3"/>
-            <w:tcMar>
-              <w:top w:w="50" w:type="dxa"/>
-              <w:left w:w="90" w:type="dxa"/>
-              <w:bottom w:w="50" w:type="dxa"/>
-              <w:right w:w="90" w:type="dxa"/>
-            </w:tcMar>
             <w:vAlign w:val="center"/>
           </w:tcPr>
           <w:p>
@@ -7053,12 +6411,6 @@
               <w:right w:val="single" w:sz="6" w:space="0" w:color="1F3864"/>
             </w:tcBorders>
             <w:shd w:val="clear" w:color="auto" w:fill="D9E2F3"/>
-            <w:tcMar>
-              <w:top w:w="50" w:type="dxa"/>
-              <w:left w:w="90" w:type="dxa"/>
-              <w:bottom w:w="50" w:type="dxa"/>
-              <w:right w:w="90" w:type="dxa"/>
-            </w:tcMar>
             <w:vAlign w:val="center"/>
           </w:tcPr>
           <w:p>
@@ -7091,12 +6443,6 @@
               <w:right w:val="single" w:sz="6" w:space="0" w:color="1F3864"/>
             </w:tcBorders>
             <w:shd w:val="clear" w:color="auto" w:fill="D9E2F3"/>
-            <w:tcMar>
-              <w:top w:w="50" w:type="dxa"/>
-              <w:left w:w="90" w:type="dxa"/>
-              <w:bottom w:w="50" w:type="dxa"/>
-              <w:right w:w="90" w:type="dxa"/>
-            </w:tcMar>
             <w:vAlign w:val="center"/>
           </w:tcPr>
           <w:p>
@@ -7129,12 +6475,6 @@
               <w:right w:val="single" w:sz="6" w:space="0" w:color="1F3864"/>
             </w:tcBorders>
             <w:shd w:val="clear" w:color="auto" w:fill="D9E2F3"/>
-            <w:tcMar>
-              <w:top w:w="50" w:type="dxa"/>
-              <w:left w:w="90" w:type="dxa"/>
-              <w:bottom w:w="50" w:type="dxa"/>
-              <w:right w:w="90" w:type="dxa"/>
-            </w:tcMar>
             <w:vAlign w:val="center"/>
           </w:tcPr>
           <w:p>
@@ -7179,12 +6519,6 @@
               <w:right w:val="single" w:sz="6" w:space="0" w:color="1F3864"/>
             </w:tcBorders>
             <w:shd w:val="clear" w:color="auto" w:fill="4472C4"/>
-            <w:tcMar>
-              <w:top w:w="50" w:type="dxa"/>
-              <w:left w:w="90" w:type="dxa"/>
-              <w:bottom w:w="50" w:type="dxa"/>
-              <w:right w:w="90" w:type="dxa"/>
-            </w:tcMar>
             <w:vAlign w:val="center"/>
           </w:tcPr>
           <w:p>
@@ -7227,12 +6561,6 @@
               <w:right w:val="single" w:sz="6" w:space="0" w:color="1F3864"/>
             </w:tcBorders>
             <w:shd w:val="clear" w:color="auto" w:fill="4472C4"/>
-            <w:tcMar>
-              <w:top w:w="50" w:type="dxa"/>
-              <w:left w:w="90" w:type="dxa"/>
-              <w:bottom w:w="50" w:type="dxa"/>
-              <w:right w:w="90" w:type="dxa"/>
-            </w:tcMar>
             <w:vAlign w:val="center"/>
           </w:tcPr>
           <w:p>
@@ -7272,12 +6600,6 @@
               <w:right w:val="single" w:sz="6" w:space="0" w:color="1F3864"/>
             </w:tcBorders>
             <w:shd w:val="clear" w:color="auto" w:fill="D9E2F3"/>
-            <w:tcMar>
-              <w:top w:w="50" w:type="dxa"/>
-              <w:left w:w="90" w:type="dxa"/>
-              <w:bottom w:w="50" w:type="dxa"/>
-              <w:right w:w="90" w:type="dxa"/>
-            </w:tcMar>
             <w:vAlign w:val="center"/>
           </w:tcPr>
           <w:p>
@@ -7336,12 +6658,6 @@
               <w:right w:val="single" w:sz="6" w:space="0" w:color="1F3864"/>
             </w:tcBorders>
             <w:shd w:val="clear" w:color="auto" w:fill="4472C4"/>
-            <w:tcMar>
-              <w:top w:w="50" w:type="dxa"/>
-              <w:left w:w="90" w:type="dxa"/>
-              <w:bottom w:w="50" w:type="dxa"/>
-              <w:right w:w="90" w:type="dxa"/>
-            </w:tcMar>
             <w:vAlign w:val="center"/>
           </w:tcPr>
           <w:p>
@@ -7383,12 +6699,6 @@
               <w:right w:val="single" w:sz="6" w:space="0" w:color="1F3864"/>
             </w:tcBorders>
             <w:shd w:val="clear" w:color="auto" w:fill="D9E2F3"/>
-            <w:tcMar>
-              <w:top w:w="50" w:type="dxa"/>
-              <w:left w:w="90" w:type="dxa"/>
-              <w:bottom w:w="50" w:type="dxa"/>
-              <w:right w:w="90" w:type="dxa"/>
-            </w:tcMar>
             <w:vAlign w:val="center"/>
           </w:tcPr>
           <w:p>
@@ -7421,12 +6731,6 @@
               <w:right w:val="single" w:sz="6" w:space="0" w:color="1F3864"/>
             </w:tcBorders>
             <w:shd w:val="clear" w:color="auto" w:fill="D9E2F3"/>
-            <w:tcMar>
-              <w:top w:w="50" w:type="dxa"/>
-              <w:left w:w="90" w:type="dxa"/>
-              <w:bottom w:w="50" w:type="dxa"/>
-              <w:right w:w="90" w:type="dxa"/>
-            </w:tcMar>
             <w:vAlign w:val="center"/>
           </w:tcPr>
           <w:p>
@@ -7663,12 +6967,6 @@
               <w:right w:val="single" w:sz="6" w:space="0" w:color="1F3864"/>
             </w:tcBorders>
             <w:shd w:val="clear" w:color="auto" w:fill="D9E2F3"/>
-            <w:tcMar>
-              <w:top w:w="50" w:type="dxa"/>
-              <w:left w:w="90" w:type="dxa"/>
-              <w:bottom w:w="50" w:type="dxa"/>
-              <w:right w:w="90" w:type="dxa"/>
-            </w:tcMar>
             <w:vAlign w:val="center"/>
           </w:tcPr>
           <w:p>
@@ -7744,12 +7042,6 @@
               <w:right w:val="single" w:sz="6" w:space="0" w:color="1F3864"/>
             </w:tcBorders>
             <w:shd w:val="clear" w:color="auto" w:fill="D9E2F3"/>
-            <w:tcMar>
-              <w:top w:w="50" w:type="dxa"/>
-              <w:left w:w="90" w:type="dxa"/>
-              <w:bottom w:w="50" w:type="dxa"/>
-              <w:right w:w="90" w:type="dxa"/>
-            </w:tcMar>
             <w:vAlign w:val="center"/>
           </w:tcPr>
           <w:p>
@@ -7821,12 +7113,6 @@
               <w:right w:val="single" w:sz="6" w:space="0" w:color="1F3864"/>
             </w:tcBorders>
             <w:shd w:val="clear" w:color="auto" w:fill="4472C4"/>
-            <w:tcMar>
-              <w:top w:w="50" w:type="dxa"/>
-              <w:left w:w="90" w:type="dxa"/>
-              <w:bottom w:w="50" w:type="dxa"/>
-              <w:right w:w="90" w:type="dxa"/>
-            </w:tcMar>
             <w:vAlign w:val="center"/>
           </w:tcPr>
           <w:p>
@@ -7867,12 +7153,6 @@
               <w:right w:val="single" w:sz="6" w:space="0" w:color="1F3864"/>
             </w:tcBorders>
             <w:shd w:val="clear" w:color="auto" w:fill="4472C4"/>
-            <w:tcMar>
-              <w:top w:w="50" w:type="dxa"/>
-              <w:left w:w="90" w:type="dxa"/>
-              <w:bottom w:w="50" w:type="dxa"/>
-              <w:right w:w="90" w:type="dxa"/>
-            </w:tcMar>
             <w:vAlign w:val="center"/>
           </w:tcPr>
           <w:p>
@@ -7913,12 +7193,6 @@
               <w:right w:val="single" w:sz="6" w:space="0" w:color="1F3864"/>
             </w:tcBorders>
             <w:shd w:val="clear" w:color="auto" w:fill="4472C4"/>
-            <w:tcMar>
-              <w:top w:w="50" w:type="dxa"/>
-              <w:left w:w="90" w:type="dxa"/>
-              <w:bottom w:w="50" w:type="dxa"/>
-              <w:right w:w="90" w:type="dxa"/>
-            </w:tcMar>
             <w:vAlign w:val="center"/>
           </w:tcPr>
           <w:p>
@@ -7963,12 +7237,6 @@
               <w:right w:val="single" w:sz="6" w:space="0" w:color="1F3864"/>
             </w:tcBorders>
             <w:shd w:val="clear" w:color="auto" w:fill="D9E2F3"/>
-            <w:tcMar>
-              <w:top w:w="50" w:type="dxa"/>
-              <w:left w:w="90" w:type="dxa"/>
-              <w:bottom w:w="50" w:type="dxa"/>
-              <w:right w:w="90" w:type="dxa"/>
-            </w:tcMar>
             <w:vAlign w:val="center"/>
           </w:tcPr>
           <w:p>
@@ -8009,12 +7277,6 @@
               <w:right w:val="single" w:sz="6" w:space="0" w:color="1F3864"/>
             </w:tcBorders>
             <w:shd w:val="clear" w:color="auto" w:fill="D9E2F3"/>
-            <w:tcMar>
-              <w:top w:w="50" w:type="dxa"/>
-              <w:left w:w="90" w:type="dxa"/>
-              <w:bottom w:w="50" w:type="dxa"/>
-              <w:right w:w="90" w:type="dxa"/>
-            </w:tcMar>
             <w:vAlign w:val="center"/>
           </w:tcPr>
           <w:p>
@@ -8079,12 +7341,6 @@
               <w:right w:val="single" w:sz="6" w:space="0" w:color="1F3864"/>
             </w:tcBorders>
             <w:shd w:val="clear" w:color="auto" w:fill="D9E2F3"/>
-            <w:tcMar>
-              <w:top w:w="50" w:type="dxa"/>
-              <w:left w:w="90" w:type="dxa"/>
-              <w:bottom w:w="50" w:type="dxa"/>
-              <w:right w:w="90" w:type="dxa"/>
-            </w:tcMar>
             <w:vAlign w:val="center"/>
           </w:tcPr>
           <w:p>
@@ -8131,12 +7387,6 @@
               <w:right w:val="single" w:sz="6" w:space="0" w:color="1F3864"/>
             </w:tcBorders>
             <w:shd w:val="clear" w:color="auto" w:fill="D9E2F3"/>
-            <w:tcMar>
-              <w:top w:w="50" w:type="dxa"/>
-              <w:left w:w="90" w:type="dxa"/>
-              <w:bottom w:w="50" w:type="dxa"/>
-              <w:right w:w="90" w:type="dxa"/>
-            </w:tcMar>
             <w:vAlign w:val="center"/>
           </w:tcPr>
           <w:p>
@@ -8169,12 +7419,6 @@
               <w:right w:val="single" w:sz="6" w:space="0" w:color="1F3864"/>
             </w:tcBorders>
             <w:shd w:val="clear" w:color="auto" w:fill="D9E2F3"/>
-            <w:tcMar>
-              <w:top w:w="50" w:type="dxa"/>
-              <w:left w:w="90" w:type="dxa"/>
-              <w:bottom w:w="50" w:type="dxa"/>
-              <w:right w:w="90" w:type="dxa"/>
-            </w:tcMar>
             <w:vAlign w:val="center"/>
           </w:tcPr>
           <w:p>
@@ -8215,12 +7459,6 @@
               <w:right w:val="single" w:sz="6" w:space="0" w:color="1F3864"/>
             </w:tcBorders>
             <w:shd w:val="clear" w:color="auto" w:fill="D9E2F3"/>
-            <w:tcMar>
-              <w:top w:w="50" w:type="dxa"/>
-              <w:left w:w="90" w:type="dxa"/>
-              <w:bottom w:w="50" w:type="dxa"/>
-              <w:right w:w="90" w:type="dxa"/>
-            </w:tcMar>
             <w:vAlign w:val="center"/>
           </w:tcPr>
           <w:p>
@@ -8267,12 +7505,6 @@
               <w:right w:val="single" w:sz="6" w:space="0" w:color="1F3864"/>
             </w:tcBorders>
             <w:shd w:val="clear" w:color="auto" w:fill="D9E2F3"/>
-            <w:tcMar>
-              <w:top w:w="50" w:type="dxa"/>
-              <w:left w:w="90" w:type="dxa"/>
-              <w:bottom w:w="50" w:type="dxa"/>
-              <w:right w:w="90" w:type="dxa"/>
-            </w:tcMar>
             <w:vAlign w:val="center"/>
           </w:tcPr>
           <w:p>
@@ -8305,12 +7537,6 @@
               <w:right w:val="single" w:sz="6" w:space="0" w:color="1F3864"/>
             </w:tcBorders>
             <w:shd w:val="clear" w:color="auto" w:fill="D9E2F3"/>
-            <w:tcMar>
-              <w:top w:w="50" w:type="dxa"/>
-              <w:left w:w="90" w:type="dxa"/>
-              <w:bottom w:w="50" w:type="dxa"/>
-              <w:right w:w="90" w:type="dxa"/>
-            </w:tcMar>
             <w:vAlign w:val="center"/>
           </w:tcPr>
           <w:p>
@@ -8343,12 +7569,6 @@
               <w:right w:val="single" w:sz="6" w:space="0" w:color="1F3864"/>
             </w:tcBorders>
             <w:shd w:val="clear" w:color="auto" w:fill="D9E2F3"/>
-            <w:tcMar>
-              <w:top w:w="50" w:type="dxa"/>
-              <w:left w:w="90" w:type="dxa"/>
-              <w:bottom w:w="50" w:type="dxa"/>
-              <w:right w:w="90" w:type="dxa"/>
-            </w:tcMar>
             <w:vAlign w:val="center"/>
           </w:tcPr>
           <w:p>
@@ -8395,12 +7615,6 @@
               <w:right w:val="single" w:sz="6" w:space="0" w:color="1F3864"/>
             </w:tcBorders>
             <w:shd w:val="clear" w:color="auto" w:fill="D9E2F3"/>
-            <w:tcMar>
-              <w:top w:w="50" w:type="dxa"/>
-              <w:left w:w="90" w:type="dxa"/>
-              <w:bottom w:w="50" w:type="dxa"/>
-              <w:right w:w="90" w:type="dxa"/>
-            </w:tcMar>
             <w:vAlign w:val="center"/>
           </w:tcPr>
           <w:p>
@@ -8433,12 +7647,6 @@
               <w:right w:val="single" w:sz="6" w:space="0" w:color="1F3864"/>
             </w:tcBorders>
             <w:shd w:val="clear" w:color="auto" w:fill="D9E2F3"/>
-            <w:tcMar>
-              <w:top w:w="50" w:type="dxa"/>
-              <w:left w:w="90" w:type="dxa"/>
-              <w:bottom w:w="50" w:type="dxa"/>
-              <w:right w:w="90" w:type="dxa"/>
-            </w:tcMar>
             <w:vAlign w:val="center"/>
           </w:tcPr>
           <w:p>
@@ -8471,12 +7679,6 @@
               <w:right w:val="single" w:sz="6" w:space="0" w:color="1F3864"/>
             </w:tcBorders>
             <w:shd w:val="clear" w:color="auto" w:fill="D9E2F3"/>
-            <w:tcMar>
-              <w:top w:w="50" w:type="dxa"/>
-              <w:left w:w="90" w:type="dxa"/>
-              <w:bottom w:w="50" w:type="dxa"/>
-              <w:right w:w="90" w:type="dxa"/>
-            </w:tcMar>
             <w:vAlign w:val="center"/>
           </w:tcPr>
           <w:p>
@@ -8521,12 +7723,6 @@
               <w:right w:val="single" w:sz="6" w:space="0" w:color="1F3864"/>
             </w:tcBorders>
             <w:shd w:val="clear" w:color="auto" w:fill="4472C4"/>
-            <w:tcMar>
-              <w:top w:w="50" w:type="dxa"/>
-              <w:left w:w="90" w:type="dxa"/>
-              <w:bottom w:w="50" w:type="dxa"/>
-              <w:right w:w="90" w:type="dxa"/>
-            </w:tcMar>
             <w:vAlign w:val="center"/>
           </w:tcPr>
           <w:p>
@@ -8569,12 +7765,6 @@
               <w:right w:val="single" w:sz="6" w:space="0" w:color="1F3864"/>
             </w:tcBorders>
             <w:shd w:val="clear" w:color="auto" w:fill="4472C4"/>
-            <w:tcMar>
-              <w:top w:w="50" w:type="dxa"/>
-              <w:left w:w="90" w:type="dxa"/>
-              <w:bottom w:w="50" w:type="dxa"/>
-              <w:right w:w="90" w:type="dxa"/>
-            </w:tcMar>
             <w:vAlign w:val="center"/>
           </w:tcPr>
           <w:p>
@@ -8614,12 +7804,6 @@
               <w:right w:val="single" w:sz="6" w:space="0" w:color="1F3864"/>
             </w:tcBorders>
             <w:shd w:val="clear" w:color="auto" w:fill="D9E2F3"/>
-            <w:tcMar>
-              <w:top w:w="50" w:type="dxa"/>
-              <w:left w:w="90" w:type="dxa"/>
-              <w:bottom w:w="50" w:type="dxa"/>
-              <w:right w:w="90" w:type="dxa"/>
-            </w:tcMar>
             <w:vAlign w:val="center"/>
           </w:tcPr>
           <w:p>
@@ -8678,12 +7862,6 @@
               <w:right w:val="single" w:sz="6" w:space="0" w:color="1F3864"/>
             </w:tcBorders>
             <w:shd w:val="clear" w:color="auto" w:fill="4472C4"/>
-            <w:tcMar>
-              <w:top w:w="50" w:type="dxa"/>
-              <w:left w:w="90" w:type="dxa"/>
-              <w:bottom w:w="50" w:type="dxa"/>
-              <w:right w:w="90" w:type="dxa"/>
-            </w:tcMar>
             <w:vAlign w:val="center"/>
           </w:tcPr>
           <w:p>
@@ -8725,12 +7903,6 @@
               <w:right w:val="single" w:sz="6" w:space="0" w:color="1F3864"/>
             </w:tcBorders>
             <w:shd w:val="clear" w:color="auto" w:fill="D9E2F3"/>
-            <w:tcMar>
-              <w:top w:w="50" w:type="dxa"/>
-              <w:left w:w="90" w:type="dxa"/>
-              <w:bottom w:w="50" w:type="dxa"/>
-              <w:right w:w="90" w:type="dxa"/>
-            </w:tcMar>
             <w:vAlign w:val="center"/>
           </w:tcPr>
           <w:p>
@@ -8835,12 +8007,6 @@
               <w:right w:val="single" w:sz="6" w:space="0" w:color="1F3864"/>
             </w:tcBorders>
             <w:shd w:val="clear" w:color="auto" w:fill="D9E2F3"/>
-            <w:tcMar>
-              <w:top w:w="50" w:type="dxa"/>
-              <w:left w:w="90" w:type="dxa"/>
-              <w:bottom w:w="50" w:type="dxa"/>
-              <w:right w:w="90" w:type="dxa"/>
-            </w:tcMar>
             <w:vAlign w:val="center"/>
           </w:tcPr>
           <w:p>
@@ -9412,12 +8578,6 @@
               <w:right w:val="single" w:sz="6" w:space="0" w:color="1F3864"/>
             </w:tcBorders>
             <w:shd w:val="clear" w:color="auto" w:fill="D9E2F3"/>
-            <w:tcMar>
-              <w:top w:w="50" w:type="dxa"/>
-              <w:left w:w="90" w:type="dxa"/>
-              <w:bottom w:w="50" w:type="dxa"/>
-              <w:right w:w="90" w:type="dxa"/>
-            </w:tcMar>
             <w:vAlign w:val="center"/>
           </w:tcPr>
           <w:p>
@@ -9509,6 +8669,55 @@
           </w:p>
         </w:tc>
       </w:tr>
+    </w:tbl>
+    <w:p>
+      <w:pPr>
+        <w:spacing w:before="0" w:after="0" w:line="240" w:lineRule="auto"/>
+        <w:rPr>
+          <w:sz w:val="18"/>
+          <w:szCs w:val="18"/>
+        </w:rPr>
+      </w:pPr>
+    </w:p>
+    <w:tbl>
+      <w:tblPr>
+        <w:tblW w:w="9405" w:type="dxa"/>
+        <w:jc w:val="center"/>
+        <w:tblBorders>
+          <w:top w:val="single" w:sz="6" w:space="0" w:color="1F3864"/>
+          <w:left w:val="single" w:sz="6" w:space="0" w:color="1F3864"/>
+          <w:bottom w:val="single" w:sz="6" w:space="0" w:color="1F3864"/>
+          <w:right w:val="single" w:sz="6" w:space="0" w:color="1F3864"/>
+          <w:insideH w:val="single" w:sz="6" w:space="0" w:color="1F3864"/>
+          <w:insideV w:val="single" w:sz="6" w:space="0" w:color="1F3864"/>
+        </w:tblBorders>
+        <w:tblLayout w:type="fixed"/>
+        <w:tblCellMar>
+          <w:top w:w="40" w:type="dxa"/>
+          <w:left w:w="90" w:type="dxa"/>
+          <w:bottom w:w="40" w:type="dxa"/>
+          <w:right w:w="90" w:type="dxa"/>
+        </w:tblCellMar>
+        <w:tblLook w:val="0000" w:firstRow="0" w:lastRow="0" w:firstColumn="0" w:lastColumn="0" w:noHBand="0" w:noVBand="0"/>
+      </w:tblPr>
+      <w:tblGrid>
+        <w:gridCol w:w="1175"/>
+        <w:gridCol w:w="391"/>
+        <w:gridCol w:w="391"/>
+        <w:gridCol w:w="391"/>
+        <w:gridCol w:w="783"/>
+        <w:gridCol w:w="391"/>
+        <w:gridCol w:w="391"/>
+        <w:gridCol w:w="783"/>
+        <w:gridCol w:w="783"/>
+        <w:gridCol w:w="391"/>
+        <w:gridCol w:w="391"/>
+        <w:gridCol w:w="391"/>
+        <w:gridCol w:w="391"/>
+        <w:gridCol w:w="391"/>
+        <w:gridCol w:w="391"/>
+        <w:gridCol w:w="1567"/>
+      </w:tblGrid>
       <w:tr>
         <w:tc>
           <w:tcPr>
@@ -9521,12 +8730,6 @@
               <w:right w:val="single" w:sz="6" w:space="0" w:color="1F3864"/>
             </w:tcBorders>
             <w:shd w:val="clear" w:color="auto" w:fill="4472C4"/>
-            <w:tcMar>
-              <w:top w:w="50" w:type="dxa"/>
-              <w:left w:w="90" w:type="dxa"/>
-              <w:bottom w:w="50" w:type="dxa"/>
-              <w:right w:w="90" w:type="dxa"/>
-            </w:tcMar>
             <w:vAlign w:val="center"/>
           </w:tcPr>
           <w:p>
@@ -9569,12 +8772,6 @@
               <w:right w:val="single" w:sz="6" w:space="0" w:color="1F3864"/>
             </w:tcBorders>
             <w:shd w:val="clear" w:color="auto" w:fill="4472C4"/>
-            <w:tcMar>
-              <w:top w:w="50" w:type="dxa"/>
-              <w:left w:w="90" w:type="dxa"/>
-              <w:bottom w:w="50" w:type="dxa"/>
-              <w:right w:w="90" w:type="dxa"/>
-            </w:tcMar>
             <w:vAlign w:val="center"/>
           </w:tcPr>
           <w:p>
@@ -9615,12 +8812,6 @@
               <w:right w:val="single" w:sz="6" w:space="0" w:color="1F3864"/>
             </w:tcBorders>
             <w:shd w:val="clear" w:color="auto" w:fill="4472C4"/>
-            <w:tcMar>
-              <w:top w:w="50" w:type="dxa"/>
-              <w:left w:w="90" w:type="dxa"/>
-              <w:bottom w:w="50" w:type="dxa"/>
-              <w:right w:w="90" w:type="dxa"/>
-            </w:tcMar>
             <w:vAlign w:val="center"/>
           </w:tcPr>
           <w:p>
@@ -9661,12 +8852,6 @@
               <w:right w:val="single" w:sz="6" w:space="0" w:color="1F3864"/>
             </w:tcBorders>
             <w:shd w:val="clear" w:color="auto" w:fill="4472C4"/>
-            <w:tcMar>
-              <w:top w:w="50" w:type="dxa"/>
-              <w:left w:w="90" w:type="dxa"/>
-              <w:bottom w:w="50" w:type="dxa"/>
-              <w:right w:w="90" w:type="dxa"/>
-            </w:tcMar>
             <w:vAlign w:val="center"/>
           </w:tcPr>
           <w:p>
@@ -9722,12 +8907,6 @@
               <w:right w:val="single" w:sz="6" w:space="0" w:color="1F3864"/>
             </w:tcBorders>
             <w:shd w:val="clear" w:color="auto" w:fill="4472C4"/>
-            <w:tcMar>
-              <w:top w:w="50" w:type="dxa"/>
-              <w:left w:w="90" w:type="dxa"/>
-              <w:bottom w:w="50" w:type="dxa"/>
-              <w:right w:w="90" w:type="dxa"/>
-            </w:tcMar>
             <w:vAlign w:val="center"/>
           </w:tcPr>
           <w:p>
@@ -9768,12 +8947,6 @@
               <w:right w:val="single" w:sz="6" w:space="0" w:color="1F3864"/>
             </w:tcBorders>
             <w:shd w:val="clear" w:color="auto" w:fill="4472C4"/>
-            <w:tcMar>
-              <w:top w:w="50" w:type="dxa"/>
-              <w:left w:w="90" w:type="dxa"/>
-              <w:bottom w:w="50" w:type="dxa"/>
-              <w:right w:w="90" w:type="dxa"/>
-            </w:tcMar>
             <w:vAlign w:val="center"/>
           </w:tcPr>
           <w:p>
@@ -9816,12 +8989,6 @@
               <w:right w:val="single" w:sz="6" w:space="0" w:color="1F3864"/>
             </w:tcBorders>
             <w:shd w:val="clear" w:color="auto" w:fill="D9E2F3"/>
-            <w:tcMar>
-              <w:top w:w="50" w:type="dxa"/>
-              <w:left w:w="90" w:type="dxa"/>
-              <w:bottom w:w="50" w:type="dxa"/>
-              <w:right w:w="90" w:type="dxa"/>
-            </w:tcMar>
             <w:vAlign w:val="center"/>
           </w:tcPr>
           <w:p>
@@ -9931,12 +9098,6 @@
               <w:right w:val="single" w:sz="6" w:space="0" w:color="1F3864"/>
             </w:tcBorders>
             <w:shd w:val="clear" w:color="auto" w:fill="D9E2F3"/>
-            <w:tcMar>
-              <w:top w:w="50" w:type="dxa"/>
-              <w:left w:w="90" w:type="dxa"/>
-              <w:bottom w:w="50" w:type="dxa"/>
-              <w:right w:w="90" w:type="dxa"/>
-            </w:tcMar>
             <w:vAlign w:val="center"/>
           </w:tcPr>
           <w:p>
@@ -10008,12 +9169,6 @@
               <w:right w:val="single" w:sz="6" w:space="0" w:color="1F3864"/>
             </w:tcBorders>
             <w:shd w:val="clear" w:color="auto" w:fill="D9E2F3"/>
-            <w:tcMar>
-              <w:top w:w="50" w:type="dxa"/>
-              <w:left w:w="90" w:type="dxa"/>
-              <w:bottom w:w="50" w:type="dxa"/>
-              <w:right w:w="90" w:type="dxa"/>
-            </w:tcMar>
             <w:vAlign w:val="center"/>
           </w:tcPr>
           <w:p>
@@ -10095,12 +9250,6 @@
               <w:right w:val="single" w:sz="6" w:space="0" w:color="1F3864"/>
             </w:tcBorders>
             <w:shd w:val="clear" w:color="auto" w:fill="D9E2F3"/>
-            <w:tcMar>
-              <w:top w:w="50" w:type="dxa"/>
-              <w:left w:w="90" w:type="dxa"/>
-              <w:bottom w:w="50" w:type="dxa"/>
-              <w:right w:w="90" w:type="dxa"/>
-            </w:tcMar>
             <w:vAlign w:val="center"/>
           </w:tcPr>
           <w:p>
@@ -10196,12 +9345,6 @@
               <w:right w:val="single" w:sz="6" w:space="0" w:color="1F3864"/>
             </w:tcBorders>
             <w:shd w:val="clear" w:color="auto" w:fill="D9E2F3"/>
-            <w:tcMar>
-              <w:top w:w="50" w:type="dxa"/>
-              <w:left w:w="90" w:type="dxa"/>
-              <w:bottom w:w="50" w:type="dxa"/>
-              <w:right w:w="90" w:type="dxa"/>
-            </w:tcMar>
             <w:vAlign w:val="center"/>
           </w:tcPr>
           <w:p>
@@ -10263,6 +9406,55 @@
           </w:p>
         </w:tc>
       </w:tr>
+    </w:tbl>
+    <w:p>
+      <w:pPr>
+        <w:spacing w:before="0" w:after="0" w:line="240" w:lineRule="auto"/>
+        <w:rPr>
+          <w:sz w:val="18"/>
+          <w:szCs w:val="18"/>
+        </w:rPr>
+      </w:pPr>
+    </w:p>
+    <w:tbl>
+      <w:tblPr>
+        <w:tblW w:w="9405" w:type="dxa"/>
+        <w:jc w:val="center"/>
+        <w:tblBorders>
+          <w:top w:val="single" w:sz="6" w:space="0" w:color="1F3864"/>
+          <w:left w:val="single" w:sz="6" w:space="0" w:color="1F3864"/>
+          <w:bottom w:val="single" w:sz="6" w:space="0" w:color="1F3864"/>
+          <w:right w:val="single" w:sz="6" w:space="0" w:color="1F3864"/>
+          <w:insideH w:val="single" w:sz="6" w:space="0" w:color="1F3864"/>
+          <w:insideV w:val="single" w:sz="6" w:space="0" w:color="1F3864"/>
+        </w:tblBorders>
+        <w:tblLayout w:type="fixed"/>
+        <w:tblCellMar>
+          <w:top w:w="40" w:type="dxa"/>
+          <w:left w:w="90" w:type="dxa"/>
+          <w:bottom w:w="40" w:type="dxa"/>
+          <w:right w:w="90" w:type="dxa"/>
+        </w:tblCellMar>
+        <w:tblLook w:val="0000" w:firstRow="0" w:lastRow="0" w:firstColumn="0" w:lastColumn="0" w:noHBand="0" w:noVBand="0"/>
+      </w:tblPr>
+      <w:tblGrid>
+        <w:gridCol w:w="1175"/>
+        <w:gridCol w:w="391"/>
+        <w:gridCol w:w="391"/>
+        <w:gridCol w:w="391"/>
+        <w:gridCol w:w="783"/>
+        <w:gridCol w:w="391"/>
+        <w:gridCol w:w="391"/>
+        <w:gridCol w:w="783"/>
+        <w:gridCol w:w="783"/>
+        <w:gridCol w:w="391"/>
+        <w:gridCol w:w="391"/>
+        <w:gridCol w:w="391"/>
+        <w:gridCol w:w="391"/>
+        <w:gridCol w:w="391"/>
+        <w:gridCol w:w="391"/>
+        <w:gridCol w:w="1567"/>
+      </w:tblGrid>
       <w:tr>
         <w:tc>
           <w:tcPr>
@@ -10275,12 +9467,6 @@
               <w:right w:val="single" w:sz="6" w:space="0" w:color="1F3864"/>
             </w:tcBorders>
             <w:shd w:val="clear" w:color="auto" w:fill="4472C4"/>
-            <w:tcMar>
-              <w:top w:w="50" w:type="dxa"/>
-              <w:left w:w="90" w:type="dxa"/>
-              <w:bottom w:w="50" w:type="dxa"/>
-              <w:right w:w="90" w:type="dxa"/>
-            </w:tcMar>
             <w:vAlign w:val="center"/>
           </w:tcPr>
           <w:p>
@@ -10320,12 +9506,6 @@
               <w:right w:val="single" w:sz="6" w:space="0" w:color="1F3864"/>
             </w:tcBorders>
             <w:shd w:val="clear" w:color="auto" w:fill="D9E2F3"/>
-            <w:tcMar>
-              <w:top w:w="50" w:type="dxa"/>
-              <w:left w:w="90" w:type="dxa"/>
-              <w:bottom w:w="50" w:type="dxa"/>
-              <w:right w:w="90" w:type="dxa"/>
-            </w:tcMar>
             <w:vAlign w:val="center"/>
           </w:tcPr>
           <w:p>
@@ -10532,12 +9712,6 @@
               <w:right w:val="single" w:sz="6" w:space="0" w:color="1F3864"/>
             </w:tcBorders>
             <w:shd w:val="clear" w:color="auto" w:fill="4472C4"/>
-            <w:tcMar>
-              <w:top w:w="50" w:type="dxa"/>
-              <w:left w:w="90" w:type="dxa"/>
-              <w:bottom w:w="50" w:type="dxa"/>
-              <w:right w:w="90" w:type="dxa"/>
-            </w:tcMar>
             <w:vAlign w:val="center"/>
           </w:tcPr>
           <w:p>
@@ -10577,12 +9751,6 @@
               <w:right w:val="single" w:sz="6" w:space="0" w:color="1F3864"/>
             </w:tcBorders>
             <w:shd w:val="clear" w:color="auto" w:fill="D9E2F3"/>
-            <w:tcMar>
-              <w:top w:w="50" w:type="dxa"/>
-              <w:left w:w="90" w:type="dxa"/>
-              <w:bottom w:w="50" w:type="dxa"/>
-              <w:right w:w="90" w:type="dxa"/>
-            </w:tcMar>
             <w:vAlign w:val="center"/>
           </w:tcPr>
           <w:p>
@@ -10752,12 +9920,6 @@
               <w:right w:val="single" w:sz="6" w:space="0" w:color="1F3864"/>
             </w:tcBorders>
             <w:shd w:val="clear" w:color="auto" w:fill="4472C4"/>
-            <w:tcMar>
-              <w:top w:w="50" w:type="dxa"/>
-              <w:left w:w="90" w:type="dxa"/>
-              <w:bottom w:w="50" w:type="dxa"/>
-              <w:right w:w="90" w:type="dxa"/>
-            </w:tcMar>
             <w:vAlign w:val="center"/>
           </w:tcPr>
           <w:p>
@@ -10797,12 +9959,6 @@
               <w:right w:val="single" w:sz="6" w:space="0" w:color="1F3864"/>
             </w:tcBorders>
             <w:shd w:val="clear" w:color="auto" w:fill="D9E2F3"/>
-            <w:tcMar>
-              <w:top w:w="50" w:type="dxa"/>
-              <w:left w:w="90" w:type="dxa"/>
-              <w:bottom w:w="50" w:type="dxa"/>
-              <w:right w:w="90" w:type="dxa"/>
-            </w:tcMar>
             <w:vAlign w:val="center"/>
           </w:tcPr>
           <w:p>
@@ -10940,12 +10096,6 @@
               <w:right w:val="single" w:sz="6" w:space="0" w:color="1F3864"/>
             </w:tcBorders>
             <w:shd w:val="clear" w:color="auto" w:fill="4472C4"/>
-            <w:tcMar>
-              <w:top w:w="50" w:type="dxa"/>
-              <w:left w:w="90" w:type="dxa"/>
-              <w:bottom w:w="50" w:type="dxa"/>
-              <w:right w:w="90" w:type="dxa"/>
-            </w:tcMar>
             <w:vAlign w:val="center"/>
           </w:tcPr>
           <w:p>
@@ -10985,12 +10135,6 @@
               <w:right w:val="single" w:sz="6" w:space="0" w:color="1F3864"/>
             </w:tcBorders>
             <w:shd w:val="clear" w:color="auto" w:fill="D9E2F3"/>
-            <w:tcMar>
-              <w:top w:w="50" w:type="dxa"/>
-              <w:left w:w="90" w:type="dxa"/>
-              <w:bottom w:w="50" w:type="dxa"/>
-              <w:right w:w="90" w:type="dxa"/>
-            </w:tcMar>
             <w:vAlign w:val="center"/>
           </w:tcPr>
           <w:p>
@@ -11133,12 +10277,6 @@
               <w:right w:val="single" w:sz="6" w:space="0" w:color="1F3864"/>
             </w:tcBorders>
             <w:shd w:val="clear" w:color="auto" w:fill="4472C4"/>
-            <w:tcMar>
-              <w:top w:w="50" w:type="dxa"/>
-              <w:left w:w="90" w:type="dxa"/>
-              <w:bottom w:w="50" w:type="dxa"/>
-              <w:right w:w="90" w:type="dxa"/>
-            </w:tcMar>
             <w:vAlign w:val="center"/>
           </w:tcPr>
           <w:p>
@@ -11178,12 +10316,6 @@
               <w:right w:val="single" w:sz="6" w:space="0" w:color="1F3864"/>
             </w:tcBorders>
             <w:shd w:val="clear" w:color="auto" w:fill="D9E2F3"/>
-            <w:tcMar>
-              <w:top w:w="50" w:type="dxa"/>
-              <w:left w:w="90" w:type="dxa"/>
-              <w:bottom w:w="50" w:type="dxa"/>
-              <w:right w:w="90" w:type="dxa"/>
-            </w:tcMar>
             <w:vAlign w:val="center"/>
           </w:tcPr>
           <w:p>
@@ -11276,12 +10408,6 @@
               <w:right w:val="single" w:sz="6" w:space="0" w:color="1F3864"/>
             </w:tcBorders>
             <w:shd w:val="clear" w:color="auto" w:fill="4472C4"/>
-            <w:tcMar>
-              <w:top w:w="50" w:type="dxa"/>
-              <w:left w:w="90" w:type="dxa"/>
-              <w:bottom w:w="50" w:type="dxa"/>
-              <w:right w:w="90" w:type="dxa"/>
-            </w:tcMar>
             <w:vAlign w:val="center"/>
           </w:tcPr>
           <w:p>
@@ -11325,12 +10451,6 @@
               <w:right w:val="single" w:sz="6" w:space="0" w:color="1F3864"/>
             </w:tcBorders>
             <w:shd w:val="clear" w:color="auto" w:fill="D9E2F3"/>
-            <w:tcMar>
-              <w:top w:w="50" w:type="dxa"/>
-              <w:left w:w="90" w:type="dxa"/>
-              <w:bottom w:w="50" w:type="dxa"/>
-              <w:right w:w="90" w:type="dxa"/>
-            </w:tcMar>
             <w:vAlign w:val="center"/>
           </w:tcPr>
           <w:p>
@@ -11363,12 +10483,6 @@
               <w:right w:val="single" w:sz="6" w:space="0" w:color="1F3864"/>
             </w:tcBorders>
             <w:shd w:val="clear" w:color="auto" w:fill="4472C4"/>
-            <w:tcMar>
-              <w:top w:w="50" w:type="dxa"/>
-              <w:left w:w="90" w:type="dxa"/>
-              <w:bottom w:w="50" w:type="dxa"/>
-              <w:right w:w="90" w:type="dxa"/>
-            </w:tcMar>
             <w:vAlign w:val="center"/>
           </w:tcPr>
           <w:p>
@@ -11408,12 +10522,6 @@
               <w:right w:val="single" w:sz="6" w:space="0" w:color="1F3864"/>
             </w:tcBorders>
             <w:shd w:val="clear" w:color="auto" w:fill="4472C4"/>
-            <w:tcMar>
-              <w:top w:w="50" w:type="dxa"/>
-              <w:left w:w="90" w:type="dxa"/>
-              <w:bottom w:w="50" w:type="dxa"/>
-              <w:right w:w="90" w:type="dxa"/>
-            </w:tcMar>
             <w:vAlign w:val="center"/>
           </w:tcPr>
           <w:p>
@@ -11453,12 +10561,6 @@
               <w:right w:val="single" w:sz="6" w:space="0" w:color="1F3864"/>
             </w:tcBorders>
             <w:shd w:val="clear" w:color="auto" w:fill="4472C4"/>
-            <w:tcMar>
-              <w:top w:w="50" w:type="dxa"/>
-              <w:left w:w="90" w:type="dxa"/>
-              <w:bottom w:w="50" w:type="dxa"/>
-              <w:right w:w="90" w:type="dxa"/>
-            </w:tcMar>
             <w:vAlign w:val="center"/>
           </w:tcPr>
           <w:p>
@@ -11498,12 +10600,6 @@
               <w:right w:val="single" w:sz="6" w:space="0" w:color="1F3864"/>
             </w:tcBorders>
             <w:shd w:val="clear" w:color="auto" w:fill="4472C4"/>
-            <w:tcMar>
-              <w:top w:w="50" w:type="dxa"/>
-              <w:left w:w="90" w:type="dxa"/>
-              <w:bottom w:w="50" w:type="dxa"/>
-              <w:right w:w="90" w:type="dxa"/>
-            </w:tcMar>
             <w:vAlign w:val="center"/>
           </w:tcPr>
           <w:p>
@@ -11547,12 +10643,6 @@
               <w:right w:val="single" w:sz="6" w:space="0" w:color="1F3864"/>
             </w:tcBorders>
             <w:shd w:val="clear" w:color="auto" w:fill="D9E2F3"/>
-            <w:tcMar>
-              <w:top w:w="50" w:type="dxa"/>
-              <w:left w:w="90" w:type="dxa"/>
-              <w:bottom w:w="50" w:type="dxa"/>
-              <w:right w:w="90" w:type="dxa"/>
-            </w:tcMar>
             <w:vAlign w:val="center"/>
           </w:tcPr>
           <w:p>
@@ -11585,12 +10675,6 @@
               <w:right w:val="single" w:sz="6" w:space="0" w:color="1F3864"/>
             </w:tcBorders>
             <w:shd w:val="clear" w:color="auto" w:fill="D9E2F3"/>
-            <w:tcMar>
-              <w:top w:w="50" w:type="dxa"/>
-              <w:left w:w="90" w:type="dxa"/>
-              <w:bottom w:w="50" w:type="dxa"/>
-              <w:right w:w="90" w:type="dxa"/>
-            </w:tcMar>
             <w:vAlign w:val="center"/>
           </w:tcPr>
           <w:p>
@@ -11623,12 +10707,6 @@
               <w:right w:val="single" w:sz="6" w:space="0" w:color="1F3864"/>
             </w:tcBorders>
             <w:shd w:val="clear" w:color="auto" w:fill="D9E2F3"/>
-            <w:tcMar>
-              <w:top w:w="50" w:type="dxa"/>
-              <w:left w:w="90" w:type="dxa"/>
-              <w:bottom w:w="50" w:type="dxa"/>
-              <w:right w:w="90" w:type="dxa"/>
-            </w:tcMar>
             <w:vAlign w:val="center"/>
           </w:tcPr>
           <w:p>
@@ -11685,12 +10763,6 @@
               <w:right w:val="single" w:sz="6" w:space="0" w:color="1F3864"/>
             </w:tcBorders>
             <w:shd w:val="clear" w:color="auto" w:fill="D9E2F3"/>
-            <w:tcMar>
-              <w:top w:w="50" w:type="dxa"/>
-              <w:left w:w="90" w:type="dxa"/>
-              <w:bottom w:w="50" w:type="dxa"/>
-              <w:right w:w="90" w:type="dxa"/>
-            </w:tcMar>
             <w:vAlign w:val="center"/>
           </w:tcPr>
           <w:p>
@@ -11723,12 +10795,6 @@
               <w:right w:val="single" w:sz="6" w:space="0" w:color="1F3864"/>
             </w:tcBorders>
             <w:shd w:val="clear" w:color="auto" w:fill="D9E2F3"/>
-            <w:tcMar>
-              <w:top w:w="50" w:type="dxa"/>
-              <w:left w:w="90" w:type="dxa"/>
-              <w:bottom w:w="50" w:type="dxa"/>
-              <w:right w:w="90" w:type="dxa"/>
-            </w:tcMar>
             <w:vAlign w:val="center"/>
           </w:tcPr>
           <w:p>
@@ -11773,12 +10839,6 @@
               <w:right w:val="single" w:sz="6" w:space="0" w:color="1F3864"/>
             </w:tcBorders>
             <w:shd w:val="clear" w:color="auto" w:fill="D9E2F3"/>
-            <w:tcMar>
-              <w:top w:w="50" w:type="dxa"/>
-              <w:left w:w="90" w:type="dxa"/>
-              <w:bottom w:w="50" w:type="dxa"/>
-              <w:right w:w="90" w:type="dxa"/>
-            </w:tcMar>
             <w:vAlign w:val="center"/>
           </w:tcPr>
           <w:p>
@@ -11811,12 +10871,6 @@
               <w:right w:val="single" w:sz="6" w:space="0" w:color="1F3864"/>
             </w:tcBorders>
             <w:shd w:val="clear" w:color="auto" w:fill="D9E2F3"/>
-            <w:tcMar>
-              <w:top w:w="50" w:type="dxa"/>
-              <w:left w:w="90" w:type="dxa"/>
-              <w:bottom w:w="50" w:type="dxa"/>
-              <w:right w:w="90" w:type="dxa"/>
-            </w:tcMar>
             <w:vAlign w:val="center"/>
           </w:tcPr>
           <w:p>
@@ -11849,12 +10903,6 @@
               <w:right w:val="single" w:sz="6" w:space="0" w:color="1F3864"/>
             </w:tcBorders>
             <w:shd w:val="clear" w:color="auto" w:fill="D9E2F3"/>
-            <w:tcMar>
-              <w:top w:w="50" w:type="dxa"/>
-              <w:left w:w="90" w:type="dxa"/>
-              <w:bottom w:w="50" w:type="dxa"/>
-              <w:right w:w="90" w:type="dxa"/>
-            </w:tcMar>
             <w:vAlign w:val="center"/>
           </w:tcPr>
           <w:p>
@@ -11887,12 +10935,6 @@
               <w:right w:val="single" w:sz="6" w:space="0" w:color="1F3864"/>
             </w:tcBorders>
             <w:shd w:val="clear" w:color="auto" w:fill="D9E2F3"/>
-            <w:tcMar>
-              <w:top w:w="50" w:type="dxa"/>
-              <w:left w:w="90" w:type="dxa"/>
-              <w:bottom w:w="50" w:type="dxa"/>
-              <w:right w:w="90" w:type="dxa"/>
-            </w:tcMar>
             <w:vAlign w:val="center"/>
           </w:tcPr>
           <w:p>
@@ -11925,12 +10967,6 @@
               <w:right w:val="single" w:sz="6" w:space="0" w:color="1F3864"/>
             </w:tcBorders>
             <w:shd w:val="clear" w:color="auto" w:fill="D9E2F3"/>
-            <w:tcMar>
-              <w:top w:w="50" w:type="dxa"/>
-              <w:left w:w="90" w:type="dxa"/>
-              <w:bottom w:w="50" w:type="dxa"/>
-              <w:right w:w="90" w:type="dxa"/>
-            </w:tcMar>
             <w:vAlign w:val="center"/>
           </w:tcPr>
           <w:p>
@@ -11967,12 +11003,6 @@
               <w:right w:val="single" w:sz="6" w:space="0" w:color="1F3864"/>
             </w:tcBorders>
             <w:shd w:val="clear" w:color="auto" w:fill="D9E2F3"/>
-            <w:tcMar>
-              <w:top w:w="50" w:type="dxa"/>
-              <w:left w:w="90" w:type="dxa"/>
-              <w:bottom w:w="50" w:type="dxa"/>
-              <w:right w:w="90" w:type="dxa"/>
-            </w:tcMar>
             <w:vAlign w:val="center"/>
           </w:tcPr>
           <w:p>
@@ -12005,12 +11035,6 @@
               <w:right w:val="single" w:sz="6" w:space="0" w:color="1F3864"/>
             </w:tcBorders>
             <w:shd w:val="clear" w:color="auto" w:fill="D9E2F3"/>
-            <w:tcMar>
-              <w:top w:w="50" w:type="dxa"/>
-              <w:left w:w="90" w:type="dxa"/>
-              <w:bottom w:w="50" w:type="dxa"/>
-              <w:right w:w="90" w:type="dxa"/>
-            </w:tcMar>
             <w:vAlign w:val="center"/>
           </w:tcPr>
           <w:p>
@@ -12043,12 +11067,6 @@
               <w:right w:val="single" w:sz="6" w:space="0" w:color="1F3864"/>
             </w:tcBorders>
             <w:shd w:val="clear" w:color="auto" w:fill="D9E2F3"/>
-            <w:tcMar>
-              <w:top w:w="50" w:type="dxa"/>
-              <w:left w:w="90" w:type="dxa"/>
-              <w:bottom w:w="50" w:type="dxa"/>
-              <w:right w:w="90" w:type="dxa"/>
-            </w:tcMar>
             <w:vAlign w:val="center"/>
           </w:tcPr>
           <w:p>
@@ -12081,12 +11099,6 @@
               <w:right w:val="single" w:sz="6" w:space="0" w:color="1F3864"/>
             </w:tcBorders>
             <w:shd w:val="clear" w:color="auto" w:fill="D9E2F3"/>
-            <w:tcMar>
-              <w:top w:w="50" w:type="dxa"/>
-              <w:left w:w="90" w:type="dxa"/>
-              <w:bottom w:w="50" w:type="dxa"/>
-              <w:right w:w="90" w:type="dxa"/>
-            </w:tcMar>
             <w:vAlign w:val="center"/>
           </w:tcPr>
           <w:p>
@@ -12119,12 +11131,6 @@
               <w:right w:val="single" w:sz="6" w:space="0" w:color="1F3864"/>
             </w:tcBorders>
             <w:shd w:val="clear" w:color="auto" w:fill="D9E2F3"/>
-            <w:tcMar>
-              <w:top w:w="50" w:type="dxa"/>
-              <w:left w:w="90" w:type="dxa"/>
-              <w:bottom w:w="50" w:type="dxa"/>
-              <w:right w:w="90" w:type="dxa"/>
-            </w:tcMar>
             <w:vAlign w:val="center"/>
           </w:tcPr>
           <w:p>
@@ -12161,12 +11167,6 @@
               <w:right w:val="single" w:sz="6" w:space="0" w:color="1F3864"/>
             </w:tcBorders>
             <w:shd w:val="clear" w:color="auto" w:fill="D9E2F3"/>
-            <w:tcMar>
-              <w:top w:w="50" w:type="dxa"/>
-              <w:left w:w="90" w:type="dxa"/>
-              <w:bottom w:w="50" w:type="dxa"/>
-              <w:right w:w="90" w:type="dxa"/>
-            </w:tcMar>
             <w:vAlign w:val="center"/>
           </w:tcPr>
           <w:p>
@@ -12199,12 +11199,6 @@
               <w:right w:val="single" w:sz="6" w:space="0" w:color="1F3864"/>
             </w:tcBorders>
             <w:shd w:val="clear" w:color="auto" w:fill="D9E2F3"/>
-            <w:tcMar>
-              <w:top w:w="50" w:type="dxa"/>
-              <w:left w:w="90" w:type="dxa"/>
-              <w:bottom w:w="50" w:type="dxa"/>
-              <w:right w:w="90" w:type="dxa"/>
-            </w:tcMar>
             <w:vAlign w:val="center"/>
           </w:tcPr>
           <w:p>
@@ -12249,12 +11243,6 @@
               <w:right w:val="single" w:sz="6" w:space="0" w:color="1F3864"/>
             </w:tcBorders>
             <w:shd w:val="clear" w:color="auto" w:fill="4472C4"/>
-            <w:tcMar>
-              <w:top w:w="50" w:type="dxa"/>
-              <w:left w:w="90" w:type="dxa"/>
-              <w:bottom w:w="50" w:type="dxa"/>
-              <w:right w:w="90" w:type="dxa"/>
-            </w:tcMar>
             <w:vAlign w:val="center"/>
           </w:tcPr>
           <w:p>
@@ -12298,12 +11286,6 @@
               <w:right w:val="single" w:sz="6" w:space="0" w:color="1F3864"/>
             </w:tcBorders>
             <w:shd w:val="clear" w:color="auto" w:fill="D9E2F3"/>
-            <w:tcMar>
-              <w:top w:w="50" w:type="dxa"/>
-              <w:left w:w="90" w:type="dxa"/>
-              <w:bottom w:w="50" w:type="dxa"/>
-              <w:right w:w="90" w:type="dxa"/>
-            </w:tcMar>
             <w:vAlign w:val="center"/>
           </w:tcPr>
           <w:p>
@@ -12336,12 +11318,6 @@
               <w:right w:val="single" w:sz="6" w:space="0" w:color="1F3864"/>
             </w:tcBorders>
             <w:shd w:val="clear" w:color="auto" w:fill="4472C4"/>
-            <w:tcMar>
-              <w:top w:w="50" w:type="dxa"/>
-              <w:left w:w="90" w:type="dxa"/>
-              <w:bottom w:w="50" w:type="dxa"/>
-              <w:right w:w="90" w:type="dxa"/>
-            </w:tcMar>
             <w:vAlign w:val="center"/>
           </w:tcPr>
           <w:p>
@@ -12381,12 +11357,6 @@
               <w:right w:val="single" w:sz="6" w:space="0" w:color="1F3864"/>
             </w:tcBorders>
             <w:shd w:val="clear" w:color="auto" w:fill="4472C4"/>
-            <w:tcMar>
-              <w:top w:w="50" w:type="dxa"/>
-              <w:left w:w="90" w:type="dxa"/>
-              <w:bottom w:w="50" w:type="dxa"/>
-              <w:right w:w="90" w:type="dxa"/>
-            </w:tcMar>
             <w:vAlign w:val="center"/>
           </w:tcPr>
           <w:p>
@@ -12426,12 +11396,6 @@
               <w:right w:val="single" w:sz="6" w:space="0" w:color="1F3864"/>
             </w:tcBorders>
             <w:shd w:val="clear" w:color="auto" w:fill="4472C4"/>
-            <w:tcMar>
-              <w:top w:w="50" w:type="dxa"/>
-              <w:left w:w="90" w:type="dxa"/>
-              <w:bottom w:w="50" w:type="dxa"/>
-              <w:right w:w="90" w:type="dxa"/>
-            </w:tcMar>
             <w:vAlign w:val="center"/>
           </w:tcPr>
           <w:p>
@@ -12471,12 +11435,6 @@
               <w:right w:val="single" w:sz="6" w:space="0" w:color="1F3864"/>
             </w:tcBorders>
             <w:shd w:val="clear" w:color="auto" w:fill="4472C4"/>
-            <w:tcMar>
-              <w:top w:w="50" w:type="dxa"/>
-              <w:left w:w="90" w:type="dxa"/>
-              <w:bottom w:w="50" w:type="dxa"/>
-              <w:right w:w="90" w:type="dxa"/>
-            </w:tcMar>
             <w:vAlign w:val="center"/>
           </w:tcPr>
           <w:p>
@@ -12520,12 +11478,6 @@
               <w:right w:val="single" w:sz="6" w:space="0" w:color="1F3864"/>
             </w:tcBorders>
             <w:shd w:val="clear" w:color="auto" w:fill="D9E2F3"/>
-            <w:tcMar>
-              <w:top w:w="50" w:type="dxa"/>
-              <w:left w:w="90" w:type="dxa"/>
-              <w:bottom w:w="50" w:type="dxa"/>
-              <w:right w:w="90" w:type="dxa"/>
-            </w:tcMar>
             <w:vAlign w:val="center"/>
           </w:tcPr>
           <w:p>
@@ -12558,12 +11510,6 @@
               <w:right w:val="single" w:sz="6" w:space="0" w:color="1F3864"/>
             </w:tcBorders>
             <w:shd w:val="clear" w:color="auto" w:fill="D9E2F3"/>
-            <w:tcMar>
-              <w:top w:w="50" w:type="dxa"/>
-              <w:left w:w="90" w:type="dxa"/>
-              <w:bottom w:w="50" w:type="dxa"/>
-              <w:right w:w="90" w:type="dxa"/>
-            </w:tcMar>
             <w:vAlign w:val="center"/>
           </w:tcPr>
           <w:p>
@@ -12596,12 +11542,6 @@
               <w:right w:val="single" w:sz="6" w:space="0" w:color="1F3864"/>
             </w:tcBorders>
             <w:shd w:val="clear" w:color="auto" w:fill="D9E2F3"/>
-            <w:tcMar>
-              <w:top w:w="50" w:type="dxa"/>
-              <w:left w:w="90" w:type="dxa"/>
-              <w:bottom w:w="50" w:type="dxa"/>
-              <w:right w:w="90" w:type="dxa"/>
-            </w:tcMar>
             <w:vAlign w:val="center"/>
           </w:tcPr>
           <w:p>
@@ -12634,12 +11574,6 @@
               <w:right w:val="single" w:sz="6" w:space="0" w:color="1F3864"/>
             </w:tcBorders>
             <w:shd w:val="clear" w:color="auto" w:fill="D9E2F3"/>
-            <w:tcMar>
-              <w:top w:w="50" w:type="dxa"/>
-              <w:left w:w="90" w:type="dxa"/>
-              <w:bottom w:w="50" w:type="dxa"/>
-              <w:right w:w="90" w:type="dxa"/>
-            </w:tcMar>
             <w:vAlign w:val="center"/>
           </w:tcPr>
           <w:p>
@@ -12672,12 +11606,6 @@
               <w:right w:val="single" w:sz="6" w:space="0" w:color="1F3864"/>
             </w:tcBorders>
             <w:shd w:val="clear" w:color="auto" w:fill="D9E2F3"/>
-            <w:tcMar>
-              <w:top w:w="50" w:type="dxa"/>
-              <w:left w:w="90" w:type="dxa"/>
-              <w:bottom w:w="50" w:type="dxa"/>
-              <w:right w:w="90" w:type="dxa"/>
-            </w:tcMar>
             <w:vAlign w:val="center"/>
           </w:tcPr>
           <w:p>
@@ -12722,12 +11650,6 @@
               <w:right w:val="single" w:sz="6" w:space="0" w:color="1F3864"/>
             </w:tcBorders>
             <w:shd w:val="clear" w:color="auto" w:fill="D9E2F3"/>
-            <w:tcMar>
-              <w:top w:w="50" w:type="dxa"/>
-              <w:left w:w="90" w:type="dxa"/>
-              <w:bottom w:w="50" w:type="dxa"/>
-              <w:right w:w="90" w:type="dxa"/>
-            </w:tcMar>
             <w:vAlign w:val="center"/>
           </w:tcPr>
           <w:p>
@@ -12760,12 +11682,6 @@
               <w:right w:val="single" w:sz="6" w:space="0" w:color="1F3864"/>
             </w:tcBorders>
             <w:shd w:val="clear" w:color="auto" w:fill="D9E2F3"/>
-            <w:tcMar>
-              <w:top w:w="50" w:type="dxa"/>
-              <w:left w:w="90" w:type="dxa"/>
-              <w:bottom w:w="50" w:type="dxa"/>
-              <w:right w:w="90" w:type="dxa"/>
-            </w:tcMar>
             <w:vAlign w:val="center"/>
           </w:tcPr>
           <w:p>
@@ -12798,12 +11714,6 @@
               <w:right w:val="single" w:sz="6" w:space="0" w:color="1F3864"/>
             </w:tcBorders>
             <w:shd w:val="clear" w:color="auto" w:fill="D9E2F3"/>
-            <w:tcMar>
-              <w:top w:w="50" w:type="dxa"/>
-              <w:left w:w="90" w:type="dxa"/>
-              <w:bottom w:w="50" w:type="dxa"/>
-              <w:right w:w="90" w:type="dxa"/>
-            </w:tcMar>
             <w:vAlign w:val="center"/>
           </w:tcPr>
           <w:p>
@@ -12836,12 +11746,6 @@
               <w:right w:val="single" w:sz="6" w:space="0" w:color="1F3864"/>
             </w:tcBorders>
             <w:shd w:val="clear" w:color="auto" w:fill="D9E2F3"/>
-            <w:tcMar>
-              <w:top w:w="50" w:type="dxa"/>
-              <w:left w:w="90" w:type="dxa"/>
-              <w:bottom w:w="50" w:type="dxa"/>
-              <w:right w:w="90" w:type="dxa"/>
-            </w:tcMar>
             <w:vAlign w:val="center"/>
           </w:tcPr>
           <w:p>
@@ -12874,12 +11778,6 @@
               <w:right w:val="single" w:sz="6" w:space="0" w:color="1F3864"/>
             </w:tcBorders>
             <w:shd w:val="clear" w:color="auto" w:fill="D9E2F3"/>
-            <w:tcMar>
-              <w:top w:w="50" w:type="dxa"/>
-              <w:left w:w="90" w:type="dxa"/>
-              <w:bottom w:w="50" w:type="dxa"/>
-              <w:right w:w="90" w:type="dxa"/>
-            </w:tcMar>
             <w:vAlign w:val="center"/>
           </w:tcPr>
           <w:p>
@@ -12916,12 +11814,6 @@
               <w:right w:val="single" w:sz="6" w:space="0" w:color="1F3864"/>
             </w:tcBorders>
             <w:shd w:val="clear" w:color="auto" w:fill="D9E2F3"/>
-            <w:tcMar>
-              <w:top w:w="50" w:type="dxa"/>
-              <w:left w:w="90" w:type="dxa"/>
-              <w:bottom w:w="50" w:type="dxa"/>
-              <w:right w:w="90" w:type="dxa"/>
-            </w:tcMar>
             <w:vAlign w:val="center"/>
           </w:tcPr>
           <w:p>
@@ -12954,12 +11846,6 @@
               <w:right w:val="single" w:sz="6" w:space="0" w:color="1F3864"/>
             </w:tcBorders>
             <w:shd w:val="clear" w:color="auto" w:fill="D9E2F3"/>
-            <w:tcMar>
-              <w:top w:w="50" w:type="dxa"/>
-              <w:left w:w="90" w:type="dxa"/>
-              <w:bottom w:w="50" w:type="dxa"/>
-              <w:right w:w="90" w:type="dxa"/>
-            </w:tcMar>
             <w:vAlign w:val="center"/>
           </w:tcPr>
           <w:p>
@@ -13004,12 +11890,6 @@
               <w:right w:val="single" w:sz="6" w:space="0" w:color="1F3864"/>
             </w:tcBorders>
             <w:shd w:val="clear" w:color="auto" w:fill="4472C4"/>
-            <w:tcMar>
-              <w:top w:w="50" w:type="dxa"/>
-              <w:left w:w="90" w:type="dxa"/>
-              <w:bottom w:w="50" w:type="dxa"/>
-              <w:right w:w="90" w:type="dxa"/>
-            </w:tcMar>
             <w:vAlign w:val="center"/>
           </w:tcPr>
           <w:p>
@@ -13053,12 +11933,6 @@
               <w:right w:val="single" w:sz="6" w:space="0" w:color="1F3864"/>
             </w:tcBorders>
             <w:shd w:val="clear" w:color="auto" w:fill="D9E2F3"/>
-            <w:tcMar>
-              <w:top w:w="50" w:type="dxa"/>
-              <w:left w:w="90" w:type="dxa"/>
-              <w:bottom w:w="50" w:type="dxa"/>
-              <w:right w:w="90" w:type="dxa"/>
-            </w:tcMar>
             <w:vAlign w:val="center"/>
           </w:tcPr>
           <w:p>
@@ -13091,12 +11965,6 @@
               <w:right w:val="single" w:sz="6" w:space="0" w:color="1F3864"/>
             </w:tcBorders>
             <w:shd w:val="clear" w:color="auto" w:fill="4472C4"/>
-            <w:tcMar>
-              <w:top w:w="50" w:type="dxa"/>
-              <w:left w:w="90" w:type="dxa"/>
-              <w:bottom w:w="50" w:type="dxa"/>
-              <w:right w:w="90" w:type="dxa"/>
-            </w:tcMar>
             <w:vAlign w:val="center"/>
           </w:tcPr>
           <w:p>
@@ -13136,12 +12004,6 @@
               <w:right w:val="single" w:sz="6" w:space="0" w:color="1F3864"/>
             </w:tcBorders>
             <w:shd w:val="clear" w:color="auto" w:fill="4472C4"/>
-            <w:tcMar>
-              <w:top w:w="50" w:type="dxa"/>
-              <w:left w:w="90" w:type="dxa"/>
-              <w:bottom w:w="50" w:type="dxa"/>
-              <w:right w:w="90" w:type="dxa"/>
-            </w:tcMar>
             <w:vAlign w:val="center"/>
           </w:tcPr>
           <w:p>
@@ -13181,12 +12043,6 @@
               <w:right w:val="single" w:sz="6" w:space="0" w:color="1F3864"/>
             </w:tcBorders>
             <w:shd w:val="clear" w:color="auto" w:fill="4472C4"/>
-            <w:tcMar>
-              <w:top w:w="50" w:type="dxa"/>
-              <w:left w:w="90" w:type="dxa"/>
-              <w:bottom w:w="50" w:type="dxa"/>
-              <w:right w:w="90" w:type="dxa"/>
-            </w:tcMar>
             <w:vAlign w:val="center"/>
           </w:tcPr>
           <w:p>
@@ -13226,12 +12082,6 @@
               <w:right w:val="single" w:sz="6" w:space="0" w:color="1F3864"/>
             </w:tcBorders>
             <w:shd w:val="clear" w:color="auto" w:fill="4472C4"/>
-            <w:tcMar>
-              <w:top w:w="50" w:type="dxa"/>
-              <w:left w:w="90" w:type="dxa"/>
-              <w:bottom w:w="50" w:type="dxa"/>
-              <w:right w:w="90" w:type="dxa"/>
-            </w:tcMar>
             <w:vAlign w:val="center"/>
           </w:tcPr>
           <w:p>
@@ -13275,12 +12125,6 @@
               <w:right w:val="single" w:sz="6" w:space="0" w:color="1F3864"/>
             </w:tcBorders>
             <w:shd w:val="clear" w:color="auto" w:fill="D9E2F3"/>
-            <w:tcMar>
-              <w:top w:w="50" w:type="dxa"/>
-              <w:left w:w="90" w:type="dxa"/>
-              <w:bottom w:w="50" w:type="dxa"/>
-              <w:right w:w="90" w:type="dxa"/>
-            </w:tcMar>
             <w:vAlign w:val="center"/>
           </w:tcPr>
           <w:p>
@@ -13313,12 +12157,6 @@
               <w:right w:val="single" w:sz="6" w:space="0" w:color="1F3864"/>
             </w:tcBorders>
             <w:shd w:val="clear" w:color="auto" w:fill="D9E2F3"/>
-            <w:tcMar>
-              <w:top w:w="50" w:type="dxa"/>
-              <w:left w:w="90" w:type="dxa"/>
-              <w:bottom w:w="50" w:type="dxa"/>
-              <w:right w:w="90" w:type="dxa"/>
-            </w:tcMar>
             <w:vAlign w:val="center"/>
           </w:tcPr>
           <w:p>
@@ -13351,12 +12189,6 @@
               <w:right w:val="single" w:sz="6" w:space="0" w:color="1F3864"/>
             </w:tcBorders>
             <w:shd w:val="clear" w:color="auto" w:fill="D9E2F3"/>
-            <w:tcMar>
-              <w:top w:w="50" w:type="dxa"/>
-              <w:left w:w="90" w:type="dxa"/>
-              <w:bottom w:w="50" w:type="dxa"/>
-              <w:right w:w="90" w:type="dxa"/>
-            </w:tcMar>
             <w:vAlign w:val="center"/>
           </w:tcPr>
           <w:p>
@@ -13389,12 +12221,6 @@
               <w:right w:val="single" w:sz="6" w:space="0" w:color="1F3864"/>
             </w:tcBorders>
             <w:shd w:val="clear" w:color="auto" w:fill="D9E2F3"/>
-            <w:tcMar>
-              <w:top w:w="50" w:type="dxa"/>
-              <w:left w:w="90" w:type="dxa"/>
-              <w:bottom w:w="50" w:type="dxa"/>
-              <w:right w:w="90" w:type="dxa"/>
-            </w:tcMar>
             <w:vAlign w:val="center"/>
           </w:tcPr>
           <w:p>
@@ -13427,12 +12253,6 @@
               <w:right w:val="single" w:sz="6" w:space="0" w:color="1F3864"/>
             </w:tcBorders>
             <w:shd w:val="clear" w:color="auto" w:fill="D9E2F3"/>
-            <w:tcMar>
-              <w:top w:w="50" w:type="dxa"/>
-              <w:left w:w="90" w:type="dxa"/>
-              <w:bottom w:w="50" w:type="dxa"/>
-              <w:right w:w="90" w:type="dxa"/>
-            </w:tcMar>
             <w:vAlign w:val="center"/>
           </w:tcPr>
           <w:p>
@@ -13469,12 +12289,6 @@
               <w:right w:val="single" w:sz="6" w:space="0" w:color="1F3864"/>
             </w:tcBorders>
             <w:shd w:val="clear" w:color="auto" w:fill="D9E2F3"/>
-            <w:tcMar>
-              <w:top w:w="50" w:type="dxa"/>
-              <w:left w:w="90" w:type="dxa"/>
-              <w:bottom w:w="50" w:type="dxa"/>
-              <w:right w:w="90" w:type="dxa"/>
-            </w:tcMar>
             <w:vAlign w:val="center"/>
           </w:tcPr>
           <w:p>
@@ -13507,12 +12321,6 @@
               <w:right w:val="single" w:sz="6" w:space="0" w:color="1F3864"/>
             </w:tcBorders>
             <w:shd w:val="clear" w:color="auto" w:fill="D9E2F3"/>
-            <w:tcMar>
-              <w:top w:w="50" w:type="dxa"/>
-              <w:left w:w="90" w:type="dxa"/>
-              <w:bottom w:w="50" w:type="dxa"/>
-              <w:right w:w="90" w:type="dxa"/>
-            </w:tcMar>
             <w:vAlign w:val="center"/>
           </w:tcPr>
           <w:p>
@@ -13545,12 +12353,6 @@
               <w:right w:val="single" w:sz="6" w:space="0" w:color="1F3864"/>
             </w:tcBorders>
             <w:shd w:val="clear" w:color="auto" w:fill="D9E2F3"/>
-            <w:tcMar>
-              <w:top w:w="50" w:type="dxa"/>
-              <w:left w:w="90" w:type="dxa"/>
-              <w:bottom w:w="50" w:type="dxa"/>
-              <w:right w:w="90" w:type="dxa"/>
-            </w:tcMar>
             <w:vAlign w:val="center"/>
           </w:tcPr>
           <w:p>
@@ -13583,12 +12385,6 @@
               <w:right w:val="single" w:sz="6" w:space="0" w:color="1F3864"/>
             </w:tcBorders>
             <w:shd w:val="clear" w:color="auto" w:fill="D9E2F3"/>
-            <w:tcMar>
-              <w:top w:w="50" w:type="dxa"/>
-              <w:left w:w="90" w:type="dxa"/>
-              <w:bottom w:w="50" w:type="dxa"/>
-              <w:right w:w="90" w:type="dxa"/>
-            </w:tcMar>
             <w:vAlign w:val="center"/>
           </w:tcPr>
           <w:p>
@@ -13621,12 +12417,6 @@
               <w:right w:val="single" w:sz="6" w:space="0" w:color="1F3864"/>
             </w:tcBorders>
             <w:shd w:val="clear" w:color="auto" w:fill="D9E2F3"/>
-            <w:tcMar>
-              <w:top w:w="50" w:type="dxa"/>
-              <w:left w:w="90" w:type="dxa"/>
-              <w:bottom w:w="50" w:type="dxa"/>
-              <w:right w:w="90" w:type="dxa"/>
-            </w:tcMar>
             <w:vAlign w:val="center"/>
           </w:tcPr>
           <w:p>
@@ -13679,12 +12469,6 @@
               <w:right w:val="single" w:sz="6" w:space="0" w:color="1F3864"/>
             </w:tcBorders>
             <w:shd w:val="clear" w:color="auto" w:fill="D9E2F3"/>
-            <w:tcMar>
-              <w:top w:w="50" w:type="dxa"/>
-              <w:left w:w="90" w:type="dxa"/>
-              <w:bottom w:w="50" w:type="dxa"/>
-              <w:right w:w="90" w:type="dxa"/>
-            </w:tcMar>
             <w:vAlign w:val="center"/>
           </w:tcPr>
           <w:p>
@@ -13717,12 +12501,6 @@
               <w:right w:val="single" w:sz="6" w:space="0" w:color="1F3864"/>
             </w:tcBorders>
             <w:shd w:val="clear" w:color="auto" w:fill="D9E2F3"/>
-            <w:tcMar>
-              <w:top w:w="50" w:type="dxa"/>
-              <w:left w:w="90" w:type="dxa"/>
-              <w:bottom w:w="50" w:type="dxa"/>
-              <w:right w:w="90" w:type="dxa"/>
-            </w:tcMar>
             <w:vAlign w:val="center"/>
           </w:tcPr>
           <w:p>
@@ -13755,12 +12533,6 @@
               <w:right w:val="single" w:sz="6" w:space="0" w:color="1F3864"/>
             </w:tcBorders>
             <w:shd w:val="clear" w:color="auto" w:fill="D9E2F3"/>
-            <w:tcMar>
-              <w:top w:w="50" w:type="dxa"/>
-              <w:left w:w="90" w:type="dxa"/>
-              <w:bottom w:w="50" w:type="dxa"/>
-              <w:right w:w="90" w:type="dxa"/>
-            </w:tcMar>
             <w:vAlign w:val="center"/>
           </w:tcPr>
           <w:p>
@@ -13793,12 +12565,6 @@
               <w:right w:val="single" w:sz="6" w:space="0" w:color="1F3864"/>
             </w:tcBorders>
             <w:shd w:val="clear" w:color="auto" w:fill="D9E2F3"/>
-            <w:tcMar>
-              <w:top w:w="50" w:type="dxa"/>
-              <w:left w:w="90" w:type="dxa"/>
-              <w:bottom w:w="50" w:type="dxa"/>
-              <w:right w:w="90" w:type="dxa"/>
-            </w:tcMar>
             <w:vAlign w:val="center"/>
           </w:tcPr>
           <w:p>
@@ -13831,12 +12597,6 @@
               <w:right w:val="single" w:sz="6" w:space="0" w:color="1F3864"/>
             </w:tcBorders>
             <w:shd w:val="clear" w:color="auto" w:fill="D9E2F3"/>
-            <w:tcMar>
-              <w:top w:w="50" w:type="dxa"/>
-              <w:left w:w="90" w:type="dxa"/>
-              <w:bottom w:w="50" w:type="dxa"/>
-              <w:right w:w="90" w:type="dxa"/>
-            </w:tcMar>
             <w:vAlign w:val="center"/>
           </w:tcPr>
           <w:p>
@@ -13873,12 +12633,6 @@
               <w:right w:val="single" w:sz="6" w:space="0" w:color="1F3864"/>
             </w:tcBorders>
             <w:shd w:val="clear" w:color="auto" w:fill="D9E2F3"/>
-            <w:tcMar>
-              <w:top w:w="50" w:type="dxa"/>
-              <w:left w:w="90" w:type="dxa"/>
-              <w:bottom w:w="50" w:type="dxa"/>
-              <w:right w:w="90" w:type="dxa"/>
-            </w:tcMar>
             <w:vAlign w:val="center"/>
           </w:tcPr>
           <w:p>
@@ -13911,12 +12665,6 @@
               <w:right w:val="single" w:sz="6" w:space="0" w:color="1F3864"/>
             </w:tcBorders>
             <w:shd w:val="clear" w:color="auto" w:fill="D9E2F3"/>
-            <w:tcMar>
-              <w:top w:w="50" w:type="dxa"/>
-              <w:left w:w="90" w:type="dxa"/>
-              <w:bottom w:w="50" w:type="dxa"/>
-              <w:right w:w="90" w:type="dxa"/>
-            </w:tcMar>
             <w:vAlign w:val="center"/>
           </w:tcPr>
           <w:p>
@@ -13985,12 +12733,6 @@
               <w:right w:val="single" w:sz="6" w:space="0" w:color="1F3864"/>
             </w:tcBorders>
             <w:shd w:val="clear" w:color="auto" w:fill="4472C4"/>
-            <w:tcMar>
-              <w:top w:w="50" w:type="dxa"/>
-              <w:left w:w="90" w:type="dxa"/>
-              <w:bottom w:w="50" w:type="dxa"/>
-              <w:right w:w="90" w:type="dxa"/>
-            </w:tcMar>
             <w:vAlign w:val="center"/>
           </w:tcPr>
           <w:p>
@@ -14034,12 +12776,6 @@
               <w:right w:val="single" w:sz="6" w:space="0" w:color="1F3864"/>
             </w:tcBorders>
             <w:shd w:val="clear" w:color="auto" w:fill="D9E2F3"/>
-            <w:tcMar>
-              <w:top w:w="50" w:type="dxa"/>
-              <w:left w:w="90" w:type="dxa"/>
-              <w:bottom w:w="50" w:type="dxa"/>
-              <w:right w:w="90" w:type="dxa"/>
-            </w:tcMar>
             <w:vAlign w:val="center"/>
           </w:tcPr>
           <w:p>
@@ -14072,12 +12808,6 @@
               <w:right w:val="single" w:sz="6" w:space="0" w:color="1F3864"/>
             </w:tcBorders>
             <w:shd w:val="clear" w:color="auto" w:fill="4472C4"/>
-            <w:tcMar>
-              <w:top w:w="50" w:type="dxa"/>
-              <w:left w:w="90" w:type="dxa"/>
-              <w:bottom w:w="50" w:type="dxa"/>
-              <w:right w:w="90" w:type="dxa"/>
-            </w:tcMar>
             <w:vAlign w:val="center"/>
           </w:tcPr>
           <w:p>
@@ -14117,12 +12847,6 @@
               <w:right w:val="single" w:sz="6" w:space="0" w:color="1F3864"/>
             </w:tcBorders>
             <w:shd w:val="clear" w:color="auto" w:fill="4472C4"/>
-            <w:tcMar>
-              <w:top w:w="50" w:type="dxa"/>
-              <w:left w:w="90" w:type="dxa"/>
-              <w:bottom w:w="50" w:type="dxa"/>
-              <w:right w:w="90" w:type="dxa"/>
-            </w:tcMar>
             <w:vAlign w:val="center"/>
           </w:tcPr>
           <w:p>
@@ -14162,12 +12886,6 @@
               <w:right w:val="single" w:sz="6" w:space="0" w:color="1F3864"/>
             </w:tcBorders>
             <w:shd w:val="clear" w:color="auto" w:fill="4472C4"/>
-            <w:tcMar>
-              <w:top w:w="50" w:type="dxa"/>
-              <w:left w:w="90" w:type="dxa"/>
-              <w:bottom w:w="50" w:type="dxa"/>
-              <w:right w:w="90" w:type="dxa"/>
-            </w:tcMar>
             <w:vAlign w:val="center"/>
           </w:tcPr>
           <w:p>
@@ -14207,12 +12925,6 @@
               <w:right w:val="single" w:sz="6" w:space="0" w:color="1F3864"/>
             </w:tcBorders>
             <w:shd w:val="clear" w:color="auto" w:fill="4472C4"/>
-            <w:tcMar>
-              <w:top w:w="50" w:type="dxa"/>
-              <w:left w:w="90" w:type="dxa"/>
-              <w:bottom w:w="50" w:type="dxa"/>
-              <w:right w:w="90" w:type="dxa"/>
-            </w:tcMar>
             <w:vAlign w:val="center"/>
           </w:tcPr>
           <w:p>
@@ -14256,12 +12968,6 @@
               <w:right w:val="single" w:sz="6" w:space="0" w:color="1F3864"/>
             </w:tcBorders>
             <w:shd w:val="clear" w:color="auto" w:fill="D9E2F3"/>
-            <w:tcMar>
-              <w:top w:w="50" w:type="dxa"/>
-              <w:left w:w="90" w:type="dxa"/>
-              <w:bottom w:w="50" w:type="dxa"/>
-              <w:right w:w="90" w:type="dxa"/>
-            </w:tcMar>
             <w:vAlign w:val="center"/>
           </w:tcPr>
           <w:p>
@@ -14294,12 +13000,6 @@
               <w:right w:val="single" w:sz="6" w:space="0" w:color="1F3864"/>
             </w:tcBorders>
             <w:shd w:val="clear" w:color="auto" w:fill="D9E2F3"/>
-            <w:tcMar>
-              <w:top w:w="50" w:type="dxa"/>
-              <w:left w:w="90" w:type="dxa"/>
-              <w:bottom w:w="50" w:type="dxa"/>
-              <w:right w:w="90" w:type="dxa"/>
-            </w:tcMar>
             <w:vAlign w:val="center"/>
           </w:tcPr>
           <w:p>
@@ -14332,12 +13032,6 @@
               <w:right w:val="single" w:sz="6" w:space="0" w:color="1F3864"/>
             </w:tcBorders>
             <w:shd w:val="clear" w:color="auto" w:fill="D9E2F3"/>
-            <w:tcMar>
-              <w:top w:w="50" w:type="dxa"/>
-              <w:left w:w="90" w:type="dxa"/>
-              <w:bottom w:w="50" w:type="dxa"/>
-              <w:right w:w="90" w:type="dxa"/>
-            </w:tcMar>
             <w:vAlign w:val="center"/>
           </w:tcPr>
           <w:p>
@@ -14370,12 +13064,6 @@
               <w:right w:val="single" w:sz="6" w:space="0" w:color="1F3864"/>
             </w:tcBorders>
             <w:shd w:val="clear" w:color="auto" w:fill="D9E2F3"/>
-            <w:tcMar>
-              <w:top w:w="50" w:type="dxa"/>
-              <w:left w:w="90" w:type="dxa"/>
-              <w:bottom w:w="50" w:type="dxa"/>
-              <w:right w:w="90" w:type="dxa"/>
-            </w:tcMar>
             <w:vAlign w:val="center"/>
           </w:tcPr>
           <w:p>
@@ -14408,12 +13096,6 @@
               <w:right w:val="single" w:sz="6" w:space="0" w:color="1F3864"/>
             </w:tcBorders>
             <w:shd w:val="clear" w:color="auto" w:fill="D9E2F3"/>
-            <w:tcMar>
-              <w:top w:w="50" w:type="dxa"/>
-              <w:left w:w="90" w:type="dxa"/>
-              <w:bottom w:w="50" w:type="dxa"/>
-              <w:right w:w="90" w:type="dxa"/>
-            </w:tcMar>
             <w:vAlign w:val="center"/>
           </w:tcPr>
           <w:p>
@@ -14466,12 +13148,6 @@
               <w:right w:val="single" w:sz="6" w:space="0" w:color="1F3864"/>
             </w:tcBorders>
             <w:shd w:val="clear" w:color="auto" w:fill="D9E2F3"/>
-            <w:tcMar>
-              <w:top w:w="50" w:type="dxa"/>
-              <w:left w:w="90" w:type="dxa"/>
-              <w:bottom w:w="50" w:type="dxa"/>
-              <w:right w:w="90" w:type="dxa"/>
-            </w:tcMar>
             <w:vAlign w:val="center"/>
           </w:tcPr>
           <w:p>
@@ -14504,12 +13180,6 @@
               <w:right w:val="single" w:sz="6" w:space="0" w:color="1F3864"/>
             </w:tcBorders>
             <w:shd w:val="clear" w:color="auto" w:fill="D9E2F3"/>
-            <w:tcMar>
-              <w:top w:w="50" w:type="dxa"/>
-              <w:left w:w="90" w:type="dxa"/>
-              <w:bottom w:w="50" w:type="dxa"/>
-              <w:right w:w="90" w:type="dxa"/>
-            </w:tcMar>
             <w:vAlign w:val="center"/>
           </w:tcPr>
           <w:p>
@@ -14542,12 +13212,6 @@
               <w:right w:val="single" w:sz="6" w:space="0" w:color="1F3864"/>
             </w:tcBorders>
             <w:shd w:val="clear" w:color="auto" w:fill="D9E2F3"/>
-            <w:tcMar>
-              <w:top w:w="50" w:type="dxa"/>
-              <w:left w:w="90" w:type="dxa"/>
-              <w:bottom w:w="50" w:type="dxa"/>
-              <w:right w:w="90" w:type="dxa"/>
-            </w:tcMar>
             <w:vAlign w:val="center"/>
           </w:tcPr>
           <w:p>
@@ -14580,12 +13244,6 @@
               <w:right w:val="single" w:sz="6" w:space="0" w:color="1F3864"/>
             </w:tcBorders>
             <w:shd w:val="clear" w:color="auto" w:fill="D9E2F3"/>
-            <w:tcMar>
-              <w:top w:w="50" w:type="dxa"/>
-              <w:left w:w="90" w:type="dxa"/>
-              <w:bottom w:w="50" w:type="dxa"/>
-              <w:right w:w="90" w:type="dxa"/>
-            </w:tcMar>
             <w:vAlign w:val="center"/>
           </w:tcPr>
           <w:p>
@@ -14642,12 +13300,6 @@
               <w:right w:val="single" w:sz="6" w:space="0" w:color="1F3864"/>
             </w:tcBorders>
             <w:shd w:val="clear" w:color="auto" w:fill="D9E2F3"/>
-            <w:tcMar>
-              <w:top w:w="50" w:type="dxa"/>
-              <w:left w:w="90" w:type="dxa"/>
-              <w:bottom w:w="50" w:type="dxa"/>
-              <w:right w:w="90" w:type="dxa"/>
-            </w:tcMar>
             <w:vAlign w:val="center"/>
           </w:tcPr>
           <w:p>
@@ -14684,12 +13336,6 @@
               <w:right w:val="single" w:sz="6" w:space="0" w:color="1F3864"/>
             </w:tcBorders>
             <w:shd w:val="clear" w:color="auto" w:fill="D9E2F3"/>
-            <w:tcMar>
-              <w:top w:w="50" w:type="dxa"/>
-              <w:left w:w="90" w:type="dxa"/>
-              <w:bottom w:w="50" w:type="dxa"/>
-              <w:right w:w="90" w:type="dxa"/>
-            </w:tcMar>
             <w:vAlign w:val="center"/>
           </w:tcPr>
           <w:p>
@@ -14722,12 +13368,6 @@
               <w:right w:val="single" w:sz="6" w:space="0" w:color="1F3864"/>
             </w:tcBorders>
             <w:shd w:val="clear" w:color="auto" w:fill="D9E2F3"/>
-            <w:tcMar>
-              <w:top w:w="50" w:type="dxa"/>
-              <w:left w:w="90" w:type="dxa"/>
-              <w:bottom w:w="50" w:type="dxa"/>
-              <w:right w:w="90" w:type="dxa"/>
-            </w:tcMar>
             <w:vAlign w:val="center"/>
           </w:tcPr>
           <w:p>
@@ -14760,12 +13400,6 @@
               <w:right w:val="single" w:sz="6" w:space="0" w:color="1F3864"/>
             </w:tcBorders>
             <w:shd w:val="clear" w:color="auto" w:fill="D9E2F3"/>
-            <w:tcMar>
-              <w:top w:w="50" w:type="dxa"/>
-              <w:left w:w="90" w:type="dxa"/>
-              <w:bottom w:w="50" w:type="dxa"/>
-              <w:right w:w="90" w:type="dxa"/>
-            </w:tcMar>
             <w:vAlign w:val="center"/>
           </w:tcPr>
           <w:p>
@@ -14798,12 +13432,6 @@
               <w:right w:val="single" w:sz="6" w:space="0" w:color="1F3864"/>
             </w:tcBorders>
             <w:shd w:val="clear" w:color="auto" w:fill="D9E2F3"/>
-            <w:tcMar>
-              <w:top w:w="50" w:type="dxa"/>
-              <w:left w:w="90" w:type="dxa"/>
-              <w:bottom w:w="50" w:type="dxa"/>
-              <w:right w:w="90" w:type="dxa"/>
-            </w:tcMar>
             <w:vAlign w:val="center"/>
           </w:tcPr>
           <w:p>
@@ -14836,12 +13464,6 @@
               <w:right w:val="single" w:sz="6" w:space="0" w:color="1F3864"/>
             </w:tcBorders>
             <w:shd w:val="clear" w:color="auto" w:fill="D9E2F3"/>
-            <w:tcMar>
-              <w:top w:w="50" w:type="dxa"/>
-              <w:left w:w="90" w:type="dxa"/>
-              <w:bottom w:w="50" w:type="dxa"/>
-              <w:right w:w="90" w:type="dxa"/>
-            </w:tcMar>
             <w:vAlign w:val="center"/>
           </w:tcPr>
           <w:p>
@@ -14878,12 +13500,6 @@
               <w:right w:val="single" w:sz="6" w:space="0" w:color="1F3864"/>
             </w:tcBorders>
             <w:shd w:val="clear" w:color="auto" w:fill="D9E2F3"/>
-            <w:tcMar>
-              <w:top w:w="50" w:type="dxa"/>
-              <w:left w:w="90" w:type="dxa"/>
-              <w:bottom w:w="50" w:type="dxa"/>
-              <w:right w:w="90" w:type="dxa"/>
-            </w:tcMar>
             <w:vAlign w:val="center"/>
           </w:tcPr>
           <w:p>
@@ -14916,12 +13532,6 @@
               <w:right w:val="single" w:sz="6" w:space="0" w:color="1F3864"/>
             </w:tcBorders>
             <w:shd w:val="clear" w:color="auto" w:fill="D9E2F3"/>
-            <w:tcMar>
-              <w:top w:w="50" w:type="dxa"/>
-              <w:left w:w="90" w:type="dxa"/>
-              <w:bottom w:w="50" w:type="dxa"/>
-              <w:right w:w="90" w:type="dxa"/>
-            </w:tcMar>
             <w:vAlign w:val="center"/>
           </w:tcPr>
           <w:p>
@@ -14990,12 +13600,6 @@
               <w:right w:val="single" w:sz="6" w:space="0" w:color="1F3864"/>
             </w:tcBorders>
             <w:shd w:val="clear" w:color="auto" w:fill="4472C4"/>
-            <w:tcMar>
-              <w:top w:w="50" w:type="dxa"/>
-              <w:left w:w="90" w:type="dxa"/>
-              <w:bottom w:w="50" w:type="dxa"/>
-              <w:right w:w="90" w:type="dxa"/>
-            </w:tcMar>
             <w:vAlign w:val="center"/>
           </w:tcPr>
           <w:p>
@@ -15039,12 +13643,6 @@
               <w:right w:val="single" w:sz="6" w:space="0" w:color="1F3864"/>
             </w:tcBorders>
             <w:shd w:val="clear" w:color="auto" w:fill="D9E2F3"/>
-            <w:tcMar>
-              <w:top w:w="50" w:type="dxa"/>
-              <w:left w:w="90" w:type="dxa"/>
-              <w:bottom w:w="50" w:type="dxa"/>
-              <w:right w:w="90" w:type="dxa"/>
-            </w:tcMar>
             <w:vAlign w:val="center"/>
           </w:tcPr>
           <w:p>
@@ -15077,12 +13675,6 @@
               <w:right w:val="single" w:sz="6" w:space="0" w:color="1F3864"/>
             </w:tcBorders>
             <w:shd w:val="clear" w:color="auto" w:fill="4472C4"/>
-            <w:tcMar>
-              <w:top w:w="50" w:type="dxa"/>
-              <w:left w:w="90" w:type="dxa"/>
-              <w:bottom w:w="50" w:type="dxa"/>
-              <w:right w:w="90" w:type="dxa"/>
-            </w:tcMar>
             <w:vAlign w:val="center"/>
           </w:tcPr>
           <w:p>
@@ -15122,12 +13714,6 @@
               <w:right w:val="single" w:sz="6" w:space="0" w:color="1F3864"/>
             </w:tcBorders>
             <w:shd w:val="clear" w:color="auto" w:fill="4472C4"/>
-            <w:tcMar>
-              <w:top w:w="50" w:type="dxa"/>
-              <w:left w:w="90" w:type="dxa"/>
-              <w:bottom w:w="50" w:type="dxa"/>
-              <w:right w:w="90" w:type="dxa"/>
-            </w:tcMar>
             <w:vAlign w:val="center"/>
           </w:tcPr>
           <w:p>
@@ -15167,12 +13753,6 @@
               <w:right w:val="single" w:sz="6" w:space="0" w:color="1F3864"/>
             </w:tcBorders>
             <w:shd w:val="clear" w:color="auto" w:fill="4472C4"/>
-            <w:tcMar>
-              <w:top w:w="50" w:type="dxa"/>
-              <w:left w:w="90" w:type="dxa"/>
-              <w:bottom w:w="50" w:type="dxa"/>
-              <w:right w:w="90" w:type="dxa"/>
-            </w:tcMar>
             <w:vAlign w:val="center"/>
           </w:tcPr>
           <w:p>
@@ -15212,12 +13792,6 @@
               <w:right w:val="single" w:sz="6" w:space="0" w:color="1F3864"/>
             </w:tcBorders>
             <w:shd w:val="clear" w:color="auto" w:fill="4472C4"/>
-            <w:tcMar>
-              <w:top w:w="50" w:type="dxa"/>
-              <w:left w:w="90" w:type="dxa"/>
-              <w:bottom w:w="50" w:type="dxa"/>
-              <w:right w:w="90" w:type="dxa"/>
-            </w:tcMar>
             <w:vAlign w:val="center"/>
           </w:tcPr>
           <w:p>
@@ -15261,12 +13835,6 @@
               <w:right w:val="single" w:sz="6" w:space="0" w:color="1F3864"/>
             </w:tcBorders>
             <w:shd w:val="clear" w:color="auto" w:fill="D9E2F3"/>
-            <w:tcMar>
-              <w:top w:w="50" w:type="dxa"/>
-              <w:left w:w="90" w:type="dxa"/>
-              <w:bottom w:w="50" w:type="dxa"/>
-              <w:right w:w="90" w:type="dxa"/>
-            </w:tcMar>
             <w:vAlign w:val="center"/>
           </w:tcPr>
           <w:p>
@@ -15299,12 +13867,6 @@
               <w:right w:val="single" w:sz="6" w:space="0" w:color="1F3864"/>
             </w:tcBorders>
             <w:shd w:val="clear" w:color="auto" w:fill="D9E2F3"/>
-            <w:tcMar>
-              <w:top w:w="50" w:type="dxa"/>
-              <w:left w:w="90" w:type="dxa"/>
-              <w:bottom w:w="50" w:type="dxa"/>
-              <w:right w:w="90" w:type="dxa"/>
-            </w:tcMar>
             <w:vAlign w:val="center"/>
           </w:tcPr>
           <w:p>
@@ -15337,12 +13899,6 @@
               <w:right w:val="single" w:sz="6" w:space="0" w:color="1F3864"/>
             </w:tcBorders>
             <w:shd w:val="clear" w:color="auto" w:fill="D9E2F3"/>
-            <w:tcMar>
-              <w:top w:w="50" w:type="dxa"/>
-              <w:left w:w="90" w:type="dxa"/>
-              <w:bottom w:w="50" w:type="dxa"/>
-              <w:right w:w="90" w:type="dxa"/>
-            </w:tcMar>
             <w:vAlign w:val="center"/>
           </w:tcPr>
           <w:p>
@@ -15375,12 +13931,6 @@
               <w:right w:val="single" w:sz="6" w:space="0" w:color="1F3864"/>
             </w:tcBorders>
             <w:shd w:val="clear" w:color="auto" w:fill="D9E2F3"/>
-            <w:tcMar>
-              <w:top w:w="50" w:type="dxa"/>
-              <w:left w:w="90" w:type="dxa"/>
-              <w:bottom w:w="50" w:type="dxa"/>
-              <w:right w:w="90" w:type="dxa"/>
-            </w:tcMar>
             <w:vAlign w:val="center"/>
           </w:tcPr>
           <w:p>
@@ -15437,12 +13987,6 @@
               <w:right w:val="single" w:sz="6" w:space="0" w:color="1F3864"/>
             </w:tcBorders>
             <w:shd w:val="clear" w:color="auto" w:fill="D9E2F3"/>
-            <w:tcMar>
-              <w:top w:w="50" w:type="dxa"/>
-              <w:left w:w="90" w:type="dxa"/>
-              <w:bottom w:w="50" w:type="dxa"/>
-              <w:right w:w="90" w:type="dxa"/>
-            </w:tcMar>
             <w:vAlign w:val="center"/>
           </w:tcPr>
           <w:p>
@@ -15487,12 +14031,6 @@
               <w:right w:val="single" w:sz="6" w:space="0" w:color="1F3864"/>
             </w:tcBorders>
             <w:shd w:val="clear" w:color="auto" w:fill="D9E2F3"/>
-            <w:tcMar>
-              <w:top w:w="50" w:type="dxa"/>
-              <w:left w:w="90" w:type="dxa"/>
-              <w:bottom w:w="50" w:type="dxa"/>
-              <w:right w:w="90" w:type="dxa"/>
-            </w:tcMar>
             <w:vAlign w:val="center"/>
           </w:tcPr>
           <w:p>
@@ -15525,12 +14063,6 @@
               <w:right w:val="single" w:sz="6" w:space="0" w:color="1F3864"/>
             </w:tcBorders>
             <w:shd w:val="clear" w:color="auto" w:fill="D9E2F3"/>
-            <w:tcMar>
-              <w:top w:w="50" w:type="dxa"/>
-              <w:left w:w="90" w:type="dxa"/>
-              <w:bottom w:w="50" w:type="dxa"/>
-              <w:right w:w="90" w:type="dxa"/>
-            </w:tcMar>
             <w:vAlign w:val="center"/>
           </w:tcPr>
           <w:p>
@@ -15563,12 +14095,6 @@
               <w:right w:val="single" w:sz="6" w:space="0" w:color="1F3864"/>
             </w:tcBorders>
             <w:shd w:val="clear" w:color="auto" w:fill="D9E2F3"/>
-            <w:tcMar>
-              <w:top w:w="50" w:type="dxa"/>
-              <w:left w:w="90" w:type="dxa"/>
-              <w:bottom w:w="50" w:type="dxa"/>
-              <w:right w:w="90" w:type="dxa"/>
-            </w:tcMar>
             <w:vAlign w:val="center"/>
           </w:tcPr>
           <w:p>
@@ -15633,12 +14159,6 @@
               <w:right w:val="single" w:sz="6" w:space="0" w:color="1F3864"/>
             </w:tcBorders>
             <w:shd w:val="clear" w:color="auto" w:fill="D9E2F3"/>
-            <w:tcMar>
-              <w:top w:w="50" w:type="dxa"/>
-              <w:left w:w="90" w:type="dxa"/>
-              <w:bottom w:w="50" w:type="dxa"/>
-              <w:right w:w="90" w:type="dxa"/>
-            </w:tcMar>
             <w:vAlign w:val="center"/>
           </w:tcPr>
           <w:p>
@@ -15671,12 +14191,6 @@
               <w:right w:val="single" w:sz="6" w:space="0" w:color="1F3864"/>
             </w:tcBorders>
             <w:shd w:val="clear" w:color="auto" w:fill="D9E2F3"/>
-            <w:tcMar>
-              <w:top w:w="50" w:type="dxa"/>
-              <w:left w:w="90" w:type="dxa"/>
-              <w:bottom w:w="50" w:type="dxa"/>
-              <w:right w:w="90" w:type="dxa"/>
-            </w:tcMar>
             <w:vAlign w:val="center"/>
           </w:tcPr>
           <w:p>
@@ -15737,12 +14251,6 @@
               <w:right w:val="single" w:sz="6" w:space="0" w:color="1F3864"/>
             </w:tcBorders>
             <w:shd w:val="clear" w:color="auto" w:fill="D9E2F3"/>
-            <w:tcMar>
-              <w:top w:w="50" w:type="dxa"/>
-              <w:left w:w="90" w:type="dxa"/>
-              <w:bottom w:w="50" w:type="dxa"/>
-              <w:right w:w="90" w:type="dxa"/>
-            </w:tcMar>
             <w:vAlign w:val="center"/>
           </w:tcPr>
           <w:p>
@@ -15775,12 +14283,6 @@
               <w:right w:val="single" w:sz="6" w:space="0" w:color="1F3864"/>
             </w:tcBorders>
             <w:shd w:val="clear" w:color="auto" w:fill="D9E2F3"/>
-            <w:tcMar>
-              <w:top w:w="50" w:type="dxa"/>
-              <w:left w:w="90" w:type="dxa"/>
-              <w:bottom w:w="50" w:type="dxa"/>
-              <w:right w:w="90" w:type="dxa"/>
-            </w:tcMar>
             <w:vAlign w:val="center"/>
           </w:tcPr>
           <w:p>
@@ -15821,12 +14323,6 @@
               <w:right w:val="single" w:sz="6" w:space="0" w:color="1F3864"/>
             </w:tcBorders>
             <w:shd w:val="clear" w:color="auto" w:fill="D9E2F3"/>
-            <w:tcMar>
-              <w:top w:w="50" w:type="dxa"/>
-              <w:left w:w="90" w:type="dxa"/>
-              <w:bottom w:w="50" w:type="dxa"/>
-              <w:right w:w="90" w:type="dxa"/>
-            </w:tcMar>
             <w:vAlign w:val="center"/>
           </w:tcPr>
           <w:p>
@@ -15867,12 +14363,6 @@
               <w:right w:val="single" w:sz="6" w:space="0" w:color="1F3864"/>
             </w:tcBorders>
             <w:shd w:val="clear" w:color="auto" w:fill="D9E2F3"/>
-            <w:tcMar>
-              <w:top w:w="50" w:type="dxa"/>
-              <w:left w:w="90" w:type="dxa"/>
-              <w:bottom w:w="50" w:type="dxa"/>
-              <w:right w:w="90" w:type="dxa"/>
-            </w:tcMar>
             <w:vAlign w:val="center"/>
           </w:tcPr>
           <w:p>
@@ -15921,12 +14411,6 @@
               <w:right w:val="single" w:sz="6" w:space="0" w:color="1F3864"/>
             </w:tcBorders>
             <w:shd w:val="clear" w:color="auto" w:fill="D9E2F3"/>
-            <w:tcMar>
-              <w:top w:w="50" w:type="dxa"/>
-              <w:left w:w="90" w:type="dxa"/>
-              <w:bottom w:w="50" w:type="dxa"/>
-              <w:right w:w="90" w:type="dxa"/>
-            </w:tcMar>
             <w:vAlign w:val="center"/>
           </w:tcPr>
           <w:p>
@@ -15963,12 +14447,6 @@
               <w:right w:val="single" w:sz="6" w:space="0" w:color="1F3864"/>
             </w:tcBorders>
             <w:shd w:val="clear" w:color="auto" w:fill="D9E2F3"/>
-            <w:tcMar>
-              <w:top w:w="50" w:type="dxa"/>
-              <w:left w:w="90" w:type="dxa"/>
-              <w:bottom w:w="50" w:type="dxa"/>
-              <w:right w:w="90" w:type="dxa"/>
-            </w:tcMar>
             <w:vAlign w:val="center"/>
           </w:tcPr>
           <w:p>
@@ -16001,12 +14479,6 @@
               <w:right w:val="single" w:sz="6" w:space="0" w:color="1F3864"/>
             </w:tcBorders>
             <w:shd w:val="clear" w:color="auto" w:fill="D9E2F3"/>
-            <w:tcMar>
-              <w:top w:w="50" w:type="dxa"/>
-              <w:left w:w="90" w:type="dxa"/>
-              <w:bottom w:w="50" w:type="dxa"/>
-              <w:right w:w="90" w:type="dxa"/>
-            </w:tcMar>
             <w:vAlign w:val="center"/>
           </w:tcPr>
           <w:p>
@@ -16059,12 +14531,6 @@
               <w:right w:val="single" w:sz="6" w:space="0" w:color="1F3864"/>
             </w:tcBorders>
             <w:shd w:val="clear" w:color="auto" w:fill="4472C4"/>
-            <w:tcMar>
-              <w:top w:w="50" w:type="dxa"/>
-              <w:left w:w="90" w:type="dxa"/>
-              <w:bottom w:w="50" w:type="dxa"/>
-              <w:right w:w="90" w:type="dxa"/>
-            </w:tcMar>
             <w:vAlign w:val="center"/>
           </w:tcPr>
           <w:p>
@@ -16108,12 +14574,6 @@
               <w:right w:val="single" w:sz="6" w:space="0" w:color="1F3864"/>
             </w:tcBorders>
             <w:shd w:val="clear" w:color="auto" w:fill="D9E2F3"/>
-            <w:tcMar>
-              <w:top w:w="50" w:type="dxa"/>
-              <w:left w:w="90" w:type="dxa"/>
-              <w:bottom w:w="50" w:type="dxa"/>
-              <w:right w:w="90" w:type="dxa"/>
-            </w:tcMar>
             <w:vAlign w:val="center"/>
           </w:tcPr>
           <w:p>
@@ -16146,12 +14606,6 @@
               <w:right w:val="single" w:sz="6" w:space="0" w:color="1F3864"/>
             </w:tcBorders>
             <w:shd w:val="clear" w:color="auto" w:fill="4472C4"/>
-            <w:tcMar>
-              <w:top w:w="50" w:type="dxa"/>
-              <w:left w:w="90" w:type="dxa"/>
-              <w:bottom w:w="50" w:type="dxa"/>
-              <w:right w:w="90" w:type="dxa"/>
-            </w:tcMar>
             <w:vAlign w:val="center"/>
           </w:tcPr>
           <w:p>
@@ -16191,12 +14645,6 @@
               <w:right w:val="single" w:sz="6" w:space="0" w:color="1F3864"/>
             </w:tcBorders>
             <w:shd w:val="clear" w:color="auto" w:fill="4472C4"/>
-            <w:tcMar>
-              <w:top w:w="50" w:type="dxa"/>
-              <w:left w:w="90" w:type="dxa"/>
-              <w:bottom w:w="50" w:type="dxa"/>
-              <w:right w:w="90" w:type="dxa"/>
-            </w:tcMar>
             <w:vAlign w:val="center"/>
           </w:tcPr>
           <w:p>
@@ -16236,12 +14684,6 @@
               <w:right w:val="single" w:sz="6" w:space="0" w:color="1F3864"/>
             </w:tcBorders>
             <w:shd w:val="clear" w:color="auto" w:fill="4472C4"/>
-            <w:tcMar>
-              <w:top w:w="50" w:type="dxa"/>
-              <w:left w:w="90" w:type="dxa"/>
-              <w:bottom w:w="50" w:type="dxa"/>
-              <w:right w:w="90" w:type="dxa"/>
-            </w:tcMar>
             <w:vAlign w:val="center"/>
           </w:tcPr>
           <w:p>
@@ -16281,12 +14723,6 @@
               <w:right w:val="single" w:sz="6" w:space="0" w:color="1F3864"/>
             </w:tcBorders>
             <w:shd w:val="clear" w:color="auto" w:fill="4472C4"/>
-            <w:tcMar>
-              <w:top w:w="50" w:type="dxa"/>
-              <w:left w:w="90" w:type="dxa"/>
-              <w:bottom w:w="50" w:type="dxa"/>
-              <w:right w:w="90" w:type="dxa"/>
-            </w:tcMar>
             <w:vAlign w:val="center"/>
           </w:tcPr>
           <w:p>
@@ -16330,12 +14766,6 @@
               <w:right w:val="single" w:sz="6" w:space="0" w:color="1F3864"/>
             </w:tcBorders>
             <w:shd w:val="clear" w:color="auto" w:fill="D9E2F3"/>
-            <w:tcMar>
-              <w:top w:w="50" w:type="dxa"/>
-              <w:left w:w="90" w:type="dxa"/>
-              <w:bottom w:w="50" w:type="dxa"/>
-              <w:right w:w="90" w:type="dxa"/>
-            </w:tcMar>
             <w:vAlign w:val="center"/>
           </w:tcPr>
           <w:p>
@@ -16368,12 +14798,6 @@
               <w:right w:val="single" w:sz="6" w:space="0" w:color="1F3864"/>
             </w:tcBorders>
             <w:shd w:val="clear" w:color="auto" w:fill="D9E2F3"/>
-            <w:tcMar>
-              <w:top w:w="50" w:type="dxa"/>
-              <w:left w:w="90" w:type="dxa"/>
-              <w:bottom w:w="50" w:type="dxa"/>
-              <w:right w:w="90" w:type="dxa"/>
-            </w:tcMar>
             <w:vAlign w:val="center"/>
           </w:tcPr>
           <w:p>
@@ -16406,12 +14830,6 @@
               <w:right w:val="single" w:sz="6" w:space="0" w:color="1F3864"/>
             </w:tcBorders>
             <w:shd w:val="clear" w:color="auto" w:fill="D9E2F3"/>
-            <w:tcMar>
-              <w:top w:w="50" w:type="dxa"/>
-              <w:left w:w="90" w:type="dxa"/>
-              <w:bottom w:w="50" w:type="dxa"/>
-              <w:right w:w="90" w:type="dxa"/>
-            </w:tcMar>
             <w:vAlign w:val="center"/>
           </w:tcPr>
           <w:p>
@@ -16444,12 +14862,6 @@
               <w:right w:val="single" w:sz="6" w:space="0" w:color="1F3864"/>
             </w:tcBorders>
             <w:shd w:val="clear" w:color="auto" w:fill="D9E2F3"/>
-            <w:tcMar>
-              <w:top w:w="50" w:type="dxa"/>
-              <w:left w:w="90" w:type="dxa"/>
-              <w:bottom w:w="50" w:type="dxa"/>
-              <w:right w:w="90" w:type="dxa"/>
-            </w:tcMar>
             <w:vAlign w:val="center"/>
           </w:tcPr>
           <w:p>
@@ -16498,12 +14910,6 @@
               <w:right w:val="single" w:sz="6" w:space="0" w:color="1F3864"/>
             </w:tcBorders>
             <w:shd w:val="clear" w:color="auto" w:fill="D9E2F3"/>
-            <w:tcMar>
-              <w:top w:w="50" w:type="dxa"/>
-              <w:left w:w="90" w:type="dxa"/>
-              <w:bottom w:w="50" w:type="dxa"/>
-              <w:right w:w="90" w:type="dxa"/>
-            </w:tcMar>
             <w:vAlign w:val="center"/>
           </w:tcPr>
           <w:p>
@@ -16540,12 +14946,6 @@
               <w:right w:val="single" w:sz="6" w:space="0" w:color="1F3864"/>
             </w:tcBorders>
             <w:shd w:val="clear" w:color="auto" w:fill="D9E2F3"/>
-            <w:tcMar>
-              <w:top w:w="50" w:type="dxa"/>
-              <w:left w:w="90" w:type="dxa"/>
-              <w:bottom w:w="50" w:type="dxa"/>
-              <w:right w:w="90" w:type="dxa"/>
-            </w:tcMar>
             <w:vAlign w:val="center"/>
           </w:tcPr>
           <w:p>
@@ -16578,12 +14978,6 @@
               <w:right w:val="single" w:sz="6" w:space="0" w:color="1F3864"/>
             </w:tcBorders>
             <w:shd w:val="clear" w:color="auto" w:fill="D9E2F3"/>
-            <w:tcMar>
-              <w:top w:w="50" w:type="dxa"/>
-              <w:left w:w="90" w:type="dxa"/>
-              <w:bottom w:w="50" w:type="dxa"/>
-              <w:right w:w="90" w:type="dxa"/>
-            </w:tcMar>
             <w:vAlign w:val="center"/>
           </w:tcPr>
           <w:p>
@@ -16616,12 +15010,6 @@
               <w:right w:val="single" w:sz="6" w:space="0" w:color="1F3864"/>
             </w:tcBorders>
             <w:shd w:val="clear" w:color="auto" w:fill="D9E2F3"/>
-            <w:tcMar>
-              <w:top w:w="50" w:type="dxa"/>
-              <w:left w:w="90" w:type="dxa"/>
-              <w:bottom w:w="50" w:type="dxa"/>
-              <w:right w:w="90" w:type="dxa"/>
-            </w:tcMar>
             <w:vAlign w:val="center"/>
           </w:tcPr>
           <w:p>
@@ -16662,12 +15050,6 @@
               <w:right w:val="single" w:sz="6" w:space="0" w:color="1F3864"/>
             </w:tcBorders>
             <w:shd w:val="clear" w:color="auto" w:fill="D9E2F3"/>
-            <w:tcMar>
-              <w:top w:w="50" w:type="dxa"/>
-              <w:left w:w="90" w:type="dxa"/>
-              <w:bottom w:w="50" w:type="dxa"/>
-              <w:right w:w="90" w:type="dxa"/>
-            </w:tcMar>
             <w:vAlign w:val="center"/>
           </w:tcPr>
           <w:p>
@@ -16708,12 +15090,6 @@
               <w:right w:val="single" w:sz="6" w:space="0" w:color="1F3864"/>
             </w:tcBorders>
             <w:shd w:val="clear" w:color="auto" w:fill="D9E2F3"/>
-            <w:tcMar>
-              <w:top w:w="50" w:type="dxa"/>
-              <w:left w:w="90" w:type="dxa"/>
-              <w:bottom w:w="50" w:type="dxa"/>
-              <w:right w:w="90" w:type="dxa"/>
-            </w:tcMar>
             <w:vAlign w:val="center"/>
           </w:tcPr>
           <w:p>
@@ -16758,12 +15134,6 @@
               <w:right w:val="single" w:sz="6" w:space="0" w:color="1F3864"/>
             </w:tcBorders>
             <w:shd w:val="clear" w:color="auto" w:fill="D9E2F3"/>
-            <w:tcMar>
-              <w:top w:w="50" w:type="dxa"/>
-              <w:left w:w="90" w:type="dxa"/>
-              <w:bottom w:w="50" w:type="dxa"/>
-              <w:right w:w="90" w:type="dxa"/>
-            </w:tcMar>
             <w:vAlign w:val="center"/>
           </w:tcPr>
           <w:p>
@@ -16796,12 +15166,6 @@
               <w:right w:val="single" w:sz="6" w:space="0" w:color="1F3864"/>
             </w:tcBorders>
             <w:shd w:val="clear" w:color="auto" w:fill="D9E2F3"/>
-            <w:tcMar>
-              <w:top w:w="50" w:type="dxa"/>
-              <w:left w:w="90" w:type="dxa"/>
-              <w:bottom w:w="50" w:type="dxa"/>
-              <w:right w:w="90" w:type="dxa"/>
-            </w:tcMar>
             <w:vAlign w:val="center"/>
           </w:tcPr>
           <w:p>
@@ -16846,12 +15210,6 @@
               <w:right w:val="single" w:sz="6" w:space="0" w:color="1F3864"/>
             </w:tcBorders>
             <w:shd w:val="clear" w:color="auto" w:fill="4472C4"/>
-            <w:tcMar>
-              <w:top w:w="50" w:type="dxa"/>
-              <w:left w:w="90" w:type="dxa"/>
-              <w:bottom w:w="50" w:type="dxa"/>
-              <w:right w:w="90" w:type="dxa"/>
-            </w:tcMar>
             <w:vAlign w:val="center"/>
           </w:tcPr>
           <w:p>
@@ -16895,12 +15253,6 @@
               <w:right w:val="single" w:sz="6" w:space="0" w:color="1F3864"/>
             </w:tcBorders>
             <w:shd w:val="clear" w:color="auto" w:fill="D9E2F3"/>
-            <w:tcMar>
-              <w:top w:w="50" w:type="dxa"/>
-              <w:left w:w="90" w:type="dxa"/>
-              <w:bottom w:w="50" w:type="dxa"/>
-              <w:right w:w="90" w:type="dxa"/>
-            </w:tcMar>
             <w:vAlign w:val="center"/>
           </w:tcPr>
           <w:p>
@@ -16933,12 +15285,6 @@
               <w:right w:val="single" w:sz="6" w:space="0" w:color="1F3864"/>
             </w:tcBorders>
             <w:shd w:val="clear" w:color="auto" w:fill="4472C4"/>
-            <w:tcMar>
-              <w:top w:w="50" w:type="dxa"/>
-              <w:left w:w="90" w:type="dxa"/>
-              <w:bottom w:w="50" w:type="dxa"/>
-              <w:right w:w="90" w:type="dxa"/>
-            </w:tcMar>
             <w:vAlign w:val="center"/>
           </w:tcPr>
           <w:p>
@@ -16978,12 +15324,6 @@
               <w:right w:val="single" w:sz="6" w:space="0" w:color="1F3864"/>
             </w:tcBorders>
             <w:shd w:val="clear" w:color="auto" w:fill="4472C4"/>
-            <w:tcMar>
-              <w:top w:w="50" w:type="dxa"/>
-              <w:left w:w="90" w:type="dxa"/>
-              <w:bottom w:w="50" w:type="dxa"/>
-              <w:right w:w="90" w:type="dxa"/>
-            </w:tcMar>
             <w:vAlign w:val="center"/>
           </w:tcPr>
           <w:p>
@@ -17023,12 +15363,6 @@
               <w:right w:val="single" w:sz="6" w:space="0" w:color="1F3864"/>
             </w:tcBorders>
             <w:shd w:val="clear" w:color="auto" w:fill="4472C4"/>
-            <w:tcMar>
-              <w:top w:w="50" w:type="dxa"/>
-              <w:left w:w="90" w:type="dxa"/>
-              <w:bottom w:w="50" w:type="dxa"/>
-              <w:right w:w="90" w:type="dxa"/>
-            </w:tcMar>
             <w:vAlign w:val="center"/>
           </w:tcPr>
           <w:p>
@@ -17068,12 +15402,6 @@
               <w:right w:val="single" w:sz="6" w:space="0" w:color="1F3864"/>
             </w:tcBorders>
             <w:shd w:val="clear" w:color="auto" w:fill="4472C4"/>
-            <w:tcMar>
-              <w:top w:w="50" w:type="dxa"/>
-              <w:left w:w="90" w:type="dxa"/>
-              <w:bottom w:w="50" w:type="dxa"/>
-              <w:right w:w="90" w:type="dxa"/>
-            </w:tcMar>
             <w:vAlign w:val="center"/>
           </w:tcPr>
           <w:p>
@@ -17117,12 +15445,6 @@
               <w:right w:val="single" w:sz="6" w:space="0" w:color="1F3864"/>
             </w:tcBorders>
             <w:shd w:val="clear" w:color="auto" w:fill="D9E2F3"/>
-            <w:tcMar>
-              <w:top w:w="50" w:type="dxa"/>
-              <w:left w:w="90" w:type="dxa"/>
-              <w:bottom w:w="50" w:type="dxa"/>
-              <w:right w:w="90" w:type="dxa"/>
-            </w:tcMar>
             <w:vAlign w:val="center"/>
           </w:tcPr>
           <w:p>
@@ -17155,12 +15477,6 @@
               <w:right w:val="single" w:sz="6" w:space="0" w:color="1F3864"/>
             </w:tcBorders>
             <w:shd w:val="clear" w:color="auto" w:fill="D9E2F3"/>
-            <w:tcMar>
-              <w:top w:w="50" w:type="dxa"/>
-              <w:left w:w="90" w:type="dxa"/>
-              <w:bottom w:w="50" w:type="dxa"/>
-              <w:right w:w="90" w:type="dxa"/>
-            </w:tcMar>
             <w:vAlign w:val="center"/>
           </w:tcPr>
           <w:p>
@@ -17193,12 +15509,6 @@
               <w:right w:val="single" w:sz="6" w:space="0" w:color="1F3864"/>
             </w:tcBorders>
             <w:shd w:val="clear" w:color="auto" w:fill="D9E2F3"/>
-            <w:tcMar>
-              <w:top w:w="50" w:type="dxa"/>
-              <w:left w:w="90" w:type="dxa"/>
-              <w:bottom w:w="50" w:type="dxa"/>
-              <w:right w:w="90" w:type="dxa"/>
-            </w:tcMar>
             <w:vAlign w:val="center"/>
           </w:tcPr>
           <w:p>
@@ -17239,12 +15549,6 @@
               <w:right w:val="single" w:sz="6" w:space="0" w:color="1F3864"/>
             </w:tcBorders>
             <w:shd w:val="clear" w:color="auto" w:fill="D9E2F3"/>
-            <w:tcMar>
-              <w:top w:w="50" w:type="dxa"/>
-              <w:left w:w="90" w:type="dxa"/>
-              <w:bottom w:w="50" w:type="dxa"/>
-              <w:right w:w="90" w:type="dxa"/>
-            </w:tcMar>
             <w:vAlign w:val="center"/>
           </w:tcPr>
           <w:p>
@@ -17277,12 +15581,6 @@
               <w:right w:val="single" w:sz="6" w:space="0" w:color="1F3864"/>
             </w:tcBorders>
             <w:shd w:val="clear" w:color="auto" w:fill="D9E2F3"/>
-            <w:tcMar>
-              <w:top w:w="50" w:type="dxa"/>
-              <w:left w:w="90" w:type="dxa"/>
-              <w:bottom w:w="50" w:type="dxa"/>
-              <w:right w:w="90" w:type="dxa"/>
-            </w:tcMar>
             <w:vAlign w:val="center"/>
           </w:tcPr>
           <w:p>
@@ -17319,12 +15617,6 @@
               <w:right w:val="single" w:sz="6" w:space="0" w:color="1F3864"/>
             </w:tcBorders>
             <w:shd w:val="clear" w:color="auto" w:fill="D9E2F3"/>
-            <w:tcMar>
-              <w:top w:w="50" w:type="dxa"/>
-              <w:left w:w="90" w:type="dxa"/>
-              <w:bottom w:w="50" w:type="dxa"/>
-              <w:right w:w="90" w:type="dxa"/>
-            </w:tcMar>
             <w:vAlign w:val="center"/>
           </w:tcPr>
           <w:p>
@@ -17357,12 +15649,6 @@
               <w:right w:val="single" w:sz="6" w:space="0" w:color="1F3864"/>
             </w:tcBorders>
             <w:shd w:val="clear" w:color="auto" w:fill="D9E2F3"/>
-            <w:tcMar>
-              <w:top w:w="50" w:type="dxa"/>
-              <w:left w:w="90" w:type="dxa"/>
-              <w:bottom w:w="50" w:type="dxa"/>
-              <w:right w:w="90" w:type="dxa"/>
-            </w:tcMar>
             <w:vAlign w:val="center"/>
           </w:tcPr>
           <w:p>
@@ -17395,12 +15681,6 @@
               <w:right w:val="single" w:sz="6" w:space="0" w:color="1F3864"/>
             </w:tcBorders>
             <w:shd w:val="clear" w:color="auto" w:fill="D9E2F3"/>
-            <w:tcMar>
-              <w:top w:w="50" w:type="dxa"/>
-              <w:left w:w="90" w:type="dxa"/>
-              <w:bottom w:w="50" w:type="dxa"/>
-              <w:right w:w="90" w:type="dxa"/>
-            </w:tcMar>
             <w:vAlign w:val="center"/>
           </w:tcPr>
           <w:p>
@@ -17433,12 +15713,6 @@
               <w:right w:val="single" w:sz="6" w:space="0" w:color="1F3864"/>
             </w:tcBorders>
             <w:shd w:val="clear" w:color="auto" w:fill="D9E2F3"/>
-            <w:tcMar>
-              <w:top w:w="50" w:type="dxa"/>
-              <w:left w:w="90" w:type="dxa"/>
-              <w:bottom w:w="50" w:type="dxa"/>
-              <w:right w:w="90" w:type="dxa"/>
-            </w:tcMar>
             <w:vAlign w:val="center"/>
           </w:tcPr>
           <w:p>
@@ -17471,12 +15745,6 @@
               <w:right w:val="single" w:sz="6" w:space="0" w:color="1F3864"/>
             </w:tcBorders>
             <w:shd w:val="clear" w:color="auto" w:fill="D9E2F3"/>
-            <w:tcMar>
-              <w:top w:w="50" w:type="dxa"/>
-              <w:left w:w="90" w:type="dxa"/>
-              <w:bottom w:w="50" w:type="dxa"/>
-              <w:right w:w="90" w:type="dxa"/>
-            </w:tcMar>
             <w:vAlign w:val="center"/>
           </w:tcPr>
           <w:p>
@@ -17513,12 +15781,6 @@
               <w:right w:val="single" w:sz="6" w:space="0" w:color="1F3864"/>
             </w:tcBorders>
             <w:shd w:val="clear" w:color="auto" w:fill="D9E2F3"/>
-            <w:tcMar>
-              <w:top w:w="50" w:type="dxa"/>
-              <w:left w:w="90" w:type="dxa"/>
-              <w:bottom w:w="50" w:type="dxa"/>
-              <w:right w:w="90" w:type="dxa"/>
-            </w:tcMar>
             <w:vAlign w:val="center"/>
           </w:tcPr>
           <w:p>
@@ -17551,12 +15813,6 @@
               <w:right w:val="single" w:sz="6" w:space="0" w:color="1F3864"/>
             </w:tcBorders>
             <w:shd w:val="clear" w:color="auto" w:fill="D9E2F3"/>
-            <w:tcMar>
-              <w:top w:w="50" w:type="dxa"/>
-              <w:left w:w="90" w:type="dxa"/>
-              <w:bottom w:w="50" w:type="dxa"/>
-              <w:right w:w="90" w:type="dxa"/>
-            </w:tcMar>
             <w:vAlign w:val="center"/>
           </w:tcPr>
           <w:p>
@@ -17617,12 +15873,6 @@
               <w:right w:val="single" w:sz="6" w:space="0" w:color="1F3864"/>
             </w:tcBorders>
             <w:shd w:val="clear" w:color="auto" w:fill="4472C4"/>
-            <w:tcMar>
-              <w:top w:w="50" w:type="dxa"/>
-              <w:left w:w="90" w:type="dxa"/>
-              <w:bottom w:w="50" w:type="dxa"/>
-              <w:right w:w="90" w:type="dxa"/>
-            </w:tcMar>
             <w:vAlign w:val="center"/>
           </w:tcPr>
           <w:p>
@@ -17666,12 +15916,6 @@
               <w:right w:val="single" w:sz="6" w:space="0" w:color="1F3864"/>
             </w:tcBorders>
             <w:shd w:val="clear" w:color="auto" w:fill="D9E2F3"/>
-            <w:tcMar>
-              <w:top w:w="50" w:type="dxa"/>
-              <w:left w:w="90" w:type="dxa"/>
-              <w:bottom w:w="50" w:type="dxa"/>
-              <w:right w:w="90" w:type="dxa"/>
-            </w:tcMar>
             <w:vAlign w:val="center"/>
           </w:tcPr>
           <w:p>
@@ -17704,12 +15948,6 @@
               <w:right w:val="single" w:sz="6" w:space="0" w:color="1F3864"/>
             </w:tcBorders>
             <w:shd w:val="clear" w:color="auto" w:fill="4472C4"/>
-            <w:tcMar>
-              <w:top w:w="50" w:type="dxa"/>
-              <w:left w:w="90" w:type="dxa"/>
-              <w:bottom w:w="50" w:type="dxa"/>
-              <w:right w:w="90" w:type="dxa"/>
-            </w:tcMar>
             <w:vAlign w:val="center"/>
           </w:tcPr>
           <w:p>
@@ -17749,12 +15987,6 @@
               <w:right w:val="single" w:sz="6" w:space="0" w:color="1F3864"/>
             </w:tcBorders>
             <w:shd w:val="clear" w:color="auto" w:fill="4472C4"/>
-            <w:tcMar>
-              <w:top w:w="50" w:type="dxa"/>
-              <w:left w:w="90" w:type="dxa"/>
-              <w:bottom w:w="50" w:type="dxa"/>
-              <w:right w:w="90" w:type="dxa"/>
-            </w:tcMar>
             <w:vAlign w:val="center"/>
           </w:tcPr>
           <w:p>
@@ -17794,12 +16026,6 @@
               <w:right w:val="single" w:sz="6" w:space="0" w:color="1F3864"/>
             </w:tcBorders>
             <w:shd w:val="clear" w:color="auto" w:fill="4472C4"/>
-            <w:tcMar>
-              <w:top w:w="50" w:type="dxa"/>
-              <w:left w:w="90" w:type="dxa"/>
-              <w:bottom w:w="50" w:type="dxa"/>
-              <w:right w:w="90" w:type="dxa"/>
-            </w:tcMar>
             <w:vAlign w:val="center"/>
           </w:tcPr>
           <w:p>
@@ -17839,12 +16065,6 @@
               <w:right w:val="single" w:sz="6" w:space="0" w:color="1F3864"/>
             </w:tcBorders>
             <w:shd w:val="clear" w:color="auto" w:fill="4472C4"/>
-            <w:tcMar>
-              <w:top w:w="50" w:type="dxa"/>
-              <w:left w:w="90" w:type="dxa"/>
-              <w:bottom w:w="50" w:type="dxa"/>
-              <w:right w:w="90" w:type="dxa"/>
-            </w:tcMar>
             <w:vAlign w:val="center"/>
           </w:tcPr>
           <w:p>
@@ -17888,12 +16108,6 @@
               <w:right w:val="single" w:sz="6" w:space="0" w:color="1F3864"/>
             </w:tcBorders>
             <w:shd w:val="clear" w:color="auto" w:fill="D9E2F3"/>
-            <w:tcMar>
-              <w:top w:w="50" w:type="dxa"/>
-              <w:left w:w="90" w:type="dxa"/>
-              <w:bottom w:w="50" w:type="dxa"/>
-              <w:right w:w="90" w:type="dxa"/>
-            </w:tcMar>
             <w:vAlign w:val="center"/>
           </w:tcPr>
           <w:p>
@@ -17926,12 +16140,6 @@
               <w:right w:val="single" w:sz="6" w:space="0" w:color="1F3864"/>
             </w:tcBorders>
             <w:shd w:val="clear" w:color="auto" w:fill="D9E2F3"/>
-            <w:tcMar>
-              <w:top w:w="50" w:type="dxa"/>
-              <w:left w:w="90" w:type="dxa"/>
-              <w:bottom w:w="50" w:type="dxa"/>
-              <w:right w:w="90" w:type="dxa"/>
-            </w:tcMar>
             <w:vAlign w:val="center"/>
           </w:tcPr>
           <w:p>
@@ -17964,12 +16172,6 @@
               <w:right w:val="single" w:sz="6" w:space="0" w:color="1F3864"/>
             </w:tcBorders>
             <w:shd w:val="clear" w:color="auto" w:fill="D9E2F3"/>
-            <w:tcMar>
-              <w:top w:w="50" w:type="dxa"/>
-              <w:left w:w="90" w:type="dxa"/>
-              <w:bottom w:w="50" w:type="dxa"/>
-              <w:right w:w="90" w:type="dxa"/>
-            </w:tcMar>
             <w:vAlign w:val="center"/>
           </w:tcPr>
           <w:p>
@@ -18010,12 +16212,6 @@
               <w:right w:val="single" w:sz="6" w:space="0" w:color="1F3864"/>
             </w:tcBorders>
             <w:shd w:val="clear" w:color="auto" w:fill="D9E2F3"/>
-            <w:tcMar>
-              <w:top w:w="50" w:type="dxa"/>
-              <w:left w:w="90" w:type="dxa"/>
-              <w:bottom w:w="50" w:type="dxa"/>
-              <w:right w:w="90" w:type="dxa"/>
-            </w:tcMar>
             <w:vAlign w:val="center"/>
           </w:tcPr>
           <w:p>
@@ -18048,12 +16244,6 @@
               <w:right w:val="single" w:sz="6" w:space="0" w:color="1F3864"/>
             </w:tcBorders>
             <w:shd w:val="clear" w:color="auto" w:fill="D9E2F3"/>
-            <w:tcMar>
-              <w:top w:w="50" w:type="dxa"/>
-              <w:left w:w="90" w:type="dxa"/>
-              <w:bottom w:w="50" w:type="dxa"/>
-              <w:right w:w="90" w:type="dxa"/>
-            </w:tcMar>
             <w:vAlign w:val="center"/>
           </w:tcPr>
           <w:p>
@@ -18098,12 +16288,6 @@
               <w:right w:val="single" w:sz="6" w:space="0" w:color="1F3864"/>
             </w:tcBorders>
             <w:shd w:val="clear" w:color="auto" w:fill="D9E2F3"/>
-            <w:tcMar>
-              <w:top w:w="50" w:type="dxa"/>
-              <w:left w:w="90" w:type="dxa"/>
-              <w:bottom w:w="50" w:type="dxa"/>
-              <w:right w:w="90" w:type="dxa"/>
-            </w:tcMar>
             <w:vAlign w:val="center"/>
           </w:tcPr>
           <w:p>
@@ -18136,12 +16320,6 @@
               <w:right w:val="single" w:sz="6" w:space="0" w:color="1F3864"/>
             </w:tcBorders>
             <w:shd w:val="clear" w:color="auto" w:fill="D9E2F3"/>
-            <w:tcMar>
-              <w:top w:w="50" w:type="dxa"/>
-              <w:left w:w="90" w:type="dxa"/>
-              <w:bottom w:w="50" w:type="dxa"/>
-              <w:right w:w="90" w:type="dxa"/>
-            </w:tcMar>
             <w:vAlign w:val="center"/>
           </w:tcPr>
           <w:p>
@@ -18174,12 +16352,6 @@
               <w:right w:val="single" w:sz="6" w:space="0" w:color="1F3864"/>
             </w:tcBorders>
             <w:shd w:val="clear" w:color="auto" w:fill="D9E2F3"/>
-            <w:tcMar>
-              <w:top w:w="50" w:type="dxa"/>
-              <w:left w:w="90" w:type="dxa"/>
-              <w:bottom w:w="50" w:type="dxa"/>
-              <w:right w:w="90" w:type="dxa"/>
-            </w:tcMar>
             <w:vAlign w:val="center"/>
           </w:tcPr>
           <w:p>
@@ -18212,12 +16384,6 @@
               <w:right w:val="single" w:sz="6" w:space="0" w:color="1F3864"/>
             </w:tcBorders>
             <w:shd w:val="clear" w:color="auto" w:fill="D9E2F3"/>
-            <w:tcMar>
-              <w:top w:w="50" w:type="dxa"/>
-              <w:left w:w="90" w:type="dxa"/>
-              <w:bottom w:w="50" w:type="dxa"/>
-              <w:right w:w="90" w:type="dxa"/>
-            </w:tcMar>
             <w:vAlign w:val="center"/>
           </w:tcPr>
           <w:p>
@@ -18250,12 +16416,6 @@
               <w:right w:val="single" w:sz="6" w:space="0" w:color="1F3864"/>
             </w:tcBorders>
             <w:shd w:val="clear" w:color="auto" w:fill="D9E2F3"/>
-            <w:tcMar>
-              <w:top w:w="50" w:type="dxa"/>
-              <w:left w:w="90" w:type="dxa"/>
-              <w:bottom w:w="50" w:type="dxa"/>
-              <w:right w:w="90" w:type="dxa"/>
-            </w:tcMar>
             <w:vAlign w:val="center"/>
           </w:tcPr>
           <w:p>
@@ -18292,12 +16452,6 @@
               <w:right w:val="single" w:sz="6" w:space="0" w:color="1F3864"/>
             </w:tcBorders>
             <w:shd w:val="clear" w:color="auto" w:fill="D9E2F3"/>
-            <w:tcMar>
-              <w:top w:w="50" w:type="dxa"/>
-              <w:left w:w="90" w:type="dxa"/>
-              <w:bottom w:w="50" w:type="dxa"/>
-              <w:right w:w="90" w:type="dxa"/>
-            </w:tcMar>
             <w:vAlign w:val="center"/>
           </w:tcPr>
           <w:p>
@@ -18330,12 +16484,6 @@
               <w:right w:val="single" w:sz="6" w:space="0" w:color="1F3864"/>
             </w:tcBorders>
             <w:shd w:val="clear" w:color="auto" w:fill="D9E2F3"/>
-            <w:tcMar>
-              <w:top w:w="50" w:type="dxa"/>
-              <w:left w:w="90" w:type="dxa"/>
-              <w:bottom w:w="50" w:type="dxa"/>
-              <w:right w:w="90" w:type="dxa"/>
-            </w:tcMar>
             <w:vAlign w:val="center"/>
           </w:tcPr>
           <w:p>
@@ -18380,12 +16528,6 @@
               <w:right w:val="single" w:sz="6" w:space="0" w:color="1F3864"/>
             </w:tcBorders>
             <w:shd w:val="clear" w:color="auto" w:fill="4472C4"/>
-            <w:tcMar>
-              <w:top w:w="50" w:type="dxa"/>
-              <w:left w:w="90" w:type="dxa"/>
-              <w:bottom w:w="50" w:type="dxa"/>
-              <w:right w:w="90" w:type="dxa"/>
-            </w:tcMar>
             <w:vAlign w:val="center"/>
           </w:tcPr>
           <w:p>
@@ -18429,12 +16571,6 @@
               <w:right w:val="single" w:sz="6" w:space="0" w:color="1F3864"/>
             </w:tcBorders>
             <w:shd w:val="clear" w:color="auto" w:fill="D9E2F3"/>
-            <w:tcMar>
-              <w:top w:w="50" w:type="dxa"/>
-              <w:left w:w="90" w:type="dxa"/>
-              <w:bottom w:w="50" w:type="dxa"/>
-              <w:right w:w="90" w:type="dxa"/>
-            </w:tcMar>
             <w:vAlign w:val="center"/>
           </w:tcPr>
           <w:p>
@@ -18467,12 +16603,6 @@
               <w:right w:val="single" w:sz="6" w:space="0" w:color="1F3864"/>
             </w:tcBorders>
             <w:shd w:val="clear" w:color="auto" w:fill="4472C4"/>
-            <w:tcMar>
-              <w:top w:w="50" w:type="dxa"/>
-              <w:left w:w="90" w:type="dxa"/>
-              <w:bottom w:w="50" w:type="dxa"/>
-              <w:right w:w="90" w:type="dxa"/>
-            </w:tcMar>
             <w:vAlign w:val="center"/>
           </w:tcPr>
           <w:p>
@@ -18512,12 +16642,6 @@
               <w:right w:val="single" w:sz="6" w:space="0" w:color="1F3864"/>
             </w:tcBorders>
             <w:shd w:val="clear" w:color="auto" w:fill="4472C4"/>
-            <w:tcMar>
-              <w:top w:w="50" w:type="dxa"/>
-              <w:left w:w="90" w:type="dxa"/>
-              <w:bottom w:w="50" w:type="dxa"/>
-              <w:right w:w="90" w:type="dxa"/>
-            </w:tcMar>
             <w:vAlign w:val="center"/>
           </w:tcPr>
           <w:p>
@@ -18557,12 +16681,6 @@
               <w:right w:val="single" w:sz="6" w:space="0" w:color="1F3864"/>
             </w:tcBorders>
             <w:shd w:val="clear" w:color="auto" w:fill="4472C4"/>
-            <w:tcMar>
-              <w:top w:w="50" w:type="dxa"/>
-              <w:left w:w="90" w:type="dxa"/>
-              <w:bottom w:w="50" w:type="dxa"/>
-              <w:right w:w="90" w:type="dxa"/>
-            </w:tcMar>
             <w:vAlign w:val="center"/>
           </w:tcPr>
           <w:p>
@@ -18602,12 +16720,6 @@
               <w:right w:val="single" w:sz="6" w:space="0" w:color="1F3864"/>
             </w:tcBorders>
             <w:shd w:val="clear" w:color="auto" w:fill="4472C4"/>
-            <w:tcMar>
-              <w:top w:w="50" w:type="dxa"/>
-              <w:left w:w="90" w:type="dxa"/>
-              <w:bottom w:w="50" w:type="dxa"/>
-              <w:right w:w="90" w:type="dxa"/>
-            </w:tcMar>
             <w:vAlign w:val="center"/>
           </w:tcPr>
           <w:p>
@@ -18651,12 +16763,6 @@
               <w:right w:val="single" w:sz="6" w:space="0" w:color="1F3864"/>
             </w:tcBorders>
             <w:shd w:val="clear" w:color="auto" w:fill="D9E2F3"/>
-            <w:tcMar>
-              <w:top w:w="50" w:type="dxa"/>
-              <w:left w:w="90" w:type="dxa"/>
-              <w:bottom w:w="50" w:type="dxa"/>
-              <w:right w:w="90" w:type="dxa"/>
-            </w:tcMar>
             <w:vAlign w:val="center"/>
           </w:tcPr>
           <w:p>
@@ -18689,12 +16795,6 @@
               <w:right w:val="single" w:sz="6" w:space="0" w:color="1F3864"/>
             </w:tcBorders>
             <w:shd w:val="clear" w:color="auto" w:fill="D9E2F3"/>
-            <w:tcMar>
-              <w:top w:w="50" w:type="dxa"/>
-              <w:left w:w="90" w:type="dxa"/>
-              <w:bottom w:w="50" w:type="dxa"/>
-              <w:right w:w="90" w:type="dxa"/>
-            </w:tcMar>
             <w:vAlign w:val="center"/>
           </w:tcPr>
           <w:p>
@@ -18727,12 +16827,6 @@
               <w:right w:val="single" w:sz="6" w:space="0" w:color="1F3864"/>
             </w:tcBorders>
             <w:shd w:val="clear" w:color="auto" w:fill="D9E2F3"/>
-            <w:tcMar>
-              <w:top w:w="50" w:type="dxa"/>
-              <w:left w:w="90" w:type="dxa"/>
-              <w:bottom w:w="50" w:type="dxa"/>
-              <w:right w:w="90" w:type="dxa"/>
-            </w:tcMar>
             <w:vAlign w:val="center"/>
           </w:tcPr>
           <w:p>
@@ -18765,12 +16859,6 @@
               <w:right w:val="single" w:sz="6" w:space="0" w:color="1F3864"/>
             </w:tcBorders>
             <w:shd w:val="clear" w:color="auto" w:fill="D9E2F3"/>
-            <w:tcMar>
-              <w:top w:w="50" w:type="dxa"/>
-              <w:left w:w="90" w:type="dxa"/>
-              <w:bottom w:w="50" w:type="dxa"/>
-              <w:right w:w="90" w:type="dxa"/>
-            </w:tcMar>
             <w:vAlign w:val="center"/>
           </w:tcPr>
           <w:p>
@@ -18803,12 +16891,6 @@
               <w:right w:val="single" w:sz="6" w:space="0" w:color="1F3864"/>
             </w:tcBorders>
             <w:shd w:val="clear" w:color="auto" w:fill="D9E2F3"/>
-            <w:tcMar>
-              <w:top w:w="50" w:type="dxa"/>
-              <w:left w:w="90" w:type="dxa"/>
-              <w:bottom w:w="50" w:type="dxa"/>
-              <w:right w:w="90" w:type="dxa"/>
-            </w:tcMar>
             <w:vAlign w:val="center"/>
           </w:tcPr>
           <w:p>
@@ -18853,12 +16935,6 @@
               <w:right w:val="single" w:sz="6" w:space="0" w:color="1F3864"/>
             </w:tcBorders>
             <w:shd w:val="clear" w:color="auto" w:fill="D9E2F3"/>
-            <w:tcMar>
-              <w:top w:w="50" w:type="dxa"/>
-              <w:left w:w="90" w:type="dxa"/>
-              <w:bottom w:w="50" w:type="dxa"/>
-              <w:right w:w="90" w:type="dxa"/>
-            </w:tcMar>
             <w:vAlign w:val="center"/>
           </w:tcPr>
           <w:p>
@@ -18891,12 +16967,6 @@
               <w:right w:val="single" w:sz="6" w:space="0" w:color="1F3864"/>
             </w:tcBorders>
             <w:shd w:val="clear" w:color="auto" w:fill="D9E2F3"/>
-            <w:tcMar>
-              <w:top w:w="50" w:type="dxa"/>
-              <w:left w:w="90" w:type="dxa"/>
-              <w:bottom w:w="50" w:type="dxa"/>
-              <w:right w:w="90" w:type="dxa"/>
-            </w:tcMar>
             <w:vAlign w:val="center"/>
           </w:tcPr>
           <w:p>
@@ -18929,12 +16999,6 @@
               <w:right w:val="single" w:sz="6" w:space="0" w:color="1F3864"/>
             </w:tcBorders>
             <w:shd w:val="clear" w:color="auto" w:fill="D9E2F3"/>
-            <w:tcMar>
-              <w:top w:w="50" w:type="dxa"/>
-              <w:left w:w="90" w:type="dxa"/>
-              <w:bottom w:w="50" w:type="dxa"/>
-              <w:right w:w="90" w:type="dxa"/>
-            </w:tcMar>
             <w:vAlign w:val="center"/>
           </w:tcPr>
           <w:p>
@@ -18967,12 +17031,6 @@
               <w:right w:val="single" w:sz="6" w:space="0" w:color="1F3864"/>
             </w:tcBorders>
             <w:shd w:val="clear" w:color="auto" w:fill="D9E2F3"/>
-            <w:tcMar>
-              <w:top w:w="50" w:type="dxa"/>
-              <w:left w:w="90" w:type="dxa"/>
-              <w:bottom w:w="50" w:type="dxa"/>
-              <w:right w:w="90" w:type="dxa"/>
-            </w:tcMar>
             <w:vAlign w:val="center"/>
           </w:tcPr>
           <w:p>
@@ -19013,12 +17071,6 @@
               <w:right w:val="single" w:sz="6" w:space="0" w:color="1F3864"/>
             </w:tcBorders>
             <w:shd w:val="clear" w:color="auto" w:fill="D9E2F3"/>
-            <w:tcMar>
-              <w:top w:w="50" w:type="dxa"/>
-              <w:left w:w="90" w:type="dxa"/>
-              <w:bottom w:w="50" w:type="dxa"/>
-              <w:right w:w="90" w:type="dxa"/>
-            </w:tcMar>
             <w:vAlign w:val="center"/>
           </w:tcPr>
           <w:p>
@@ -19055,12 +17107,6 @@
               <w:right w:val="single" w:sz="6" w:space="0" w:color="1F3864"/>
             </w:tcBorders>
             <w:shd w:val="clear" w:color="auto" w:fill="D9E2F3"/>
-            <w:tcMar>
-              <w:top w:w="50" w:type="dxa"/>
-              <w:left w:w="90" w:type="dxa"/>
-              <w:bottom w:w="50" w:type="dxa"/>
-              <w:right w:w="90" w:type="dxa"/>
-            </w:tcMar>
             <w:vAlign w:val="center"/>
           </w:tcPr>
           <w:p>
@@ -19093,12 +17139,6 @@
               <w:right w:val="single" w:sz="6" w:space="0" w:color="1F3864"/>
             </w:tcBorders>
             <w:shd w:val="clear" w:color="auto" w:fill="D9E2F3"/>
-            <w:tcMar>
-              <w:top w:w="50" w:type="dxa"/>
-              <w:left w:w="90" w:type="dxa"/>
-              <w:bottom w:w="50" w:type="dxa"/>
-              <w:right w:w="90" w:type="dxa"/>
-            </w:tcMar>
             <w:vAlign w:val="center"/>
           </w:tcPr>
           <w:p>
@@ -19143,12 +17183,6 @@
               <w:right w:val="single" w:sz="6" w:space="0" w:color="1F3864"/>
             </w:tcBorders>
             <w:shd w:val="clear" w:color="auto" w:fill="4472C4"/>
-            <w:tcMar>
-              <w:top w:w="50" w:type="dxa"/>
-              <w:left w:w="90" w:type="dxa"/>
-              <w:bottom w:w="50" w:type="dxa"/>
-              <w:right w:w="90" w:type="dxa"/>
-            </w:tcMar>
             <w:vAlign w:val="center"/>
           </w:tcPr>
           <w:p>
@@ -19192,12 +17226,6 @@
               <w:right w:val="single" w:sz="6" w:space="0" w:color="1F3864"/>
             </w:tcBorders>
             <w:shd w:val="clear" w:color="auto" w:fill="D9E2F3"/>
-            <w:tcMar>
-              <w:top w:w="50" w:type="dxa"/>
-              <w:left w:w="90" w:type="dxa"/>
-              <w:bottom w:w="50" w:type="dxa"/>
-              <w:right w:w="90" w:type="dxa"/>
-            </w:tcMar>
             <w:vAlign w:val="center"/>
           </w:tcPr>
           <w:p>
@@ -19230,12 +17258,6 @@
               <w:right w:val="single" w:sz="6" w:space="0" w:color="1F3864"/>
             </w:tcBorders>
             <w:shd w:val="clear" w:color="auto" w:fill="4472C4"/>
-            <w:tcMar>
-              <w:top w:w="50" w:type="dxa"/>
-              <w:left w:w="90" w:type="dxa"/>
-              <w:bottom w:w="50" w:type="dxa"/>
-              <w:right w:w="90" w:type="dxa"/>
-            </w:tcMar>
             <w:vAlign w:val="center"/>
           </w:tcPr>
           <w:p>
@@ -19275,12 +17297,6 @@
               <w:right w:val="single" w:sz="6" w:space="0" w:color="1F3864"/>
             </w:tcBorders>
             <w:shd w:val="clear" w:color="auto" w:fill="4472C4"/>
-            <w:tcMar>
-              <w:top w:w="50" w:type="dxa"/>
-              <w:left w:w="90" w:type="dxa"/>
-              <w:bottom w:w="50" w:type="dxa"/>
-              <w:right w:w="90" w:type="dxa"/>
-            </w:tcMar>
             <w:vAlign w:val="center"/>
           </w:tcPr>
           <w:p>
@@ -19320,12 +17336,6 @@
               <w:right w:val="single" w:sz="6" w:space="0" w:color="1F3864"/>
             </w:tcBorders>
             <w:shd w:val="clear" w:color="auto" w:fill="4472C4"/>
-            <w:tcMar>
-              <w:top w:w="50" w:type="dxa"/>
-              <w:left w:w="90" w:type="dxa"/>
-              <w:bottom w:w="50" w:type="dxa"/>
-              <w:right w:w="90" w:type="dxa"/>
-            </w:tcMar>
             <w:vAlign w:val="center"/>
           </w:tcPr>
           <w:p>
@@ -19365,12 +17375,6 @@
               <w:right w:val="single" w:sz="6" w:space="0" w:color="1F3864"/>
             </w:tcBorders>
             <w:shd w:val="clear" w:color="auto" w:fill="4472C4"/>
-            <w:tcMar>
-              <w:top w:w="50" w:type="dxa"/>
-              <w:left w:w="90" w:type="dxa"/>
-              <w:bottom w:w="50" w:type="dxa"/>
-              <w:right w:w="90" w:type="dxa"/>
-            </w:tcMar>
             <w:vAlign w:val="center"/>
           </w:tcPr>
           <w:p>
@@ -19414,12 +17418,6 @@
               <w:right w:val="single" w:sz="6" w:space="0" w:color="1F3864"/>
             </w:tcBorders>
             <w:shd w:val="clear" w:color="auto" w:fill="D9E2F3"/>
-            <w:tcMar>
-              <w:top w:w="50" w:type="dxa"/>
-              <w:left w:w="90" w:type="dxa"/>
-              <w:bottom w:w="50" w:type="dxa"/>
-              <w:right w:w="90" w:type="dxa"/>
-            </w:tcMar>
             <w:vAlign w:val="center"/>
           </w:tcPr>
           <w:p>
@@ -19452,12 +17450,6 @@
               <w:right w:val="single" w:sz="6" w:space="0" w:color="1F3864"/>
             </w:tcBorders>
             <w:shd w:val="clear" w:color="auto" w:fill="D9E2F3"/>
-            <w:tcMar>
-              <w:top w:w="50" w:type="dxa"/>
-              <w:left w:w="90" w:type="dxa"/>
-              <w:bottom w:w="50" w:type="dxa"/>
-              <w:right w:w="90" w:type="dxa"/>
-            </w:tcMar>
             <w:vAlign w:val="center"/>
           </w:tcPr>
           <w:p>
@@ -19506,12 +17498,6 @@
               <w:right w:val="single" w:sz="6" w:space="0" w:color="1F3864"/>
             </w:tcBorders>
             <w:shd w:val="clear" w:color="auto" w:fill="D9E2F3"/>
-            <w:tcMar>
-              <w:top w:w="50" w:type="dxa"/>
-              <w:left w:w="90" w:type="dxa"/>
-              <w:bottom w:w="50" w:type="dxa"/>
-              <w:right w:w="90" w:type="dxa"/>
-            </w:tcMar>
             <w:vAlign w:val="center"/>
           </w:tcPr>
           <w:p>
@@ -19544,12 +17530,6 @@
               <w:right w:val="single" w:sz="6" w:space="0" w:color="1F3864"/>
             </w:tcBorders>
             <w:shd w:val="clear" w:color="auto" w:fill="D9E2F3"/>
-            <w:tcMar>
-              <w:top w:w="50" w:type="dxa"/>
-              <w:left w:w="90" w:type="dxa"/>
-              <w:bottom w:w="50" w:type="dxa"/>
-              <w:right w:w="90" w:type="dxa"/>
-            </w:tcMar>
             <w:vAlign w:val="center"/>
           </w:tcPr>
           <w:p>
@@ -19618,12 +17598,6 @@
               <w:right w:val="single" w:sz="6" w:space="0" w:color="1F3864"/>
             </w:tcBorders>
             <w:shd w:val="clear" w:color="auto" w:fill="D9E2F3"/>
-            <w:tcMar>
-              <w:top w:w="50" w:type="dxa"/>
-              <w:left w:w="90" w:type="dxa"/>
-              <w:bottom w:w="50" w:type="dxa"/>
-              <w:right w:w="90" w:type="dxa"/>
-            </w:tcMar>
             <w:vAlign w:val="center"/>
           </w:tcPr>
           <w:p>
@@ -19706,12 +17680,6 @@
               <w:right w:val="single" w:sz="6" w:space="0" w:color="1F3864"/>
             </w:tcBorders>
             <w:shd w:val="clear" w:color="auto" w:fill="D9E2F3"/>
-            <w:tcMar>
-              <w:top w:w="50" w:type="dxa"/>
-              <w:left w:w="90" w:type="dxa"/>
-              <w:bottom w:w="50" w:type="dxa"/>
-              <w:right w:w="90" w:type="dxa"/>
-            </w:tcMar>
             <w:vAlign w:val="center"/>
           </w:tcPr>
           <w:p>
@@ -19744,12 +17712,6 @@
               <w:right w:val="single" w:sz="6" w:space="0" w:color="1F3864"/>
             </w:tcBorders>
             <w:shd w:val="clear" w:color="auto" w:fill="D9E2F3"/>
-            <w:tcMar>
-              <w:top w:w="50" w:type="dxa"/>
-              <w:left w:w="90" w:type="dxa"/>
-              <w:bottom w:w="50" w:type="dxa"/>
-              <w:right w:w="90" w:type="dxa"/>
-            </w:tcMar>
             <w:vAlign w:val="center"/>
           </w:tcPr>
           <w:p>
@@ -19782,12 +17744,6 @@
               <w:right w:val="single" w:sz="6" w:space="0" w:color="1F3864"/>
             </w:tcBorders>
             <w:shd w:val="clear" w:color="auto" w:fill="D9E2F3"/>
-            <w:tcMar>
-              <w:top w:w="50" w:type="dxa"/>
-              <w:left w:w="90" w:type="dxa"/>
-              <w:bottom w:w="50" w:type="dxa"/>
-              <w:right w:w="90" w:type="dxa"/>
-            </w:tcMar>
             <w:vAlign w:val="center"/>
           </w:tcPr>
           <w:p>
@@ -19828,12 +17784,6 @@
               <w:right w:val="single" w:sz="6" w:space="0" w:color="1F3864"/>
             </w:tcBorders>
             <w:shd w:val="clear" w:color="auto" w:fill="D9E2F3"/>
-            <w:tcMar>
-              <w:top w:w="50" w:type="dxa"/>
-              <w:left w:w="90" w:type="dxa"/>
-              <w:bottom w:w="50" w:type="dxa"/>
-              <w:right w:w="90" w:type="dxa"/>
-            </w:tcMar>
             <w:vAlign w:val="center"/>
           </w:tcPr>
           <w:p>
@@ -19874,12 +17824,6 @@
               <w:right w:val="single" w:sz="6" w:space="0" w:color="1F3864"/>
             </w:tcBorders>
             <w:shd w:val="clear" w:color="auto" w:fill="D9E2F3"/>
-            <w:tcMar>
-              <w:top w:w="50" w:type="dxa"/>
-              <w:left w:w="90" w:type="dxa"/>
-              <w:bottom w:w="50" w:type="dxa"/>
-              <w:right w:w="90" w:type="dxa"/>
-            </w:tcMar>
             <w:vAlign w:val="center"/>
           </w:tcPr>
           <w:p>
@@ -19916,12 +17860,6 @@
               <w:right w:val="single" w:sz="6" w:space="0" w:color="1F3864"/>
             </w:tcBorders>
             <w:shd w:val="clear" w:color="auto" w:fill="D9E2F3"/>
-            <w:tcMar>
-              <w:top w:w="50" w:type="dxa"/>
-              <w:left w:w="90" w:type="dxa"/>
-              <w:bottom w:w="50" w:type="dxa"/>
-              <w:right w:w="90" w:type="dxa"/>
-            </w:tcMar>
             <w:vAlign w:val="center"/>
           </w:tcPr>
           <w:p>
@@ -19954,12 +17892,6 @@
               <w:right w:val="single" w:sz="6" w:space="0" w:color="1F3864"/>
             </w:tcBorders>
             <w:shd w:val="clear" w:color="auto" w:fill="D9E2F3"/>
-            <w:tcMar>
-              <w:top w:w="50" w:type="dxa"/>
-              <w:left w:w="90" w:type="dxa"/>
-              <w:bottom w:w="50" w:type="dxa"/>
-              <w:right w:w="90" w:type="dxa"/>
-            </w:tcMar>
             <w:vAlign w:val="center"/>
           </w:tcPr>
           <w:p>
@@ -20020,12 +17952,6 @@
               <w:right w:val="single" w:sz="6" w:space="0" w:color="1F3864"/>
             </w:tcBorders>
             <w:shd w:val="clear" w:color="auto" w:fill="4472C4"/>
-            <w:tcMar>
-              <w:top w:w="50" w:type="dxa"/>
-              <w:left w:w="90" w:type="dxa"/>
-              <w:bottom w:w="50" w:type="dxa"/>
-              <w:right w:w="90" w:type="dxa"/>
-            </w:tcMar>
             <w:vAlign w:val="center"/>
           </w:tcPr>
           <w:p>
@@ -20069,12 +17995,6 @@
               <w:right w:val="single" w:sz="6" w:space="0" w:color="1F3864"/>
             </w:tcBorders>
             <w:shd w:val="clear" w:color="auto" w:fill="D9E2F3"/>
-            <w:tcMar>
-              <w:top w:w="50" w:type="dxa"/>
-              <w:left w:w="90" w:type="dxa"/>
-              <w:bottom w:w="50" w:type="dxa"/>
-              <w:right w:w="90" w:type="dxa"/>
-            </w:tcMar>
             <w:vAlign w:val="center"/>
           </w:tcPr>
           <w:p>
@@ -20107,12 +18027,6 @@
               <w:right w:val="single" w:sz="6" w:space="0" w:color="1F3864"/>
             </w:tcBorders>
             <w:shd w:val="clear" w:color="auto" w:fill="4472C4"/>
-            <w:tcMar>
-              <w:top w:w="50" w:type="dxa"/>
-              <w:left w:w="90" w:type="dxa"/>
-              <w:bottom w:w="50" w:type="dxa"/>
-              <w:right w:w="90" w:type="dxa"/>
-            </w:tcMar>
             <w:vAlign w:val="center"/>
           </w:tcPr>
           <w:p>
@@ -20152,12 +18066,6 @@
               <w:right w:val="single" w:sz="6" w:space="0" w:color="1F3864"/>
             </w:tcBorders>
             <w:shd w:val="clear" w:color="auto" w:fill="4472C4"/>
-            <w:tcMar>
-              <w:top w:w="50" w:type="dxa"/>
-              <w:left w:w="90" w:type="dxa"/>
-              <w:bottom w:w="50" w:type="dxa"/>
-              <w:right w:w="90" w:type="dxa"/>
-            </w:tcMar>
             <w:vAlign w:val="center"/>
           </w:tcPr>
           <w:p>
@@ -20197,12 +18105,6 @@
               <w:right w:val="single" w:sz="6" w:space="0" w:color="1F3864"/>
             </w:tcBorders>
             <w:shd w:val="clear" w:color="auto" w:fill="4472C4"/>
-            <w:tcMar>
-              <w:top w:w="50" w:type="dxa"/>
-              <w:left w:w="90" w:type="dxa"/>
-              <w:bottom w:w="50" w:type="dxa"/>
-              <w:right w:w="90" w:type="dxa"/>
-            </w:tcMar>
             <w:vAlign w:val="center"/>
           </w:tcPr>
           <w:p>
@@ -20242,12 +18144,6 @@
               <w:right w:val="single" w:sz="6" w:space="0" w:color="1F3864"/>
             </w:tcBorders>
             <w:shd w:val="clear" w:color="auto" w:fill="4472C4"/>
-            <w:tcMar>
-              <w:top w:w="50" w:type="dxa"/>
-              <w:left w:w="90" w:type="dxa"/>
-              <w:bottom w:w="50" w:type="dxa"/>
-              <w:right w:w="90" w:type="dxa"/>
-            </w:tcMar>
             <w:vAlign w:val="center"/>
           </w:tcPr>
           <w:p>
@@ -20291,12 +18187,6 @@
               <w:right w:val="single" w:sz="6" w:space="0" w:color="1F3864"/>
             </w:tcBorders>
             <w:shd w:val="clear" w:color="auto" w:fill="D9E2F3"/>
-            <w:tcMar>
-              <w:top w:w="50" w:type="dxa"/>
-              <w:left w:w="90" w:type="dxa"/>
-              <w:bottom w:w="50" w:type="dxa"/>
-              <w:right w:w="90" w:type="dxa"/>
-            </w:tcMar>
             <w:vAlign w:val="center"/>
           </w:tcPr>
           <w:p>
@@ -20329,12 +18219,6 @@
               <w:right w:val="single" w:sz="6" w:space="0" w:color="1F3864"/>
             </w:tcBorders>
             <w:shd w:val="clear" w:color="auto" w:fill="D9E2F3"/>
-            <w:tcMar>
-              <w:top w:w="50" w:type="dxa"/>
-              <w:left w:w="90" w:type="dxa"/>
-              <w:bottom w:w="50" w:type="dxa"/>
-              <w:right w:w="90" w:type="dxa"/>
-            </w:tcMar>
             <w:vAlign w:val="center"/>
           </w:tcPr>
           <w:p>
@@ -20367,12 +18251,6 @@
               <w:right w:val="single" w:sz="6" w:space="0" w:color="1F3864"/>
             </w:tcBorders>
             <w:shd w:val="clear" w:color="auto" w:fill="D9E2F3"/>
-            <w:tcMar>
-              <w:top w:w="50" w:type="dxa"/>
-              <w:left w:w="90" w:type="dxa"/>
-              <w:bottom w:w="50" w:type="dxa"/>
-              <w:right w:w="90" w:type="dxa"/>
-            </w:tcMar>
             <w:vAlign w:val="center"/>
           </w:tcPr>
           <w:p>
@@ -20405,12 +18283,6 @@
               <w:right w:val="single" w:sz="6" w:space="0" w:color="1F3864"/>
             </w:tcBorders>
             <w:shd w:val="clear" w:color="auto" w:fill="D9E2F3"/>
-            <w:tcMar>
-              <w:top w:w="50" w:type="dxa"/>
-              <w:left w:w="90" w:type="dxa"/>
-              <w:bottom w:w="50" w:type="dxa"/>
-              <w:right w:w="90" w:type="dxa"/>
-            </w:tcMar>
             <w:vAlign w:val="center"/>
           </w:tcPr>
           <w:p>
@@ -20443,12 +18315,6 @@
               <w:right w:val="single" w:sz="6" w:space="0" w:color="1F3864"/>
             </w:tcBorders>
             <w:shd w:val="clear" w:color="auto" w:fill="D9E2F3"/>
-            <w:tcMar>
-              <w:top w:w="50" w:type="dxa"/>
-              <w:left w:w="90" w:type="dxa"/>
-              <w:bottom w:w="50" w:type="dxa"/>
-              <w:right w:w="90" w:type="dxa"/>
-            </w:tcMar>
             <w:vAlign w:val="center"/>
           </w:tcPr>
           <w:p>
@@ -20485,12 +18351,6 @@
               <w:right w:val="single" w:sz="6" w:space="0" w:color="1F3864"/>
             </w:tcBorders>
             <w:shd w:val="clear" w:color="auto" w:fill="D9E2F3"/>
-            <w:tcMar>
-              <w:top w:w="50" w:type="dxa"/>
-              <w:left w:w="90" w:type="dxa"/>
-              <w:bottom w:w="50" w:type="dxa"/>
-              <w:right w:w="90" w:type="dxa"/>
-            </w:tcMar>
             <w:vAlign w:val="center"/>
           </w:tcPr>
           <w:p>
@@ -20523,12 +18383,6 @@
               <w:right w:val="single" w:sz="6" w:space="0" w:color="1F3864"/>
             </w:tcBorders>
             <w:shd w:val="clear" w:color="auto" w:fill="D9E2F3"/>
-            <w:tcMar>
-              <w:top w:w="50" w:type="dxa"/>
-              <w:left w:w="90" w:type="dxa"/>
-              <w:bottom w:w="50" w:type="dxa"/>
-              <w:right w:w="90" w:type="dxa"/>
-            </w:tcMar>
             <w:vAlign w:val="center"/>
           </w:tcPr>
           <w:p>
@@ -20561,12 +18415,6 @@
               <w:right w:val="single" w:sz="6" w:space="0" w:color="1F3864"/>
             </w:tcBorders>
             <w:shd w:val="clear" w:color="auto" w:fill="D9E2F3"/>
-            <w:tcMar>
-              <w:top w:w="50" w:type="dxa"/>
-              <w:left w:w="90" w:type="dxa"/>
-              <w:bottom w:w="50" w:type="dxa"/>
-              <w:right w:w="90" w:type="dxa"/>
-            </w:tcMar>
             <w:vAlign w:val="center"/>
           </w:tcPr>
           <w:p>
@@ -20607,12 +18455,6 @@
               <w:right w:val="single" w:sz="6" w:space="0" w:color="1F3864"/>
             </w:tcBorders>
             <w:shd w:val="clear" w:color="auto" w:fill="D9E2F3"/>
-            <w:tcMar>
-              <w:top w:w="50" w:type="dxa"/>
-              <w:left w:w="90" w:type="dxa"/>
-              <w:bottom w:w="50" w:type="dxa"/>
-              <w:right w:w="90" w:type="dxa"/>
-            </w:tcMar>
             <w:vAlign w:val="center"/>
           </w:tcPr>
           <w:p>
@@ -20645,12 +18487,6 @@
               <w:right w:val="single" w:sz="6" w:space="0" w:color="1F3864"/>
             </w:tcBorders>
             <w:shd w:val="clear" w:color="auto" w:fill="D9E2F3"/>
-            <w:tcMar>
-              <w:top w:w="50" w:type="dxa"/>
-              <w:left w:w="90" w:type="dxa"/>
-              <w:bottom w:w="50" w:type="dxa"/>
-              <w:right w:w="90" w:type="dxa"/>
-            </w:tcMar>
             <w:vAlign w:val="center"/>
           </w:tcPr>
           <w:p>
@@ -20719,12 +18555,6 @@
               <w:right w:val="single" w:sz="6" w:space="0" w:color="1F3864"/>
             </w:tcBorders>
             <w:shd w:val="clear" w:color="auto" w:fill="D9E2F3"/>
-            <w:tcMar>
-              <w:top w:w="50" w:type="dxa"/>
-              <w:left w:w="90" w:type="dxa"/>
-              <w:bottom w:w="50" w:type="dxa"/>
-              <w:right w:w="90" w:type="dxa"/>
-            </w:tcMar>
             <w:vAlign w:val="center"/>
           </w:tcPr>
           <w:p>
@@ -20757,12 +18587,6 @@
               <w:right w:val="single" w:sz="6" w:space="0" w:color="1F3864"/>
             </w:tcBorders>
             <w:shd w:val="clear" w:color="auto" w:fill="D9E2F3"/>
-            <w:tcMar>
-              <w:top w:w="50" w:type="dxa"/>
-              <w:left w:w="90" w:type="dxa"/>
-              <w:bottom w:w="50" w:type="dxa"/>
-              <w:right w:w="90" w:type="dxa"/>
-            </w:tcMar>
             <w:vAlign w:val="center"/>
           </w:tcPr>
           <w:p>
@@ -20795,12 +18619,6 @@
               <w:right w:val="single" w:sz="6" w:space="0" w:color="1F3864"/>
             </w:tcBorders>
             <w:shd w:val="clear" w:color="auto" w:fill="D9E2F3"/>
-            <w:tcMar>
-              <w:top w:w="50" w:type="dxa"/>
-              <w:left w:w="90" w:type="dxa"/>
-              <w:bottom w:w="50" w:type="dxa"/>
-              <w:right w:w="90" w:type="dxa"/>
-            </w:tcMar>
             <w:vAlign w:val="center"/>
           </w:tcPr>
           <w:p>
@@ -20833,12 +18651,6 @@
               <w:right w:val="single" w:sz="6" w:space="0" w:color="1F3864"/>
             </w:tcBorders>
             <w:shd w:val="clear" w:color="auto" w:fill="D9E2F3"/>
-            <w:tcMar>
-              <w:top w:w="50" w:type="dxa"/>
-              <w:left w:w="90" w:type="dxa"/>
-              <w:bottom w:w="50" w:type="dxa"/>
-              <w:right w:w="90" w:type="dxa"/>
-            </w:tcMar>
             <w:vAlign w:val="center"/>
           </w:tcPr>
           <w:p>
@@ -20871,12 +18683,6 @@
               <w:right w:val="single" w:sz="6" w:space="0" w:color="1F3864"/>
             </w:tcBorders>
             <w:shd w:val="clear" w:color="auto" w:fill="D9E2F3"/>
-            <w:tcMar>
-              <w:top w:w="50" w:type="dxa"/>
-              <w:left w:w="90" w:type="dxa"/>
-              <w:bottom w:w="50" w:type="dxa"/>
-              <w:right w:w="90" w:type="dxa"/>
-            </w:tcMar>
             <w:vAlign w:val="center"/>
           </w:tcPr>
           <w:p>
@@ -20913,12 +18719,6 @@
               <w:right w:val="single" w:sz="6" w:space="0" w:color="1F3864"/>
             </w:tcBorders>
             <w:shd w:val="clear" w:color="auto" w:fill="D9E2F3"/>
-            <w:tcMar>
-              <w:top w:w="50" w:type="dxa"/>
-              <w:left w:w="90" w:type="dxa"/>
-              <w:bottom w:w="50" w:type="dxa"/>
-              <w:right w:w="90" w:type="dxa"/>
-            </w:tcMar>
             <w:vAlign w:val="center"/>
           </w:tcPr>
           <w:p>
@@ -20951,12 +18751,6 @@
               <w:right w:val="single" w:sz="6" w:space="0" w:color="1F3864"/>
             </w:tcBorders>
             <w:shd w:val="clear" w:color="auto" w:fill="D9E2F3"/>
-            <w:tcMar>
-              <w:top w:w="50" w:type="dxa"/>
-              <w:left w:w="90" w:type="dxa"/>
-              <w:bottom w:w="50" w:type="dxa"/>
-              <w:right w:w="90" w:type="dxa"/>
-            </w:tcMar>
             <w:vAlign w:val="center"/>
           </w:tcPr>
           <w:p>
@@ -21001,12 +18795,6 @@
               <w:right w:val="single" w:sz="6" w:space="0" w:color="1F3864"/>
             </w:tcBorders>
             <w:shd w:val="clear" w:color="auto" w:fill="4472C4"/>
-            <w:tcMar>
-              <w:top w:w="50" w:type="dxa"/>
-              <w:left w:w="90" w:type="dxa"/>
-              <w:bottom w:w="50" w:type="dxa"/>
-              <w:right w:w="90" w:type="dxa"/>
-            </w:tcMar>
             <w:vAlign w:val="center"/>
           </w:tcPr>
           <w:p>
@@ -21050,12 +18838,6 @@
               <w:right w:val="single" w:sz="6" w:space="0" w:color="1F3864"/>
             </w:tcBorders>
             <w:shd w:val="clear" w:color="auto" w:fill="D9E2F3"/>
-            <w:tcMar>
-              <w:top w:w="50" w:type="dxa"/>
-              <w:left w:w="90" w:type="dxa"/>
-              <w:bottom w:w="50" w:type="dxa"/>
-              <w:right w:w="90" w:type="dxa"/>
-            </w:tcMar>
             <w:vAlign w:val="center"/>
           </w:tcPr>
           <w:p>
@@ -21088,12 +18870,6 @@
               <w:right w:val="single" w:sz="6" w:space="0" w:color="1F3864"/>
             </w:tcBorders>
             <w:shd w:val="clear" w:color="auto" w:fill="4472C4"/>
-            <w:tcMar>
-              <w:top w:w="50" w:type="dxa"/>
-              <w:left w:w="90" w:type="dxa"/>
-              <w:bottom w:w="50" w:type="dxa"/>
-              <w:right w:w="90" w:type="dxa"/>
-            </w:tcMar>
             <w:vAlign w:val="center"/>
           </w:tcPr>
           <w:p>
@@ -21133,12 +18909,6 @@
               <w:right w:val="single" w:sz="6" w:space="0" w:color="1F3864"/>
             </w:tcBorders>
             <w:shd w:val="clear" w:color="auto" w:fill="4472C4"/>
-            <w:tcMar>
-              <w:top w:w="50" w:type="dxa"/>
-              <w:left w:w="90" w:type="dxa"/>
-              <w:bottom w:w="50" w:type="dxa"/>
-              <w:right w:w="90" w:type="dxa"/>
-            </w:tcMar>
             <w:vAlign w:val="center"/>
           </w:tcPr>
           <w:p>
@@ -21178,12 +18948,6 @@
               <w:right w:val="single" w:sz="6" w:space="0" w:color="1F3864"/>
             </w:tcBorders>
             <w:shd w:val="clear" w:color="auto" w:fill="4472C4"/>
-            <w:tcMar>
-              <w:top w:w="50" w:type="dxa"/>
-              <w:left w:w="90" w:type="dxa"/>
-              <w:bottom w:w="50" w:type="dxa"/>
-              <w:right w:w="90" w:type="dxa"/>
-            </w:tcMar>
             <w:vAlign w:val="center"/>
           </w:tcPr>
           <w:p>
@@ -21223,12 +18987,6 @@
               <w:right w:val="single" w:sz="6" w:space="0" w:color="1F3864"/>
             </w:tcBorders>
             <w:shd w:val="clear" w:color="auto" w:fill="4472C4"/>
-            <w:tcMar>
-              <w:top w:w="50" w:type="dxa"/>
-              <w:left w:w="90" w:type="dxa"/>
-              <w:bottom w:w="50" w:type="dxa"/>
-              <w:right w:w="90" w:type="dxa"/>
-            </w:tcMar>
             <w:vAlign w:val="center"/>
           </w:tcPr>
           <w:p>
@@ -21272,12 +19030,6 @@
               <w:right w:val="single" w:sz="6" w:space="0" w:color="1F3864"/>
             </w:tcBorders>
             <w:shd w:val="clear" w:color="auto" w:fill="D9E2F3"/>
-            <w:tcMar>
-              <w:top w:w="50" w:type="dxa"/>
-              <w:left w:w="90" w:type="dxa"/>
-              <w:bottom w:w="50" w:type="dxa"/>
-              <w:right w:w="90" w:type="dxa"/>
-            </w:tcMar>
             <w:vAlign w:val="center"/>
           </w:tcPr>
           <w:p>
@@ -21310,12 +19062,6 @@
               <w:right w:val="single" w:sz="6" w:space="0" w:color="1F3864"/>
             </w:tcBorders>
             <w:shd w:val="clear" w:color="auto" w:fill="D9E2F3"/>
-            <w:tcMar>
-              <w:top w:w="50" w:type="dxa"/>
-              <w:left w:w="90" w:type="dxa"/>
-              <w:bottom w:w="50" w:type="dxa"/>
-              <w:right w:w="90" w:type="dxa"/>
-            </w:tcMar>
             <w:vAlign w:val="center"/>
           </w:tcPr>
           <w:p>
@@ -21348,12 +19094,6 @@
               <w:right w:val="single" w:sz="6" w:space="0" w:color="1F3864"/>
             </w:tcBorders>
             <w:shd w:val="clear" w:color="auto" w:fill="D9E2F3"/>
-            <w:tcMar>
-              <w:top w:w="50" w:type="dxa"/>
-              <w:left w:w="90" w:type="dxa"/>
-              <w:bottom w:w="50" w:type="dxa"/>
-              <w:right w:w="90" w:type="dxa"/>
-            </w:tcMar>
             <w:vAlign w:val="center"/>
           </w:tcPr>
           <w:p>
@@ -21410,12 +19150,6 @@
               <w:right w:val="single" w:sz="6" w:space="0" w:color="1F3864"/>
             </w:tcBorders>
             <w:shd w:val="clear" w:color="auto" w:fill="D9E2F3"/>
-            <w:tcMar>
-              <w:top w:w="50" w:type="dxa"/>
-              <w:left w:w="90" w:type="dxa"/>
-              <w:bottom w:w="50" w:type="dxa"/>
-              <w:right w:w="90" w:type="dxa"/>
-            </w:tcMar>
             <w:vAlign w:val="center"/>
           </w:tcPr>
           <w:p>
@@ -21448,12 +19182,6 @@
               <w:right w:val="single" w:sz="6" w:space="0" w:color="1F3864"/>
             </w:tcBorders>
             <w:shd w:val="clear" w:color="auto" w:fill="D9E2F3"/>
-            <w:tcMar>
-              <w:top w:w="50" w:type="dxa"/>
-              <w:left w:w="90" w:type="dxa"/>
-              <w:bottom w:w="50" w:type="dxa"/>
-              <w:right w:w="90" w:type="dxa"/>
-            </w:tcMar>
             <w:vAlign w:val="center"/>
           </w:tcPr>
           <w:p>
@@ -21498,12 +19226,6 @@
               <w:right w:val="single" w:sz="6" w:space="0" w:color="1F3864"/>
             </w:tcBorders>
             <w:shd w:val="clear" w:color="auto" w:fill="D9E2F3"/>
-            <w:tcMar>
-              <w:top w:w="50" w:type="dxa"/>
-              <w:left w:w="90" w:type="dxa"/>
-              <w:bottom w:w="50" w:type="dxa"/>
-              <w:right w:w="90" w:type="dxa"/>
-            </w:tcMar>
             <w:vAlign w:val="center"/>
           </w:tcPr>
           <w:p>
@@ -21536,12 +19258,6 @@
               <w:right w:val="single" w:sz="6" w:space="0" w:color="1F3864"/>
             </w:tcBorders>
             <w:shd w:val="clear" w:color="auto" w:fill="D9E2F3"/>
-            <w:tcMar>
-              <w:top w:w="50" w:type="dxa"/>
-              <w:left w:w="90" w:type="dxa"/>
-              <w:bottom w:w="50" w:type="dxa"/>
-              <w:right w:w="90" w:type="dxa"/>
-            </w:tcMar>
             <w:vAlign w:val="center"/>
           </w:tcPr>
           <w:p>
@@ -21574,12 +19290,6 @@
               <w:right w:val="single" w:sz="6" w:space="0" w:color="1F3864"/>
             </w:tcBorders>
             <w:shd w:val="clear" w:color="auto" w:fill="D9E2F3"/>
-            <w:tcMar>
-              <w:top w:w="50" w:type="dxa"/>
-              <w:left w:w="90" w:type="dxa"/>
-              <w:bottom w:w="50" w:type="dxa"/>
-              <w:right w:w="90" w:type="dxa"/>
-            </w:tcMar>
             <w:vAlign w:val="center"/>
           </w:tcPr>
           <w:p>
@@ -21620,12 +19330,6 @@
               <w:right w:val="single" w:sz="6" w:space="0" w:color="1F3864"/>
             </w:tcBorders>
             <w:shd w:val="clear" w:color="auto" w:fill="D9E2F3"/>
-            <w:tcMar>
-              <w:top w:w="50" w:type="dxa"/>
-              <w:left w:w="90" w:type="dxa"/>
-              <w:bottom w:w="50" w:type="dxa"/>
-              <w:right w:w="90" w:type="dxa"/>
-            </w:tcMar>
             <w:vAlign w:val="center"/>
           </w:tcPr>
           <w:p>
@@ -21674,12 +19378,6 @@
               <w:right w:val="single" w:sz="6" w:space="0" w:color="1F3864"/>
             </w:tcBorders>
             <w:shd w:val="clear" w:color="auto" w:fill="D9E2F3"/>
-            <w:tcMar>
-              <w:top w:w="50" w:type="dxa"/>
-              <w:left w:w="90" w:type="dxa"/>
-              <w:bottom w:w="50" w:type="dxa"/>
-              <w:right w:w="90" w:type="dxa"/>
-            </w:tcMar>
             <w:vAlign w:val="center"/>
           </w:tcPr>
           <w:p>
@@ -21724,12 +19422,6 @@
               <w:right w:val="single" w:sz="6" w:space="0" w:color="1F3864"/>
             </w:tcBorders>
             <w:shd w:val="clear" w:color="auto" w:fill="D9E2F3"/>
-            <w:tcMar>
-              <w:top w:w="50" w:type="dxa"/>
-              <w:left w:w="90" w:type="dxa"/>
-              <w:bottom w:w="50" w:type="dxa"/>
-              <w:right w:w="90" w:type="dxa"/>
-            </w:tcMar>
             <w:vAlign w:val="center"/>
           </w:tcPr>
           <w:p>
@@ -21762,12 +19454,6 @@
               <w:right w:val="single" w:sz="6" w:space="0" w:color="1F3864"/>
             </w:tcBorders>
             <w:shd w:val="clear" w:color="auto" w:fill="D9E2F3"/>
-            <w:tcMar>
-              <w:top w:w="50" w:type="dxa"/>
-              <w:left w:w="90" w:type="dxa"/>
-              <w:bottom w:w="50" w:type="dxa"/>
-              <w:right w:w="90" w:type="dxa"/>
-            </w:tcMar>
             <w:vAlign w:val="center"/>
           </w:tcPr>
           <w:p>
@@ -21800,12 +19486,6 @@
               <w:right w:val="single" w:sz="6" w:space="0" w:color="1F3864"/>
             </w:tcBorders>
             <w:shd w:val="clear" w:color="auto" w:fill="D9E2F3"/>
-            <w:tcMar>
-              <w:top w:w="50" w:type="dxa"/>
-              <w:left w:w="90" w:type="dxa"/>
-              <w:bottom w:w="50" w:type="dxa"/>
-              <w:right w:w="90" w:type="dxa"/>
-            </w:tcMar>
             <w:vAlign w:val="center"/>
           </w:tcPr>
           <w:p>
@@ -21846,12 +19526,6 @@
               <w:right w:val="single" w:sz="6" w:space="0" w:color="1F3864"/>
             </w:tcBorders>
             <w:shd w:val="clear" w:color="auto" w:fill="D9E2F3"/>
-            <w:tcMar>
-              <w:top w:w="50" w:type="dxa"/>
-              <w:left w:w="90" w:type="dxa"/>
-              <w:bottom w:w="50" w:type="dxa"/>
-              <w:right w:w="90" w:type="dxa"/>
-            </w:tcMar>
             <w:vAlign w:val="center"/>
           </w:tcPr>
           <w:p>
@@ -21892,12 +19566,6 @@
               <w:right w:val="single" w:sz="6" w:space="0" w:color="1F3864"/>
             </w:tcBorders>
             <w:shd w:val="clear" w:color="auto" w:fill="D9E2F3"/>
-            <w:tcMar>
-              <w:top w:w="50" w:type="dxa"/>
-              <w:left w:w="90" w:type="dxa"/>
-              <w:bottom w:w="50" w:type="dxa"/>
-              <w:right w:w="90" w:type="dxa"/>
-            </w:tcMar>
             <w:vAlign w:val="center"/>
           </w:tcPr>
           <w:p>
@@ -21942,12 +19610,6 @@
               <w:right w:val="single" w:sz="6" w:space="0" w:color="1F3864"/>
             </w:tcBorders>
             <w:shd w:val="clear" w:color="auto" w:fill="D9E2F3"/>
-            <w:tcMar>
-              <w:top w:w="50" w:type="dxa"/>
-              <w:left w:w="90" w:type="dxa"/>
-              <w:bottom w:w="50" w:type="dxa"/>
-              <w:right w:w="90" w:type="dxa"/>
-            </w:tcMar>
             <w:vAlign w:val="center"/>
           </w:tcPr>
           <w:p>
@@ -21980,12 +19642,6 @@
               <w:right w:val="single" w:sz="6" w:space="0" w:color="1F3864"/>
             </w:tcBorders>
             <w:shd w:val="clear" w:color="auto" w:fill="D9E2F3"/>
-            <w:tcMar>
-              <w:top w:w="50" w:type="dxa"/>
-              <w:left w:w="90" w:type="dxa"/>
-              <w:bottom w:w="50" w:type="dxa"/>
-              <w:right w:w="90" w:type="dxa"/>
-            </w:tcMar>
             <w:vAlign w:val="center"/>
           </w:tcPr>
           <w:p>
@@ -22030,12 +19686,6 @@
               <w:right w:val="single" w:sz="6" w:space="0" w:color="1F3864"/>
             </w:tcBorders>
             <w:shd w:val="clear" w:color="auto" w:fill="4472C4"/>
-            <w:tcMar>
-              <w:top w:w="50" w:type="dxa"/>
-              <w:left w:w="90" w:type="dxa"/>
-              <w:bottom w:w="50" w:type="dxa"/>
-              <w:right w:w="90" w:type="dxa"/>
-            </w:tcMar>
             <w:vAlign w:val="center"/>
           </w:tcPr>
           <w:p>
@@ -22079,12 +19729,6 @@
               <w:right w:val="single" w:sz="6" w:space="0" w:color="1F3864"/>
             </w:tcBorders>
             <w:shd w:val="clear" w:color="auto" w:fill="D9E2F3"/>
-            <w:tcMar>
-              <w:top w:w="50" w:type="dxa"/>
-              <w:left w:w="90" w:type="dxa"/>
-              <w:bottom w:w="50" w:type="dxa"/>
-              <w:right w:w="90" w:type="dxa"/>
-            </w:tcMar>
             <w:vAlign w:val="center"/>
           </w:tcPr>
           <w:p>
@@ -22117,12 +19761,6 @@
               <w:right w:val="single" w:sz="6" w:space="0" w:color="1F3864"/>
             </w:tcBorders>
             <w:shd w:val="clear" w:color="auto" w:fill="4472C4"/>
-            <w:tcMar>
-              <w:top w:w="50" w:type="dxa"/>
-              <w:left w:w="90" w:type="dxa"/>
-              <w:bottom w:w="50" w:type="dxa"/>
-              <w:right w:w="90" w:type="dxa"/>
-            </w:tcMar>
             <w:vAlign w:val="center"/>
           </w:tcPr>
           <w:p>
@@ -22162,12 +19800,6 @@
               <w:right w:val="single" w:sz="6" w:space="0" w:color="1F3864"/>
             </w:tcBorders>
             <w:shd w:val="clear" w:color="auto" w:fill="4472C4"/>
-            <w:tcMar>
-              <w:top w:w="50" w:type="dxa"/>
-              <w:left w:w="90" w:type="dxa"/>
-              <w:bottom w:w="50" w:type="dxa"/>
-              <w:right w:w="90" w:type="dxa"/>
-            </w:tcMar>
             <w:vAlign w:val="center"/>
           </w:tcPr>
           <w:p>
@@ -22207,12 +19839,6 @@
               <w:right w:val="single" w:sz="6" w:space="0" w:color="1F3864"/>
             </w:tcBorders>
             <w:shd w:val="clear" w:color="auto" w:fill="4472C4"/>
-            <w:tcMar>
-              <w:top w:w="50" w:type="dxa"/>
-              <w:left w:w="90" w:type="dxa"/>
-              <w:bottom w:w="50" w:type="dxa"/>
-              <w:right w:w="90" w:type="dxa"/>
-            </w:tcMar>
             <w:vAlign w:val="center"/>
           </w:tcPr>
           <w:p>
@@ -22252,12 +19878,6 @@
               <w:right w:val="single" w:sz="6" w:space="0" w:color="1F3864"/>
             </w:tcBorders>
             <w:shd w:val="clear" w:color="auto" w:fill="4472C4"/>
-            <w:tcMar>
-              <w:top w:w="50" w:type="dxa"/>
-              <w:left w:w="90" w:type="dxa"/>
-              <w:bottom w:w="50" w:type="dxa"/>
-              <w:right w:w="90" w:type="dxa"/>
-            </w:tcMar>
             <w:vAlign w:val="center"/>
           </w:tcPr>
           <w:p>
@@ -22301,12 +19921,6 @@
               <w:right w:val="single" w:sz="6" w:space="0" w:color="1F3864"/>
             </w:tcBorders>
             <w:shd w:val="clear" w:color="auto" w:fill="D9E2F3"/>
-            <w:tcMar>
-              <w:top w:w="50" w:type="dxa"/>
-              <w:left w:w="90" w:type="dxa"/>
-              <w:bottom w:w="50" w:type="dxa"/>
-              <w:right w:w="90" w:type="dxa"/>
-            </w:tcMar>
             <w:vAlign w:val="center"/>
           </w:tcPr>
           <w:p>
@@ -22339,12 +19953,6 @@
               <w:right w:val="single" w:sz="6" w:space="0" w:color="1F3864"/>
             </w:tcBorders>
             <w:shd w:val="clear" w:color="auto" w:fill="D9E2F3"/>
-            <w:tcMar>
-              <w:top w:w="50" w:type="dxa"/>
-              <w:left w:w="90" w:type="dxa"/>
-              <w:bottom w:w="50" w:type="dxa"/>
-              <w:right w:w="90" w:type="dxa"/>
-            </w:tcMar>
             <w:vAlign w:val="center"/>
           </w:tcPr>
           <w:p>
@@ -22377,12 +19985,6 @@
               <w:right w:val="single" w:sz="6" w:space="0" w:color="1F3864"/>
             </w:tcBorders>
             <w:shd w:val="clear" w:color="auto" w:fill="D9E2F3"/>
-            <w:tcMar>
-              <w:top w:w="50" w:type="dxa"/>
-              <w:left w:w="90" w:type="dxa"/>
-              <w:bottom w:w="50" w:type="dxa"/>
-              <w:right w:w="90" w:type="dxa"/>
-            </w:tcMar>
             <w:vAlign w:val="center"/>
           </w:tcPr>
           <w:p>
@@ -22415,12 +20017,6 @@
               <w:right w:val="single" w:sz="6" w:space="0" w:color="1F3864"/>
             </w:tcBorders>
             <w:shd w:val="clear" w:color="auto" w:fill="D9E2F3"/>
-            <w:tcMar>
-              <w:top w:w="50" w:type="dxa"/>
-              <w:left w:w="90" w:type="dxa"/>
-              <w:bottom w:w="50" w:type="dxa"/>
-              <w:right w:w="90" w:type="dxa"/>
-            </w:tcMar>
             <w:vAlign w:val="center"/>
           </w:tcPr>
           <w:p>
@@ -22469,12 +20065,6 @@
               <w:right w:val="single" w:sz="6" w:space="0" w:color="1F3864"/>
             </w:tcBorders>
             <w:shd w:val="clear" w:color="auto" w:fill="D9E2F3"/>
-            <w:tcMar>
-              <w:top w:w="50" w:type="dxa"/>
-              <w:left w:w="90" w:type="dxa"/>
-              <w:bottom w:w="50" w:type="dxa"/>
-              <w:right w:w="90" w:type="dxa"/>
-            </w:tcMar>
             <w:vAlign w:val="center"/>
           </w:tcPr>
           <w:p>
@@ -22511,12 +20101,6 @@
               <w:right w:val="single" w:sz="6" w:space="0" w:color="1F3864"/>
             </w:tcBorders>
             <w:shd w:val="clear" w:color="auto" w:fill="D9E2F3"/>
-            <w:tcMar>
-              <w:top w:w="50" w:type="dxa"/>
-              <w:left w:w="90" w:type="dxa"/>
-              <w:bottom w:w="50" w:type="dxa"/>
-              <w:right w:w="90" w:type="dxa"/>
-            </w:tcMar>
             <w:vAlign w:val="center"/>
           </w:tcPr>
           <w:p>
@@ -22549,12 +20133,6 @@
               <w:right w:val="single" w:sz="6" w:space="0" w:color="1F3864"/>
             </w:tcBorders>
             <w:shd w:val="clear" w:color="auto" w:fill="D9E2F3"/>
-            <w:tcMar>
-              <w:top w:w="50" w:type="dxa"/>
-              <w:left w:w="90" w:type="dxa"/>
-              <w:bottom w:w="50" w:type="dxa"/>
-              <w:right w:w="90" w:type="dxa"/>
-            </w:tcMar>
             <w:vAlign w:val="center"/>
           </w:tcPr>
           <w:p>
@@ -22587,12 +20165,6 @@
               <w:right w:val="single" w:sz="6" w:space="0" w:color="1F3864"/>
             </w:tcBorders>
             <w:shd w:val="clear" w:color="auto" w:fill="D9E2F3"/>
-            <w:tcMar>
-              <w:top w:w="50" w:type="dxa"/>
-              <w:left w:w="90" w:type="dxa"/>
-              <w:bottom w:w="50" w:type="dxa"/>
-              <w:right w:w="90" w:type="dxa"/>
-            </w:tcMar>
             <w:vAlign w:val="center"/>
           </w:tcPr>
           <w:p>
@@ -22625,12 +20197,6 @@
               <w:right w:val="single" w:sz="6" w:space="0" w:color="1F3864"/>
             </w:tcBorders>
             <w:shd w:val="clear" w:color="auto" w:fill="D9E2F3"/>
-            <w:tcMar>
-              <w:top w:w="50" w:type="dxa"/>
-              <w:left w:w="90" w:type="dxa"/>
-              <w:bottom w:w="50" w:type="dxa"/>
-              <w:right w:w="90" w:type="dxa"/>
-            </w:tcMar>
             <w:vAlign w:val="center"/>
           </w:tcPr>
           <w:p>
@@ -22663,12 +20229,6 @@
               <w:right w:val="single" w:sz="6" w:space="0" w:color="1F3864"/>
             </w:tcBorders>
             <w:shd w:val="clear" w:color="auto" w:fill="D9E2F3"/>
-            <w:tcMar>
-              <w:top w:w="50" w:type="dxa"/>
-              <w:left w:w="90" w:type="dxa"/>
-              <w:bottom w:w="50" w:type="dxa"/>
-              <w:right w:w="90" w:type="dxa"/>
-            </w:tcMar>
             <w:vAlign w:val="center"/>
           </w:tcPr>
           <w:p>
@@ -22705,12 +20265,6 @@
               <w:right w:val="single" w:sz="6" w:space="0" w:color="1F3864"/>
             </w:tcBorders>
             <w:shd w:val="clear" w:color="auto" w:fill="D9E2F3"/>
-            <w:tcMar>
-              <w:top w:w="50" w:type="dxa"/>
-              <w:left w:w="90" w:type="dxa"/>
-              <w:bottom w:w="50" w:type="dxa"/>
-              <w:right w:w="90" w:type="dxa"/>
-            </w:tcMar>
             <w:vAlign w:val="center"/>
           </w:tcPr>
           <w:p>
@@ -22743,12 +20297,6 @@
               <w:right w:val="single" w:sz="6" w:space="0" w:color="1F3864"/>
             </w:tcBorders>
             <w:shd w:val="clear" w:color="auto" w:fill="D9E2F3"/>
-            <w:tcMar>
-              <w:top w:w="50" w:type="dxa"/>
-              <w:left w:w="90" w:type="dxa"/>
-              <w:bottom w:w="50" w:type="dxa"/>
-              <w:right w:w="90" w:type="dxa"/>
-            </w:tcMar>
             <w:vAlign w:val="center"/>
           </w:tcPr>
           <w:p>
@@ -22781,12 +20329,6 @@
               <w:right w:val="single" w:sz="6" w:space="0" w:color="1F3864"/>
             </w:tcBorders>
             <w:shd w:val="clear" w:color="auto" w:fill="D9E2F3"/>
-            <w:tcMar>
-              <w:top w:w="50" w:type="dxa"/>
-              <w:left w:w="90" w:type="dxa"/>
-              <w:bottom w:w="50" w:type="dxa"/>
-              <w:right w:w="90" w:type="dxa"/>
-            </w:tcMar>
             <w:vAlign w:val="center"/>
           </w:tcPr>
           <w:p>
@@ -22819,12 +20361,6 @@
               <w:right w:val="single" w:sz="6" w:space="0" w:color="1F3864"/>
             </w:tcBorders>
             <w:shd w:val="clear" w:color="auto" w:fill="D9E2F3"/>
-            <w:tcMar>
-              <w:top w:w="50" w:type="dxa"/>
-              <w:left w:w="90" w:type="dxa"/>
-              <w:bottom w:w="50" w:type="dxa"/>
-              <w:right w:w="90" w:type="dxa"/>
-            </w:tcMar>
             <w:vAlign w:val="center"/>
           </w:tcPr>
           <w:p>
@@ -22857,12 +20393,6 @@
               <w:right w:val="single" w:sz="6" w:space="0" w:color="1F3864"/>
             </w:tcBorders>
             <w:shd w:val="clear" w:color="auto" w:fill="D9E2F3"/>
-            <w:tcMar>
-              <w:top w:w="50" w:type="dxa"/>
-              <w:left w:w="90" w:type="dxa"/>
-              <w:bottom w:w="50" w:type="dxa"/>
-              <w:right w:w="90" w:type="dxa"/>
-            </w:tcMar>
             <w:vAlign w:val="center"/>
           </w:tcPr>
           <w:p>
@@ -22907,12 +20437,6 @@
               <w:right w:val="single" w:sz="6" w:space="0" w:color="1F3864"/>
             </w:tcBorders>
             <w:shd w:val="clear" w:color="auto" w:fill="D9E2F3"/>
-            <w:tcMar>
-              <w:top w:w="50" w:type="dxa"/>
-              <w:left w:w="90" w:type="dxa"/>
-              <w:bottom w:w="50" w:type="dxa"/>
-              <w:right w:w="90" w:type="dxa"/>
-            </w:tcMar>
             <w:vAlign w:val="center"/>
           </w:tcPr>
           <w:p>
@@ -22945,12 +20469,6 @@
               <w:right w:val="single" w:sz="6" w:space="0" w:color="1F3864"/>
             </w:tcBorders>
             <w:shd w:val="clear" w:color="auto" w:fill="D9E2F3"/>
-            <w:tcMar>
-              <w:top w:w="50" w:type="dxa"/>
-              <w:left w:w="90" w:type="dxa"/>
-              <w:bottom w:w="50" w:type="dxa"/>
-              <w:right w:w="90" w:type="dxa"/>
-            </w:tcMar>
             <w:vAlign w:val="center"/>
           </w:tcPr>
           <w:p>
@@ -22995,12 +20513,6 @@
               <w:right w:val="single" w:sz="6" w:space="0" w:color="1F3864"/>
             </w:tcBorders>
             <w:shd w:val="clear" w:color="auto" w:fill="4472C4"/>
-            <w:tcMar>
-              <w:top w:w="50" w:type="dxa"/>
-              <w:left w:w="90" w:type="dxa"/>
-              <w:bottom w:w="50" w:type="dxa"/>
-              <w:right w:w="90" w:type="dxa"/>
-            </w:tcMar>
             <w:vAlign w:val="center"/>
           </w:tcPr>
           <w:p>
@@ -23044,12 +20556,6 @@
               <w:right w:val="single" w:sz="6" w:space="0" w:color="1F3864"/>
             </w:tcBorders>
             <w:shd w:val="clear" w:color="auto" w:fill="D9E2F3"/>
-            <w:tcMar>
-              <w:top w:w="50" w:type="dxa"/>
-              <w:left w:w="90" w:type="dxa"/>
-              <w:bottom w:w="50" w:type="dxa"/>
-              <w:right w:w="90" w:type="dxa"/>
-            </w:tcMar>
             <w:vAlign w:val="center"/>
           </w:tcPr>
           <w:p>
@@ -23082,12 +20588,6 @@
               <w:right w:val="single" w:sz="6" w:space="0" w:color="1F3864"/>
             </w:tcBorders>
             <w:shd w:val="clear" w:color="auto" w:fill="4472C4"/>
-            <w:tcMar>
-              <w:top w:w="50" w:type="dxa"/>
-              <w:left w:w="90" w:type="dxa"/>
-              <w:bottom w:w="50" w:type="dxa"/>
-              <w:right w:w="90" w:type="dxa"/>
-            </w:tcMar>
             <w:vAlign w:val="center"/>
           </w:tcPr>
           <w:p>
@@ -23127,12 +20627,6 @@
               <w:right w:val="single" w:sz="6" w:space="0" w:color="1F3864"/>
             </w:tcBorders>
             <w:shd w:val="clear" w:color="auto" w:fill="4472C4"/>
-            <w:tcMar>
-              <w:top w:w="50" w:type="dxa"/>
-              <w:left w:w="90" w:type="dxa"/>
-              <w:bottom w:w="50" w:type="dxa"/>
-              <w:right w:w="90" w:type="dxa"/>
-            </w:tcMar>
             <w:vAlign w:val="center"/>
           </w:tcPr>
           <w:p>
@@ -23172,12 +20666,6 @@
               <w:right w:val="single" w:sz="6" w:space="0" w:color="1F3864"/>
             </w:tcBorders>
             <w:shd w:val="clear" w:color="auto" w:fill="4472C4"/>
-            <w:tcMar>
-              <w:top w:w="50" w:type="dxa"/>
-              <w:left w:w="90" w:type="dxa"/>
-              <w:bottom w:w="50" w:type="dxa"/>
-              <w:right w:w="90" w:type="dxa"/>
-            </w:tcMar>
             <w:vAlign w:val="center"/>
           </w:tcPr>
           <w:p>
@@ -23217,12 +20705,6 @@
               <w:right w:val="single" w:sz="6" w:space="0" w:color="1F3864"/>
             </w:tcBorders>
             <w:shd w:val="clear" w:color="auto" w:fill="4472C4"/>
-            <w:tcMar>
-              <w:top w:w="50" w:type="dxa"/>
-              <w:left w:w="90" w:type="dxa"/>
-              <w:bottom w:w="50" w:type="dxa"/>
-              <w:right w:w="90" w:type="dxa"/>
-            </w:tcMar>
             <w:vAlign w:val="center"/>
           </w:tcPr>
           <w:p>
@@ -23266,12 +20748,6 @@
               <w:right w:val="single" w:sz="6" w:space="0" w:color="1F3864"/>
             </w:tcBorders>
             <w:shd w:val="clear" w:color="auto" w:fill="D9E2F3"/>
-            <w:tcMar>
-              <w:top w:w="50" w:type="dxa"/>
-              <w:left w:w="90" w:type="dxa"/>
-              <w:bottom w:w="50" w:type="dxa"/>
-              <w:right w:w="90" w:type="dxa"/>
-            </w:tcMar>
             <w:vAlign w:val="center"/>
           </w:tcPr>
           <w:p>
@@ -23304,12 +20780,6 @@
               <w:right w:val="single" w:sz="6" w:space="0" w:color="1F3864"/>
             </w:tcBorders>
             <w:shd w:val="clear" w:color="auto" w:fill="D9E2F3"/>
-            <w:tcMar>
-              <w:top w:w="50" w:type="dxa"/>
-              <w:left w:w="90" w:type="dxa"/>
-              <w:bottom w:w="50" w:type="dxa"/>
-              <w:right w:w="90" w:type="dxa"/>
-            </w:tcMar>
             <w:vAlign w:val="center"/>
           </w:tcPr>
           <w:p>
@@ -23342,12 +20812,6 @@
               <w:right w:val="single" w:sz="6" w:space="0" w:color="1F3864"/>
             </w:tcBorders>
             <w:shd w:val="clear" w:color="auto" w:fill="D9E2F3"/>
-            <w:tcMar>
-              <w:top w:w="50" w:type="dxa"/>
-              <w:left w:w="90" w:type="dxa"/>
-              <w:bottom w:w="50" w:type="dxa"/>
-              <w:right w:w="90" w:type="dxa"/>
-            </w:tcMar>
             <w:vAlign w:val="center"/>
           </w:tcPr>
           <w:p>
@@ -23380,12 +20844,6 @@
               <w:right w:val="single" w:sz="6" w:space="0" w:color="1F3864"/>
             </w:tcBorders>
             <w:shd w:val="clear" w:color="auto" w:fill="D9E2F3"/>
-            <w:tcMar>
-              <w:top w:w="50" w:type="dxa"/>
-              <w:left w:w="90" w:type="dxa"/>
-              <w:bottom w:w="50" w:type="dxa"/>
-              <w:right w:w="90" w:type="dxa"/>
-            </w:tcMar>
             <w:vAlign w:val="center"/>
           </w:tcPr>
           <w:p>
@@ -23418,12 +20876,6 @@
               <w:right w:val="single" w:sz="6" w:space="0" w:color="1F3864"/>
             </w:tcBorders>
             <w:shd w:val="clear" w:color="auto" w:fill="D9E2F3"/>
-            <w:tcMar>
-              <w:top w:w="50" w:type="dxa"/>
-              <w:left w:w="90" w:type="dxa"/>
-              <w:bottom w:w="50" w:type="dxa"/>
-              <w:right w:w="90" w:type="dxa"/>
-            </w:tcMar>
             <w:vAlign w:val="center"/>
           </w:tcPr>
           <w:p>
@@ -23460,12 +20912,6 @@
               <w:right w:val="single" w:sz="6" w:space="0" w:color="1F3864"/>
             </w:tcBorders>
             <w:shd w:val="clear" w:color="auto" w:fill="D9E2F3"/>
-            <w:tcMar>
-              <w:top w:w="50" w:type="dxa"/>
-              <w:left w:w="90" w:type="dxa"/>
-              <w:bottom w:w="50" w:type="dxa"/>
-              <w:right w:w="90" w:type="dxa"/>
-            </w:tcMar>
             <w:vAlign w:val="center"/>
           </w:tcPr>
           <w:p>
@@ -23498,12 +20944,6 @@
               <w:right w:val="single" w:sz="6" w:space="0" w:color="1F3864"/>
             </w:tcBorders>
             <w:shd w:val="clear" w:color="auto" w:fill="D9E2F3"/>
-            <w:tcMar>
-              <w:top w:w="50" w:type="dxa"/>
-              <w:left w:w="90" w:type="dxa"/>
-              <w:bottom w:w="50" w:type="dxa"/>
-              <w:right w:w="90" w:type="dxa"/>
-            </w:tcMar>
             <w:vAlign w:val="center"/>
           </w:tcPr>
           <w:p>
@@ -23536,12 +20976,6 @@
               <w:right w:val="single" w:sz="6" w:space="0" w:color="1F3864"/>
             </w:tcBorders>
             <w:shd w:val="clear" w:color="auto" w:fill="D9E2F3"/>
-            <w:tcMar>
-              <w:top w:w="50" w:type="dxa"/>
-              <w:left w:w="90" w:type="dxa"/>
-              <w:bottom w:w="50" w:type="dxa"/>
-              <w:right w:w="90" w:type="dxa"/>
-            </w:tcMar>
             <w:vAlign w:val="center"/>
           </w:tcPr>
           <w:p>
@@ -23574,12 +21008,6 @@
               <w:right w:val="single" w:sz="6" w:space="0" w:color="1F3864"/>
             </w:tcBorders>
             <w:shd w:val="clear" w:color="auto" w:fill="D9E2F3"/>
-            <w:tcMar>
-              <w:top w:w="50" w:type="dxa"/>
-              <w:left w:w="90" w:type="dxa"/>
-              <w:bottom w:w="50" w:type="dxa"/>
-              <w:right w:w="90" w:type="dxa"/>
-            </w:tcMar>
             <w:vAlign w:val="center"/>
           </w:tcPr>
           <w:p>
@@ -23612,12 +21040,6 @@
               <w:right w:val="single" w:sz="6" w:space="0" w:color="1F3864"/>
             </w:tcBorders>
             <w:shd w:val="clear" w:color="auto" w:fill="D9E2F3"/>
-            <w:tcMar>
-              <w:top w:w="50" w:type="dxa"/>
-              <w:left w:w="90" w:type="dxa"/>
-              <w:bottom w:w="50" w:type="dxa"/>
-              <w:right w:w="90" w:type="dxa"/>
-            </w:tcMar>
             <w:vAlign w:val="center"/>
           </w:tcPr>
           <w:p>
@@ -23654,12 +21076,6 @@
               <w:right w:val="single" w:sz="6" w:space="0" w:color="1F3864"/>
             </w:tcBorders>
             <w:shd w:val="clear" w:color="auto" w:fill="D9E2F3"/>
-            <w:tcMar>
-              <w:top w:w="50" w:type="dxa"/>
-              <w:left w:w="90" w:type="dxa"/>
-              <w:bottom w:w="50" w:type="dxa"/>
-              <w:right w:w="90" w:type="dxa"/>
-            </w:tcMar>
             <w:vAlign w:val="center"/>
           </w:tcPr>
           <w:p>
@@ -23692,12 +21108,6 @@
               <w:right w:val="single" w:sz="6" w:space="0" w:color="1F3864"/>
             </w:tcBorders>
             <w:shd w:val="clear" w:color="auto" w:fill="D9E2F3"/>
-            <w:tcMar>
-              <w:top w:w="50" w:type="dxa"/>
-              <w:left w:w="90" w:type="dxa"/>
-              <w:bottom w:w="50" w:type="dxa"/>
-              <w:right w:w="90" w:type="dxa"/>
-            </w:tcMar>
             <w:vAlign w:val="center"/>
           </w:tcPr>
           <w:p>
@@ -23751,12 +21161,6 @@
               <w:right w:val="single" w:sz="6" w:space="0" w:color="1F3864"/>
             </w:tcBorders>
             <w:shd w:val="clear" w:color="auto" w:fill="4472C4"/>
-            <w:tcMar>
-              <w:top w:w="50" w:type="dxa"/>
-              <w:left w:w="90" w:type="dxa"/>
-              <w:bottom w:w="50" w:type="dxa"/>
-              <w:right w:w="90" w:type="dxa"/>
-            </w:tcMar>
             <w:vAlign w:val="center"/>
           </w:tcPr>
           <w:p>
@@ -23800,12 +21204,6 @@
               <w:right w:val="single" w:sz="6" w:space="0" w:color="1F3864"/>
             </w:tcBorders>
             <w:shd w:val="clear" w:color="auto" w:fill="D9E2F3"/>
-            <w:tcMar>
-              <w:top w:w="50" w:type="dxa"/>
-              <w:left w:w="90" w:type="dxa"/>
-              <w:bottom w:w="50" w:type="dxa"/>
-              <w:right w:w="90" w:type="dxa"/>
-            </w:tcMar>
             <w:vAlign w:val="center"/>
           </w:tcPr>
           <w:p>
@@ -23838,12 +21236,6 @@
               <w:right w:val="single" w:sz="6" w:space="0" w:color="1F3864"/>
             </w:tcBorders>
             <w:shd w:val="clear" w:color="auto" w:fill="4472C4"/>
-            <w:tcMar>
-              <w:top w:w="50" w:type="dxa"/>
-              <w:left w:w="90" w:type="dxa"/>
-              <w:bottom w:w="50" w:type="dxa"/>
-              <w:right w:w="90" w:type="dxa"/>
-            </w:tcMar>
             <w:vAlign w:val="center"/>
           </w:tcPr>
           <w:p>
@@ -23883,12 +21275,6 @@
               <w:right w:val="single" w:sz="6" w:space="0" w:color="1F3864"/>
             </w:tcBorders>
             <w:shd w:val="clear" w:color="auto" w:fill="4472C4"/>
-            <w:tcMar>
-              <w:top w:w="50" w:type="dxa"/>
-              <w:left w:w="90" w:type="dxa"/>
-              <w:bottom w:w="50" w:type="dxa"/>
-              <w:right w:w="90" w:type="dxa"/>
-            </w:tcMar>
             <w:vAlign w:val="center"/>
           </w:tcPr>
           <w:p>
@@ -23928,12 +21314,6 @@
               <w:right w:val="single" w:sz="6" w:space="0" w:color="1F3864"/>
             </w:tcBorders>
             <w:shd w:val="clear" w:color="auto" w:fill="4472C4"/>
-            <w:tcMar>
-              <w:top w:w="50" w:type="dxa"/>
-              <w:left w:w="90" w:type="dxa"/>
-              <w:bottom w:w="50" w:type="dxa"/>
-              <w:right w:w="90" w:type="dxa"/>
-            </w:tcMar>
             <w:vAlign w:val="center"/>
           </w:tcPr>
           <w:p>
@@ -23973,12 +21353,6 @@
               <w:right w:val="single" w:sz="6" w:space="0" w:color="1F3864"/>
             </w:tcBorders>
             <w:shd w:val="clear" w:color="auto" w:fill="4472C4"/>
-            <w:tcMar>
-              <w:top w:w="50" w:type="dxa"/>
-              <w:left w:w="90" w:type="dxa"/>
-              <w:bottom w:w="50" w:type="dxa"/>
-              <w:right w:w="90" w:type="dxa"/>
-            </w:tcMar>
             <w:vAlign w:val="center"/>
           </w:tcPr>
           <w:p>
@@ -24022,12 +21396,6 @@
               <w:right w:val="single" w:sz="6" w:space="0" w:color="1F3864"/>
             </w:tcBorders>
             <w:shd w:val="clear" w:color="auto" w:fill="D9E2F3"/>
-            <w:tcMar>
-              <w:top w:w="50" w:type="dxa"/>
-              <w:left w:w="90" w:type="dxa"/>
-              <w:bottom w:w="50" w:type="dxa"/>
-              <w:right w:w="90" w:type="dxa"/>
-            </w:tcMar>
             <w:vAlign w:val="center"/>
           </w:tcPr>
           <w:p>
@@ -24060,12 +21428,6 @@
               <w:right w:val="single" w:sz="6" w:space="0" w:color="1F3864"/>
             </w:tcBorders>
             <w:shd w:val="clear" w:color="auto" w:fill="D9E2F3"/>
-            <w:tcMar>
-              <w:top w:w="50" w:type="dxa"/>
-              <w:left w:w="90" w:type="dxa"/>
-              <w:bottom w:w="50" w:type="dxa"/>
-              <w:right w:w="90" w:type="dxa"/>
-            </w:tcMar>
             <w:vAlign w:val="center"/>
           </w:tcPr>
           <w:p>
@@ -24098,12 +21460,6 @@
               <w:right w:val="single" w:sz="6" w:space="0" w:color="1F3864"/>
             </w:tcBorders>
             <w:shd w:val="clear" w:color="auto" w:fill="D9E2F3"/>
-            <w:tcMar>
-              <w:top w:w="50" w:type="dxa"/>
-              <w:left w:w="90" w:type="dxa"/>
-              <w:bottom w:w="50" w:type="dxa"/>
-              <w:right w:w="90" w:type="dxa"/>
-            </w:tcMar>
             <w:vAlign w:val="center"/>
           </w:tcPr>
           <w:p>
@@ -24136,12 +21492,6 @@
               <w:right w:val="single" w:sz="6" w:space="0" w:color="1F3864"/>
             </w:tcBorders>
             <w:shd w:val="clear" w:color="auto" w:fill="D9E2F3"/>
-            <w:tcMar>
-              <w:top w:w="50" w:type="dxa"/>
-              <w:left w:w="90" w:type="dxa"/>
-              <w:bottom w:w="50" w:type="dxa"/>
-              <w:right w:w="90" w:type="dxa"/>
-            </w:tcMar>
             <w:vAlign w:val="center"/>
           </w:tcPr>
           <w:p>
@@ -24174,12 +21524,6 @@
               <w:right w:val="single" w:sz="6" w:space="0" w:color="1F3864"/>
             </w:tcBorders>
             <w:shd w:val="clear" w:color="auto" w:fill="D9E2F3"/>
-            <w:tcMar>
-              <w:top w:w="50" w:type="dxa"/>
-              <w:left w:w="90" w:type="dxa"/>
-              <w:bottom w:w="50" w:type="dxa"/>
-              <w:right w:w="90" w:type="dxa"/>
-            </w:tcMar>
             <w:vAlign w:val="center"/>
           </w:tcPr>
           <w:p>
@@ -24216,12 +21560,6 @@
               <w:right w:val="single" w:sz="6" w:space="0" w:color="1F3864"/>
             </w:tcBorders>
             <w:shd w:val="clear" w:color="auto" w:fill="D9E2F3"/>
-            <w:tcMar>
-              <w:top w:w="50" w:type="dxa"/>
-              <w:left w:w="90" w:type="dxa"/>
-              <w:bottom w:w="50" w:type="dxa"/>
-              <w:right w:w="90" w:type="dxa"/>
-            </w:tcMar>
             <w:vAlign w:val="center"/>
           </w:tcPr>
           <w:p>
@@ -24254,12 +21592,6 @@
               <w:right w:val="single" w:sz="6" w:space="0" w:color="1F3864"/>
             </w:tcBorders>
             <w:shd w:val="clear" w:color="auto" w:fill="D9E2F3"/>
-            <w:tcMar>
-              <w:top w:w="50" w:type="dxa"/>
-              <w:left w:w="90" w:type="dxa"/>
-              <w:bottom w:w="50" w:type="dxa"/>
-              <w:right w:w="90" w:type="dxa"/>
-            </w:tcMar>
             <w:vAlign w:val="center"/>
           </w:tcPr>
           <w:p>
@@ -24292,12 +21624,6 @@
               <w:right w:val="single" w:sz="6" w:space="0" w:color="1F3864"/>
             </w:tcBorders>
             <w:shd w:val="clear" w:color="auto" w:fill="D9E2F3"/>
-            <w:tcMar>
-              <w:top w:w="50" w:type="dxa"/>
-              <w:left w:w="90" w:type="dxa"/>
-              <w:bottom w:w="50" w:type="dxa"/>
-              <w:right w:w="90" w:type="dxa"/>
-            </w:tcMar>
             <w:vAlign w:val="center"/>
           </w:tcPr>
           <w:p>
@@ -24330,12 +21656,6 @@
               <w:right w:val="single" w:sz="6" w:space="0" w:color="1F3864"/>
             </w:tcBorders>
             <w:shd w:val="clear" w:color="auto" w:fill="D9E2F3"/>
-            <w:tcMar>
-              <w:top w:w="50" w:type="dxa"/>
-              <w:left w:w="90" w:type="dxa"/>
-              <w:bottom w:w="50" w:type="dxa"/>
-              <w:right w:w="90" w:type="dxa"/>
-            </w:tcMar>
             <w:vAlign w:val="center"/>
           </w:tcPr>
           <w:p>
@@ -24368,12 +21688,6 @@
               <w:right w:val="single" w:sz="6" w:space="0" w:color="1F3864"/>
             </w:tcBorders>
             <w:shd w:val="clear" w:color="auto" w:fill="D9E2F3"/>
-            <w:tcMar>
-              <w:top w:w="50" w:type="dxa"/>
-              <w:left w:w="90" w:type="dxa"/>
-              <w:bottom w:w="50" w:type="dxa"/>
-              <w:right w:w="90" w:type="dxa"/>
-            </w:tcMar>
             <w:vAlign w:val="center"/>
           </w:tcPr>
           <w:p>
@@ -24410,12 +21724,6 @@
               <w:right w:val="single" w:sz="6" w:space="0" w:color="1F3864"/>
             </w:tcBorders>
             <w:shd w:val="clear" w:color="auto" w:fill="D9E2F3"/>
-            <w:tcMar>
-              <w:top w:w="50" w:type="dxa"/>
-              <w:left w:w="90" w:type="dxa"/>
-              <w:bottom w:w="50" w:type="dxa"/>
-              <w:right w:w="90" w:type="dxa"/>
-            </w:tcMar>
             <w:vAlign w:val="center"/>
           </w:tcPr>
           <w:p>
@@ -24448,12 +21756,6 @@
               <w:right w:val="single" w:sz="6" w:space="0" w:color="1F3864"/>
             </w:tcBorders>
             <w:shd w:val="clear" w:color="auto" w:fill="D9E2F3"/>
-            <w:tcMar>
-              <w:top w:w="50" w:type="dxa"/>
-              <w:left w:w="90" w:type="dxa"/>
-              <w:bottom w:w="50" w:type="dxa"/>
-              <w:right w:w="90" w:type="dxa"/>
-            </w:tcMar>
             <w:vAlign w:val="center"/>
           </w:tcPr>
           <w:p>
@@ -24498,12 +21800,6 @@
               <w:right w:val="single" w:sz="6" w:space="0" w:color="1F3864"/>
             </w:tcBorders>
             <w:shd w:val="clear" w:color="auto" w:fill="4472C4"/>
-            <w:tcMar>
-              <w:top w:w="50" w:type="dxa"/>
-              <w:left w:w="90" w:type="dxa"/>
-              <w:bottom w:w="50" w:type="dxa"/>
-              <w:right w:w="90" w:type="dxa"/>
-            </w:tcMar>
             <w:vAlign w:val="center"/>
           </w:tcPr>
           <w:p>
@@ -24547,12 +21843,6 @@
               <w:right w:val="single" w:sz="6" w:space="0" w:color="1F3864"/>
             </w:tcBorders>
             <w:shd w:val="clear" w:color="auto" w:fill="D9E2F3"/>
-            <w:tcMar>
-              <w:top w:w="50" w:type="dxa"/>
-              <w:left w:w="90" w:type="dxa"/>
-              <w:bottom w:w="50" w:type="dxa"/>
-              <w:right w:w="90" w:type="dxa"/>
-            </w:tcMar>
             <w:vAlign w:val="center"/>
           </w:tcPr>
           <w:p>
@@ -24585,12 +21875,6 @@
               <w:right w:val="single" w:sz="6" w:space="0" w:color="1F3864"/>
             </w:tcBorders>
             <w:shd w:val="clear" w:color="auto" w:fill="4472C4"/>
-            <w:tcMar>
-              <w:top w:w="50" w:type="dxa"/>
-              <w:left w:w="90" w:type="dxa"/>
-              <w:bottom w:w="50" w:type="dxa"/>
-              <w:right w:w="90" w:type="dxa"/>
-            </w:tcMar>
             <w:vAlign w:val="center"/>
           </w:tcPr>
           <w:p>
@@ -24630,12 +21914,6 @@
               <w:right w:val="single" w:sz="6" w:space="0" w:color="1F3864"/>
             </w:tcBorders>
             <w:shd w:val="clear" w:color="auto" w:fill="4472C4"/>
-            <w:tcMar>
-              <w:top w:w="50" w:type="dxa"/>
-              <w:left w:w="90" w:type="dxa"/>
-              <w:bottom w:w="50" w:type="dxa"/>
-              <w:right w:w="90" w:type="dxa"/>
-            </w:tcMar>
             <w:vAlign w:val="center"/>
           </w:tcPr>
           <w:p>
@@ -24675,12 +21953,6 @@
               <w:right w:val="single" w:sz="6" w:space="0" w:color="1F3864"/>
             </w:tcBorders>
             <w:shd w:val="clear" w:color="auto" w:fill="4472C4"/>
-            <w:tcMar>
-              <w:top w:w="50" w:type="dxa"/>
-              <w:left w:w="90" w:type="dxa"/>
-              <w:bottom w:w="50" w:type="dxa"/>
-              <w:right w:w="90" w:type="dxa"/>
-            </w:tcMar>
             <w:vAlign w:val="center"/>
           </w:tcPr>
           <w:p>
@@ -24720,12 +21992,6 @@
               <w:right w:val="single" w:sz="6" w:space="0" w:color="1F3864"/>
             </w:tcBorders>
             <w:shd w:val="clear" w:color="auto" w:fill="4472C4"/>
-            <w:tcMar>
-              <w:top w:w="50" w:type="dxa"/>
-              <w:left w:w="90" w:type="dxa"/>
-              <w:bottom w:w="50" w:type="dxa"/>
-              <w:right w:w="90" w:type="dxa"/>
-            </w:tcMar>
             <w:vAlign w:val="center"/>
           </w:tcPr>
           <w:p>
@@ -24769,12 +22035,6 @@
               <w:right w:val="single" w:sz="6" w:space="0" w:color="1F3864"/>
             </w:tcBorders>
             <w:shd w:val="clear" w:color="auto" w:fill="D9E2F3"/>
-            <w:tcMar>
-              <w:top w:w="50" w:type="dxa"/>
-              <w:left w:w="90" w:type="dxa"/>
-              <w:bottom w:w="50" w:type="dxa"/>
-              <w:right w:w="90" w:type="dxa"/>
-            </w:tcMar>
             <w:vAlign w:val="center"/>
           </w:tcPr>
           <w:p>
@@ -24807,12 +22067,6 @@
               <w:right w:val="single" w:sz="6" w:space="0" w:color="1F3864"/>
             </w:tcBorders>
             <w:shd w:val="clear" w:color="auto" w:fill="D9E2F3"/>
-            <w:tcMar>
-              <w:top w:w="50" w:type="dxa"/>
-              <w:left w:w="90" w:type="dxa"/>
-              <w:bottom w:w="50" w:type="dxa"/>
-              <w:right w:w="90" w:type="dxa"/>
-            </w:tcMar>
             <w:vAlign w:val="center"/>
           </w:tcPr>
           <w:p>
@@ -24845,12 +22099,6 @@
               <w:right w:val="single" w:sz="6" w:space="0" w:color="1F3864"/>
             </w:tcBorders>
             <w:shd w:val="clear" w:color="auto" w:fill="D9E2F3"/>
-            <w:tcMar>
-              <w:top w:w="50" w:type="dxa"/>
-              <w:left w:w="90" w:type="dxa"/>
-              <w:bottom w:w="50" w:type="dxa"/>
-              <w:right w:w="90" w:type="dxa"/>
-            </w:tcMar>
             <w:vAlign w:val="center"/>
           </w:tcPr>
           <w:p>
@@ -24883,12 +22131,6 @@
               <w:right w:val="single" w:sz="6" w:space="0" w:color="1F3864"/>
             </w:tcBorders>
             <w:shd w:val="clear" w:color="auto" w:fill="D9E2F3"/>
-            <w:tcMar>
-              <w:top w:w="50" w:type="dxa"/>
-              <w:left w:w="90" w:type="dxa"/>
-              <w:bottom w:w="50" w:type="dxa"/>
-              <w:right w:w="90" w:type="dxa"/>
-            </w:tcMar>
             <w:vAlign w:val="center"/>
           </w:tcPr>
           <w:p>
@@ -24921,12 +22163,6 @@
               <w:right w:val="single" w:sz="6" w:space="0" w:color="1F3864"/>
             </w:tcBorders>
             <w:shd w:val="clear" w:color="auto" w:fill="D9E2F3"/>
-            <w:tcMar>
-              <w:top w:w="50" w:type="dxa"/>
-              <w:left w:w="90" w:type="dxa"/>
-              <w:bottom w:w="50" w:type="dxa"/>
-              <w:right w:w="90" w:type="dxa"/>
-            </w:tcMar>
             <w:vAlign w:val="center"/>
           </w:tcPr>
           <w:p>
@@ -24963,12 +22199,6 @@
               <w:right w:val="single" w:sz="6" w:space="0" w:color="1F3864"/>
             </w:tcBorders>
             <w:shd w:val="clear" w:color="auto" w:fill="D9E2F3"/>
-            <w:tcMar>
-              <w:top w:w="50" w:type="dxa"/>
-              <w:left w:w="90" w:type="dxa"/>
-              <w:bottom w:w="50" w:type="dxa"/>
-              <w:right w:w="90" w:type="dxa"/>
-            </w:tcMar>
             <w:vAlign w:val="center"/>
           </w:tcPr>
           <w:p>
@@ -25001,12 +22231,6 @@
               <w:right w:val="single" w:sz="6" w:space="0" w:color="1F3864"/>
             </w:tcBorders>
             <w:shd w:val="clear" w:color="auto" w:fill="D9E2F3"/>
-            <w:tcMar>
-              <w:top w:w="50" w:type="dxa"/>
-              <w:left w:w="90" w:type="dxa"/>
-              <w:bottom w:w="50" w:type="dxa"/>
-              <w:right w:w="90" w:type="dxa"/>
-            </w:tcMar>
             <w:vAlign w:val="center"/>
           </w:tcPr>
           <w:p>
@@ -25039,12 +22263,6 @@
               <w:right w:val="single" w:sz="6" w:space="0" w:color="1F3864"/>
             </w:tcBorders>
             <w:shd w:val="clear" w:color="auto" w:fill="D9E2F3"/>
-            <w:tcMar>
-              <w:top w:w="50" w:type="dxa"/>
-              <w:left w:w="90" w:type="dxa"/>
-              <w:bottom w:w="50" w:type="dxa"/>
-              <w:right w:w="90" w:type="dxa"/>
-            </w:tcMar>
             <w:vAlign w:val="center"/>
           </w:tcPr>
           <w:p>
@@ -25077,12 +22295,6 @@
               <w:right w:val="single" w:sz="6" w:space="0" w:color="1F3864"/>
             </w:tcBorders>
             <w:shd w:val="clear" w:color="auto" w:fill="D9E2F3"/>
-            <w:tcMar>
-              <w:top w:w="50" w:type="dxa"/>
-              <w:left w:w="90" w:type="dxa"/>
-              <w:bottom w:w="50" w:type="dxa"/>
-              <w:right w:w="90" w:type="dxa"/>
-            </w:tcMar>
             <w:vAlign w:val="center"/>
           </w:tcPr>
           <w:p>
@@ -25115,12 +22327,6 @@
               <w:right w:val="single" w:sz="6" w:space="0" w:color="1F3864"/>
             </w:tcBorders>
             <w:shd w:val="clear" w:color="auto" w:fill="D9E2F3"/>
-            <w:tcMar>
-              <w:top w:w="50" w:type="dxa"/>
-              <w:left w:w="90" w:type="dxa"/>
-              <w:bottom w:w="50" w:type="dxa"/>
-              <w:right w:w="90" w:type="dxa"/>
-            </w:tcMar>
             <w:vAlign w:val="center"/>
           </w:tcPr>
           <w:p>
@@ -25157,12 +22363,6 @@
               <w:right w:val="single" w:sz="6" w:space="0" w:color="1F3864"/>
             </w:tcBorders>
             <w:shd w:val="clear" w:color="auto" w:fill="D9E2F3"/>
-            <w:tcMar>
-              <w:top w:w="50" w:type="dxa"/>
-              <w:left w:w="90" w:type="dxa"/>
-              <w:bottom w:w="50" w:type="dxa"/>
-              <w:right w:w="90" w:type="dxa"/>
-            </w:tcMar>
             <w:vAlign w:val="center"/>
           </w:tcPr>
           <w:p>
@@ -25195,12 +22395,6 @@
               <w:right w:val="single" w:sz="6" w:space="0" w:color="1F3864"/>
             </w:tcBorders>
             <w:shd w:val="clear" w:color="auto" w:fill="D9E2F3"/>
-            <w:tcMar>
-              <w:top w:w="50" w:type="dxa"/>
-              <w:left w:w="90" w:type="dxa"/>
-              <w:bottom w:w="50" w:type="dxa"/>
-              <w:right w:w="90" w:type="dxa"/>
-            </w:tcMar>
             <w:vAlign w:val="center"/>
           </w:tcPr>
           <w:p>
@@ -25233,12 +22427,6 @@
               <w:right w:val="single" w:sz="6" w:space="0" w:color="1F3864"/>
             </w:tcBorders>
             <w:shd w:val="clear" w:color="auto" w:fill="D9E2F3"/>
-            <w:tcMar>
-              <w:top w:w="50" w:type="dxa"/>
-              <w:left w:w="90" w:type="dxa"/>
-              <w:bottom w:w="50" w:type="dxa"/>
-              <w:right w:w="90" w:type="dxa"/>
-            </w:tcMar>
             <w:vAlign w:val="center"/>
           </w:tcPr>
           <w:p>
@@ -25271,12 +22459,6 @@
               <w:right w:val="single" w:sz="6" w:space="0" w:color="1F3864"/>
             </w:tcBorders>
             <w:shd w:val="clear" w:color="auto" w:fill="D9E2F3"/>
-            <w:tcMar>
-              <w:top w:w="50" w:type="dxa"/>
-              <w:left w:w="90" w:type="dxa"/>
-              <w:bottom w:w="50" w:type="dxa"/>
-              <w:right w:w="90" w:type="dxa"/>
-            </w:tcMar>
             <w:vAlign w:val="center"/>
           </w:tcPr>
           <w:p>
@@ -25309,12 +22491,6 @@
               <w:right w:val="single" w:sz="6" w:space="0" w:color="1F3864"/>
             </w:tcBorders>
             <w:shd w:val="clear" w:color="auto" w:fill="D9E2F3"/>
-            <w:tcMar>
-              <w:top w:w="50" w:type="dxa"/>
-              <w:left w:w="90" w:type="dxa"/>
-              <w:bottom w:w="50" w:type="dxa"/>
-              <w:right w:w="90" w:type="dxa"/>
-            </w:tcMar>
             <w:vAlign w:val="center"/>
           </w:tcPr>
           <w:p>
@@ -25351,12 +22527,6 @@
               <w:right w:val="single" w:sz="6" w:space="0" w:color="1F3864"/>
             </w:tcBorders>
             <w:shd w:val="clear" w:color="auto" w:fill="D9E2F3"/>
-            <w:tcMar>
-              <w:top w:w="50" w:type="dxa"/>
-              <w:left w:w="90" w:type="dxa"/>
-              <w:bottom w:w="50" w:type="dxa"/>
-              <w:right w:w="90" w:type="dxa"/>
-            </w:tcMar>
             <w:vAlign w:val="center"/>
           </w:tcPr>
           <w:p>
@@ -25389,12 +22559,6 @@
               <w:right w:val="single" w:sz="6" w:space="0" w:color="1F3864"/>
             </w:tcBorders>
             <w:shd w:val="clear" w:color="auto" w:fill="D9E2F3"/>
-            <w:tcMar>
-              <w:top w:w="50" w:type="dxa"/>
-              <w:left w:w="90" w:type="dxa"/>
-              <w:bottom w:w="50" w:type="dxa"/>
-              <w:right w:w="90" w:type="dxa"/>
-            </w:tcMar>
             <w:vAlign w:val="center"/>
           </w:tcPr>
           <w:p>
@@ -25439,12 +22603,6 @@
               <w:right w:val="single" w:sz="6" w:space="0" w:color="1F3864"/>
             </w:tcBorders>
             <w:shd w:val="clear" w:color="auto" w:fill="4472C4"/>
-            <w:tcMar>
-              <w:top w:w="50" w:type="dxa"/>
-              <w:left w:w="90" w:type="dxa"/>
-              <w:bottom w:w="50" w:type="dxa"/>
-              <w:right w:w="90" w:type="dxa"/>
-            </w:tcMar>
             <w:vAlign w:val="center"/>
           </w:tcPr>
           <w:p>
@@ -25488,12 +22646,6 @@
               <w:right w:val="single" w:sz="6" w:space="0" w:color="1F3864"/>
             </w:tcBorders>
             <w:shd w:val="clear" w:color="auto" w:fill="D9E2F3"/>
-            <w:tcMar>
-              <w:top w:w="50" w:type="dxa"/>
-              <w:left w:w="90" w:type="dxa"/>
-              <w:bottom w:w="50" w:type="dxa"/>
-              <w:right w:w="90" w:type="dxa"/>
-            </w:tcMar>
             <w:vAlign w:val="center"/>
           </w:tcPr>
           <w:p>
@@ -25526,12 +22678,6 @@
               <w:right w:val="single" w:sz="6" w:space="0" w:color="1F3864"/>
             </w:tcBorders>
             <w:shd w:val="clear" w:color="auto" w:fill="4472C4"/>
-            <w:tcMar>
-              <w:top w:w="50" w:type="dxa"/>
-              <w:left w:w="90" w:type="dxa"/>
-              <w:bottom w:w="50" w:type="dxa"/>
-              <w:right w:w="90" w:type="dxa"/>
-            </w:tcMar>
             <w:vAlign w:val="center"/>
           </w:tcPr>
           <w:p>
@@ -25571,12 +22717,6 @@
               <w:right w:val="single" w:sz="6" w:space="0" w:color="1F3864"/>
             </w:tcBorders>
             <w:shd w:val="clear" w:color="auto" w:fill="4472C4"/>
-            <w:tcMar>
-              <w:top w:w="50" w:type="dxa"/>
-              <w:left w:w="90" w:type="dxa"/>
-              <w:bottom w:w="50" w:type="dxa"/>
-              <w:right w:w="90" w:type="dxa"/>
-            </w:tcMar>
             <w:vAlign w:val="center"/>
           </w:tcPr>
           <w:p>
@@ -25616,12 +22756,6 @@
               <w:right w:val="single" w:sz="6" w:space="0" w:color="1F3864"/>
             </w:tcBorders>
             <w:shd w:val="clear" w:color="auto" w:fill="4472C4"/>
-            <w:tcMar>
-              <w:top w:w="50" w:type="dxa"/>
-              <w:left w:w="90" w:type="dxa"/>
-              <w:bottom w:w="50" w:type="dxa"/>
-              <w:right w:w="90" w:type="dxa"/>
-            </w:tcMar>
             <w:vAlign w:val="center"/>
           </w:tcPr>
           <w:p>
@@ -25661,12 +22795,6 @@
               <w:right w:val="single" w:sz="6" w:space="0" w:color="1F3864"/>
             </w:tcBorders>
             <w:shd w:val="clear" w:color="auto" w:fill="4472C4"/>
-            <w:tcMar>
-              <w:top w:w="50" w:type="dxa"/>
-              <w:left w:w="90" w:type="dxa"/>
-              <w:bottom w:w="50" w:type="dxa"/>
-              <w:right w:w="90" w:type="dxa"/>
-            </w:tcMar>
             <w:vAlign w:val="center"/>
           </w:tcPr>
           <w:p>
@@ -25710,12 +22838,6 @@
               <w:right w:val="single" w:sz="6" w:space="0" w:color="1F3864"/>
             </w:tcBorders>
             <w:shd w:val="clear" w:color="auto" w:fill="D9E2F3"/>
-            <w:tcMar>
-              <w:top w:w="50" w:type="dxa"/>
-              <w:left w:w="90" w:type="dxa"/>
-              <w:bottom w:w="50" w:type="dxa"/>
-              <w:right w:w="90" w:type="dxa"/>
-            </w:tcMar>
             <w:vAlign w:val="center"/>
           </w:tcPr>
           <w:p>
@@ -25748,12 +22870,6 @@
               <w:right w:val="single" w:sz="6" w:space="0" w:color="1F3864"/>
             </w:tcBorders>
             <w:shd w:val="clear" w:color="auto" w:fill="D9E2F3"/>
-            <w:tcMar>
-              <w:top w:w="50" w:type="dxa"/>
-              <w:left w:w="90" w:type="dxa"/>
-              <w:bottom w:w="50" w:type="dxa"/>
-              <w:right w:w="90" w:type="dxa"/>
-            </w:tcMar>
             <w:vAlign w:val="center"/>
           </w:tcPr>
           <w:p>
@@ -25786,12 +22902,6 @@
               <w:right w:val="single" w:sz="6" w:space="0" w:color="1F3864"/>
             </w:tcBorders>
             <w:shd w:val="clear" w:color="auto" w:fill="D9E2F3"/>
-            <w:tcMar>
-              <w:top w:w="50" w:type="dxa"/>
-              <w:left w:w="90" w:type="dxa"/>
-              <w:bottom w:w="50" w:type="dxa"/>
-              <w:right w:w="90" w:type="dxa"/>
-            </w:tcMar>
             <w:vAlign w:val="center"/>
           </w:tcPr>
           <w:p>
@@ -25824,12 +22934,6 @@
               <w:right w:val="single" w:sz="6" w:space="0" w:color="1F3864"/>
             </w:tcBorders>
             <w:shd w:val="clear" w:color="auto" w:fill="D9E2F3"/>
-            <w:tcMar>
-              <w:top w:w="50" w:type="dxa"/>
-              <w:left w:w="90" w:type="dxa"/>
-              <w:bottom w:w="50" w:type="dxa"/>
-              <w:right w:w="90" w:type="dxa"/>
-            </w:tcMar>
             <w:vAlign w:val="center"/>
           </w:tcPr>
           <w:p>
@@ -25862,12 +22966,6 @@
               <w:right w:val="single" w:sz="6" w:space="0" w:color="1F3864"/>
             </w:tcBorders>
             <w:shd w:val="clear" w:color="auto" w:fill="D9E2F3"/>
-            <w:tcMar>
-              <w:top w:w="50" w:type="dxa"/>
-              <w:left w:w="90" w:type="dxa"/>
-              <w:bottom w:w="50" w:type="dxa"/>
-              <w:right w:w="90" w:type="dxa"/>
-            </w:tcMar>
             <w:vAlign w:val="center"/>
           </w:tcPr>
           <w:p>
@@ -25904,12 +23002,6 @@
               <w:right w:val="single" w:sz="6" w:space="0" w:color="1F3864"/>
             </w:tcBorders>
             <w:shd w:val="clear" w:color="auto" w:fill="D9E2F3"/>
-            <w:tcMar>
-              <w:top w:w="50" w:type="dxa"/>
-              <w:left w:w="90" w:type="dxa"/>
-              <w:bottom w:w="50" w:type="dxa"/>
-              <w:right w:w="90" w:type="dxa"/>
-            </w:tcMar>
             <w:vAlign w:val="center"/>
           </w:tcPr>
           <w:p>
@@ -25942,12 +23034,6 @@
               <w:right w:val="single" w:sz="6" w:space="0" w:color="1F3864"/>
             </w:tcBorders>
             <w:shd w:val="clear" w:color="auto" w:fill="D9E2F3"/>
-            <w:tcMar>
-              <w:top w:w="50" w:type="dxa"/>
-              <w:left w:w="90" w:type="dxa"/>
-              <w:bottom w:w="50" w:type="dxa"/>
-              <w:right w:w="90" w:type="dxa"/>
-            </w:tcMar>
             <w:vAlign w:val="center"/>
           </w:tcPr>
           <w:p>
@@ -25982,12 +23068,6 @@
               <w:right w:val="single" w:sz="6" w:space="0" w:color="1F3864"/>
             </w:tcBorders>
             <w:shd w:val="clear" w:color="auto" w:fill="D9E2F3"/>
-            <w:tcMar>
-              <w:top w:w="50" w:type="dxa"/>
-              <w:left w:w="90" w:type="dxa"/>
-              <w:bottom w:w="50" w:type="dxa"/>
-              <w:right w:w="90" w:type="dxa"/>
-            </w:tcMar>
             <w:vAlign w:val="center"/>
           </w:tcPr>
           <w:p>
@@ -26038,12 +23118,6 @@
               <w:right w:val="single" w:sz="6" w:space="0" w:color="1F3864"/>
             </w:tcBorders>
             <w:shd w:val="clear" w:color="auto" w:fill="D9E2F3"/>
-            <w:tcMar>
-              <w:top w:w="50" w:type="dxa"/>
-              <w:left w:w="90" w:type="dxa"/>
-              <w:bottom w:w="50" w:type="dxa"/>
-              <w:right w:w="90" w:type="dxa"/>
-            </w:tcMar>
             <w:vAlign w:val="center"/>
           </w:tcPr>
           <w:p>
@@ -26094,12 +23168,6 @@
               <w:right w:val="single" w:sz="6" w:space="0" w:color="1F3864"/>
             </w:tcBorders>
             <w:shd w:val="clear" w:color="auto" w:fill="D9E2F3"/>
-            <w:tcMar>
-              <w:top w:w="50" w:type="dxa"/>
-              <w:left w:w="90" w:type="dxa"/>
-              <w:bottom w:w="50" w:type="dxa"/>
-              <w:right w:w="90" w:type="dxa"/>
-            </w:tcMar>
             <w:vAlign w:val="center"/>
           </w:tcPr>
           <w:p>
@@ -26154,12 +23222,6 @@
               <w:right w:val="single" w:sz="6" w:space="0" w:color="1F3864"/>
             </w:tcBorders>
             <w:shd w:val="clear" w:color="auto" w:fill="D9E2F3"/>
-            <w:tcMar>
-              <w:top w:w="50" w:type="dxa"/>
-              <w:left w:w="90" w:type="dxa"/>
-              <w:bottom w:w="50" w:type="dxa"/>
-              <w:right w:w="90" w:type="dxa"/>
-            </w:tcMar>
             <w:vAlign w:val="center"/>
           </w:tcPr>
           <w:p>
@@ -26192,12 +23254,6 @@
               <w:right w:val="single" w:sz="6" w:space="0" w:color="1F3864"/>
             </w:tcBorders>
             <w:shd w:val="clear" w:color="auto" w:fill="D9E2F3"/>
-            <w:tcMar>
-              <w:top w:w="50" w:type="dxa"/>
-              <w:left w:w="90" w:type="dxa"/>
-              <w:bottom w:w="50" w:type="dxa"/>
-              <w:right w:w="90" w:type="dxa"/>
-            </w:tcMar>
             <w:vAlign w:val="center"/>
           </w:tcPr>
           <w:p>
@@ -26242,12 +23298,6 @@
               <w:right w:val="single" w:sz="6" w:space="0" w:color="1F3864"/>
             </w:tcBorders>
             <w:shd w:val="clear" w:color="auto" w:fill="4472C4"/>
-            <w:tcMar>
-              <w:top w:w="50" w:type="dxa"/>
-              <w:left w:w="90" w:type="dxa"/>
-              <w:bottom w:w="50" w:type="dxa"/>
-              <w:right w:w="90" w:type="dxa"/>
-            </w:tcMar>
             <w:vAlign w:val="center"/>
           </w:tcPr>
           <w:p>
@@ -26291,12 +23341,6 @@
               <w:right w:val="single" w:sz="6" w:space="0" w:color="1F3864"/>
             </w:tcBorders>
             <w:shd w:val="clear" w:color="auto" w:fill="D9E2F3"/>
-            <w:tcMar>
-              <w:top w:w="50" w:type="dxa"/>
-              <w:left w:w="90" w:type="dxa"/>
-              <w:bottom w:w="50" w:type="dxa"/>
-              <w:right w:w="90" w:type="dxa"/>
-            </w:tcMar>
             <w:vAlign w:val="center"/>
           </w:tcPr>
           <w:p>
@@ -26329,12 +23373,6 @@
               <w:right w:val="single" w:sz="6" w:space="0" w:color="1F3864"/>
             </w:tcBorders>
             <w:shd w:val="clear" w:color="auto" w:fill="4472C4"/>
-            <w:tcMar>
-              <w:top w:w="50" w:type="dxa"/>
-              <w:left w:w="90" w:type="dxa"/>
-              <w:bottom w:w="50" w:type="dxa"/>
-              <w:right w:w="90" w:type="dxa"/>
-            </w:tcMar>
             <w:vAlign w:val="center"/>
           </w:tcPr>
           <w:p>
@@ -26374,12 +23412,6 @@
               <w:right w:val="single" w:sz="6" w:space="0" w:color="1F3864"/>
             </w:tcBorders>
             <w:shd w:val="clear" w:color="auto" w:fill="4472C4"/>
-            <w:tcMar>
-              <w:top w:w="50" w:type="dxa"/>
-              <w:left w:w="90" w:type="dxa"/>
-              <w:bottom w:w="50" w:type="dxa"/>
-              <w:right w:w="90" w:type="dxa"/>
-            </w:tcMar>
             <w:vAlign w:val="center"/>
           </w:tcPr>
           <w:p>
@@ -26419,12 +23451,6 @@
               <w:right w:val="single" w:sz="6" w:space="0" w:color="1F3864"/>
             </w:tcBorders>
             <w:shd w:val="clear" w:color="auto" w:fill="4472C4"/>
-            <w:tcMar>
-              <w:top w:w="50" w:type="dxa"/>
-              <w:left w:w="90" w:type="dxa"/>
-              <w:bottom w:w="50" w:type="dxa"/>
-              <w:right w:w="90" w:type="dxa"/>
-            </w:tcMar>
             <w:vAlign w:val="center"/>
           </w:tcPr>
           <w:p>
@@ -26464,12 +23490,6 @@
               <w:right w:val="single" w:sz="6" w:space="0" w:color="1F3864"/>
             </w:tcBorders>
             <w:shd w:val="clear" w:color="auto" w:fill="4472C4"/>
-            <w:tcMar>
-              <w:top w:w="50" w:type="dxa"/>
-              <w:left w:w="90" w:type="dxa"/>
-              <w:bottom w:w="50" w:type="dxa"/>
-              <w:right w:w="90" w:type="dxa"/>
-            </w:tcMar>
             <w:vAlign w:val="center"/>
           </w:tcPr>
           <w:p>
@@ -26513,12 +23533,6 @@
               <w:right w:val="single" w:sz="6" w:space="0" w:color="1F3864"/>
             </w:tcBorders>
             <w:shd w:val="clear" w:color="auto" w:fill="D9E2F3"/>
-            <w:tcMar>
-              <w:top w:w="50" w:type="dxa"/>
-              <w:left w:w="90" w:type="dxa"/>
-              <w:bottom w:w="50" w:type="dxa"/>
-              <w:right w:w="90" w:type="dxa"/>
-            </w:tcMar>
             <w:vAlign w:val="center"/>
           </w:tcPr>
           <w:p>
@@ -26551,12 +23565,6 @@
               <w:right w:val="single" w:sz="6" w:space="0" w:color="1F3864"/>
             </w:tcBorders>
             <w:shd w:val="clear" w:color="auto" w:fill="D9E2F3"/>
-            <w:tcMar>
-              <w:top w:w="50" w:type="dxa"/>
-              <w:left w:w="90" w:type="dxa"/>
-              <w:bottom w:w="50" w:type="dxa"/>
-              <w:right w:w="90" w:type="dxa"/>
-            </w:tcMar>
             <w:vAlign w:val="center"/>
           </w:tcPr>
           <w:p>
@@ -26589,12 +23597,6 @@
               <w:right w:val="single" w:sz="6" w:space="0" w:color="1F3864"/>
             </w:tcBorders>
             <w:shd w:val="clear" w:color="auto" w:fill="D9E2F3"/>
-            <w:tcMar>
-              <w:top w:w="50" w:type="dxa"/>
-              <w:left w:w="90" w:type="dxa"/>
-              <w:bottom w:w="50" w:type="dxa"/>
-              <w:right w:w="90" w:type="dxa"/>
-            </w:tcMar>
             <w:vAlign w:val="center"/>
           </w:tcPr>
           <w:p>
@@ -26627,12 +23629,6 @@
               <w:right w:val="single" w:sz="6" w:space="0" w:color="1F3864"/>
             </w:tcBorders>
             <w:shd w:val="clear" w:color="auto" w:fill="D9E2F3"/>
-            <w:tcMar>
-              <w:top w:w="50" w:type="dxa"/>
-              <w:left w:w="90" w:type="dxa"/>
-              <w:bottom w:w="50" w:type="dxa"/>
-              <w:right w:w="90" w:type="dxa"/>
-            </w:tcMar>
             <w:vAlign w:val="center"/>
           </w:tcPr>
           <w:p>
@@ -26665,12 +23661,6 @@
               <w:right w:val="single" w:sz="6" w:space="0" w:color="1F3864"/>
             </w:tcBorders>
             <w:shd w:val="clear" w:color="auto" w:fill="D9E2F3"/>
-            <w:tcMar>
-              <w:top w:w="50" w:type="dxa"/>
-              <w:left w:w="90" w:type="dxa"/>
-              <w:bottom w:w="50" w:type="dxa"/>
-              <w:right w:w="90" w:type="dxa"/>
-            </w:tcMar>
             <w:vAlign w:val="center"/>
           </w:tcPr>
           <w:p>
@@ -26707,12 +23697,6 @@
               <w:right w:val="single" w:sz="6" w:space="0" w:color="1F3864"/>
             </w:tcBorders>
             <w:shd w:val="clear" w:color="auto" w:fill="D9E2F3"/>
-            <w:tcMar>
-              <w:top w:w="50" w:type="dxa"/>
-              <w:left w:w="90" w:type="dxa"/>
-              <w:bottom w:w="50" w:type="dxa"/>
-              <w:right w:w="90" w:type="dxa"/>
-            </w:tcMar>
             <w:vAlign w:val="center"/>
           </w:tcPr>
           <w:p>
@@ -26745,12 +23729,6 @@
               <w:right w:val="single" w:sz="6" w:space="0" w:color="1F3864"/>
             </w:tcBorders>
             <w:shd w:val="clear" w:color="auto" w:fill="D9E2F3"/>
-            <w:tcMar>
-              <w:top w:w="50" w:type="dxa"/>
-              <w:left w:w="90" w:type="dxa"/>
-              <w:bottom w:w="50" w:type="dxa"/>
-              <w:right w:w="90" w:type="dxa"/>
-            </w:tcMar>
             <w:vAlign w:val="center"/>
           </w:tcPr>
           <w:p>
@@ -26783,12 +23761,6 @@
               <w:right w:val="single" w:sz="6" w:space="0" w:color="1F3864"/>
             </w:tcBorders>
             <w:shd w:val="clear" w:color="auto" w:fill="D9E2F3"/>
-            <w:tcMar>
-              <w:top w:w="50" w:type="dxa"/>
-              <w:left w:w="90" w:type="dxa"/>
-              <w:bottom w:w="50" w:type="dxa"/>
-              <w:right w:w="90" w:type="dxa"/>
-            </w:tcMar>
             <w:vAlign w:val="center"/>
           </w:tcPr>
           <w:p>
@@ -26829,12 +23801,6 @@
               <w:right w:val="single" w:sz="6" w:space="0" w:color="1F3864"/>
             </w:tcBorders>
             <w:shd w:val="clear" w:color="auto" w:fill="D9E2F3"/>
-            <w:tcMar>
-              <w:top w:w="50" w:type="dxa"/>
-              <w:left w:w="90" w:type="dxa"/>
-              <w:bottom w:w="50" w:type="dxa"/>
-              <w:right w:w="90" w:type="dxa"/>
-            </w:tcMar>
             <w:vAlign w:val="center"/>
           </w:tcPr>
           <w:p>
@@ -26875,12 +23841,6 @@
               <w:right w:val="single" w:sz="6" w:space="0" w:color="1F3864"/>
             </w:tcBorders>
             <w:shd w:val="clear" w:color="auto" w:fill="D9E2F3"/>
-            <w:tcMar>
-              <w:top w:w="50" w:type="dxa"/>
-              <w:left w:w="90" w:type="dxa"/>
-              <w:bottom w:w="50" w:type="dxa"/>
-              <w:right w:w="90" w:type="dxa"/>
-            </w:tcMar>
             <w:vAlign w:val="center"/>
           </w:tcPr>
           <w:p>
@@ -26917,12 +23877,6 @@
               <w:right w:val="single" w:sz="6" w:space="0" w:color="1F3864"/>
             </w:tcBorders>
             <w:shd w:val="clear" w:color="auto" w:fill="D9E2F3"/>
-            <w:tcMar>
-              <w:top w:w="50" w:type="dxa"/>
-              <w:left w:w="90" w:type="dxa"/>
-              <w:bottom w:w="50" w:type="dxa"/>
-              <w:right w:w="90" w:type="dxa"/>
-            </w:tcMar>
             <w:vAlign w:val="center"/>
           </w:tcPr>
           <w:p>
@@ -26955,12 +23909,6 @@
               <w:right w:val="single" w:sz="6" w:space="0" w:color="1F3864"/>
             </w:tcBorders>
             <w:shd w:val="clear" w:color="auto" w:fill="D9E2F3"/>
-            <w:tcMar>
-              <w:top w:w="50" w:type="dxa"/>
-              <w:left w:w="90" w:type="dxa"/>
-              <w:bottom w:w="50" w:type="dxa"/>
-              <w:right w:w="90" w:type="dxa"/>
-            </w:tcMar>
             <w:vAlign w:val="center"/>
           </w:tcPr>
           <w:p>
@@ -27005,12 +23953,6 @@
               <w:right w:val="single" w:sz="6" w:space="0" w:color="1F3864"/>
             </w:tcBorders>
             <w:shd w:val="clear" w:color="auto" w:fill="4472C4"/>
-            <w:tcMar>
-              <w:top w:w="50" w:type="dxa"/>
-              <w:left w:w="90" w:type="dxa"/>
-              <w:bottom w:w="50" w:type="dxa"/>
-              <w:right w:w="90" w:type="dxa"/>
-            </w:tcMar>
             <w:vAlign w:val="center"/>
           </w:tcPr>
           <w:p>
@@ -27054,12 +23996,6 @@
               <w:right w:val="single" w:sz="6" w:space="0" w:color="1F3864"/>
             </w:tcBorders>
             <w:shd w:val="clear" w:color="auto" w:fill="D9E2F3"/>
-            <w:tcMar>
-              <w:top w:w="50" w:type="dxa"/>
-              <w:left w:w="90" w:type="dxa"/>
-              <w:bottom w:w="50" w:type="dxa"/>
-              <w:right w:w="90" w:type="dxa"/>
-            </w:tcMar>
             <w:vAlign w:val="center"/>
           </w:tcPr>
           <w:p>
@@ -27092,12 +24028,6 @@
               <w:right w:val="single" w:sz="6" w:space="0" w:color="1F3864"/>
             </w:tcBorders>
             <w:shd w:val="clear" w:color="auto" w:fill="4472C4"/>
-            <w:tcMar>
-              <w:top w:w="50" w:type="dxa"/>
-              <w:left w:w="90" w:type="dxa"/>
-              <w:bottom w:w="50" w:type="dxa"/>
-              <w:right w:w="90" w:type="dxa"/>
-            </w:tcMar>
             <w:vAlign w:val="center"/>
           </w:tcPr>
           <w:p>
@@ -27137,12 +24067,6 @@
               <w:right w:val="single" w:sz="6" w:space="0" w:color="1F3864"/>
             </w:tcBorders>
             <w:shd w:val="clear" w:color="auto" w:fill="4472C4"/>
-            <w:tcMar>
-              <w:top w:w="50" w:type="dxa"/>
-              <w:left w:w="90" w:type="dxa"/>
-              <w:bottom w:w="50" w:type="dxa"/>
-              <w:right w:w="90" w:type="dxa"/>
-            </w:tcMar>
             <w:vAlign w:val="center"/>
           </w:tcPr>
           <w:p>
@@ -27182,12 +24106,6 @@
               <w:right w:val="single" w:sz="6" w:space="0" w:color="1F3864"/>
             </w:tcBorders>
             <w:shd w:val="clear" w:color="auto" w:fill="4472C4"/>
-            <w:tcMar>
-              <w:top w:w="50" w:type="dxa"/>
-              <w:left w:w="90" w:type="dxa"/>
-              <w:bottom w:w="50" w:type="dxa"/>
-              <w:right w:w="90" w:type="dxa"/>
-            </w:tcMar>
             <w:vAlign w:val="center"/>
           </w:tcPr>
           <w:p>
@@ -27227,12 +24145,6 @@
               <w:right w:val="single" w:sz="6" w:space="0" w:color="1F3864"/>
             </w:tcBorders>
             <w:shd w:val="clear" w:color="auto" w:fill="4472C4"/>
-            <w:tcMar>
-              <w:top w:w="50" w:type="dxa"/>
-              <w:left w:w="90" w:type="dxa"/>
-              <w:bottom w:w="50" w:type="dxa"/>
-              <w:right w:w="90" w:type="dxa"/>
-            </w:tcMar>
             <w:vAlign w:val="center"/>
           </w:tcPr>
           <w:p>
@@ -27276,12 +24188,6 @@
               <w:right w:val="single" w:sz="6" w:space="0" w:color="1F3864"/>
             </w:tcBorders>
             <w:shd w:val="clear" w:color="auto" w:fill="D9E2F3"/>
-            <w:tcMar>
-              <w:top w:w="50" w:type="dxa"/>
-              <w:left w:w="90" w:type="dxa"/>
-              <w:bottom w:w="50" w:type="dxa"/>
-              <w:right w:w="90" w:type="dxa"/>
-            </w:tcMar>
             <w:vAlign w:val="center"/>
           </w:tcPr>
           <w:p>
@@ -27314,12 +24220,6 @@
               <w:right w:val="single" w:sz="6" w:space="0" w:color="1F3864"/>
             </w:tcBorders>
             <w:shd w:val="clear" w:color="auto" w:fill="D9E2F3"/>
-            <w:tcMar>
-              <w:top w:w="50" w:type="dxa"/>
-              <w:left w:w="90" w:type="dxa"/>
-              <w:bottom w:w="50" w:type="dxa"/>
-              <w:right w:w="90" w:type="dxa"/>
-            </w:tcMar>
             <w:vAlign w:val="center"/>
           </w:tcPr>
           <w:p>
@@ -27352,12 +24252,6 @@
               <w:right w:val="single" w:sz="6" w:space="0" w:color="1F3864"/>
             </w:tcBorders>
             <w:shd w:val="clear" w:color="auto" w:fill="D9E2F3"/>
-            <w:tcMar>
-              <w:top w:w="50" w:type="dxa"/>
-              <w:left w:w="90" w:type="dxa"/>
-              <w:bottom w:w="50" w:type="dxa"/>
-              <w:right w:w="90" w:type="dxa"/>
-            </w:tcMar>
             <w:vAlign w:val="center"/>
           </w:tcPr>
           <w:p>
@@ -27390,12 +24284,6 @@
               <w:right w:val="single" w:sz="6" w:space="0" w:color="1F3864"/>
             </w:tcBorders>
             <w:shd w:val="clear" w:color="auto" w:fill="D9E2F3"/>
-            <w:tcMar>
-              <w:top w:w="50" w:type="dxa"/>
-              <w:left w:w="90" w:type="dxa"/>
-              <w:bottom w:w="50" w:type="dxa"/>
-              <w:right w:w="90" w:type="dxa"/>
-            </w:tcMar>
             <w:vAlign w:val="center"/>
           </w:tcPr>
           <w:p>
@@ -27428,12 +24316,6 @@
               <w:right w:val="single" w:sz="6" w:space="0" w:color="1F3864"/>
             </w:tcBorders>
             <w:shd w:val="clear" w:color="auto" w:fill="D9E2F3"/>
-            <w:tcMar>
-              <w:top w:w="50" w:type="dxa"/>
-              <w:left w:w="90" w:type="dxa"/>
-              <w:bottom w:w="50" w:type="dxa"/>
-              <w:right w:w="90" w:type="dxa"/>
-            </w:tcMar>
             <w:vAlign w:val="center"/>
           </w:tcPr>
           <w:p>
@@ -27470,12 +24352,6 @@
               <w:right w:val="single" w:sz="6" w:space="0" w:color="1F3864"/>
             </w:tcBorders>
             <w:shd w:val="clear" w:color="auto" w:fill="D9E2F3"/>
-            <w:tcMar>
-              <w:top w:w="50" w:type="dxa"/>
-              <w:left w:w="90" w:type="dxa"/>
-              <w:bottom w:w="50" w:type="dxa"/>
-              <w:right w:w="90" w:type="dxa"/>
-            </w:tcMar>
             <w:vAlign w:val="center"/>
           </w:tcPr>
           <w:p>
@@ -27508,12 +24384,6 @@
               <w:right w:val="single" w:sz="6" w:space="0" w:color="1F3864"/>
             </w:tcBorders>
             <w:shd w:val="clear" w:color="auto" w:fill="D9E2F3"/>
-            <w:tcMar>
-              <w:top w:w="50" w:type="dxa"/>
-              <w:left w:w="90" w:type="dxa"/>
-              <w:bottom w:w="50" w:type="dxa"/>
-              <w:right w:w="90" w:type="dxa"/>
-            </w:tcMar>
             <w:vAlign w:val="center"/>
           </w:tcPr>
           <w:p>
@@ -27546,12 +24416,6 @@
               <w:right w:val="single" w:sz="6" w:space="0" w:color="1F3864"/>
             </w:tcBorders>
             <w:shd w:val="clear" w:color="auto" w:fill="D9E2F3"/>
-            <w:tcMar>
-              <w:top w:w="50" w:type="dxa"/>
-              <w:left w:w="90" w:type="dxa"/>
-              <w:bottom w:w="50" w:type="dxa"/>
-              <w:right w:w="90" w:type="dxa"/>
-            </w:tcMar>
             <w:vAlign w:val="center"/>
           </w:tcPr>
           <w:p>
@@ -27584,12 +24448,6 @@
               <w:right w:val="single" w:sz="6" w:space="0" w:color="1F3864"/>
             </w:tcBorders>
             <w:shd w:val="clear" w:color="auto" w:fill="D9E2F3"/>
-            <w:tcMar>
-              <w:top w:w="50" w:type="dxa"/>
-              <w:left w:w="90" w:type="dxa"/>
-              <w:bottom w:w="50" w:type="dxa"/>
-              <w:right w:w="90" w:type="dxa"/>
-            </w:tcMar>
             <w:vAlign w:val="center"/>
           </w:tcPr>
           <w:p>
@@ -27622,12 +24480,6 @@
               <w:right w:val="single" w:sz="6" w:space="0" w:color="1F3864"/>
             </w:tcBorders>
             <w:shd w:val="clear" w:color="auto" w:fill="D9E2F3"/>
-            <w:tcMar>
-              <w:top w:w="50" w:type="dxa"/>
-              <w:left w:w="90" w:type="dxa"/>
-              <w:bottom w:w="50" w:type="dxa"/>
-              <w:right w:w="90" w:type="dxa"/>
-            </w:tcMar>
             <w:vAlign w:val="center"/>
           </w:tcPr>
           <w:p>
@@ -27664,12 +24516,6 @@
               <w:right w:val="single" w:sz="6" w:space="0" w:color="1F3864"/>
             </w:tcBorders>
             <w:shd w:val="clear" w:color="auto" w:fill="D9E2F3"/>
-            <w:tcMar>
-              <w:top w:w="50" w:type="dxa"/>
-              <w:left w:w="90" w:type="dxa"/>
-              <w:bottom w:w="50" w:type="dxa"/>
-              <w:right w:w="90" w:type="dxa"/>
-            </w:tcMar>
             <w:vAlign w:val="center"/>
           </w:tcPr>
           <w:p>
@@ -27702,12 +24548,6 @@
               <w:right w:val="single" w:sz="6" w:space="0" w:color="1F3864"/>
             </w:tcBorders>
             <w:shd w:val="clear" w:color="auto" w:fill="D9E2F3"/>
-            <w:tcMar>
-              <w:top w:w="50" w:type="dxa"/>
-              <w:left w:w="90" w:type="dxa"/>
-              <w:bottom w:w="50" w:type="dxa"/>
-              <w:right w:w="90" w:type="dxa"/>
-            </w:tcMar>
             <w:vAlign w:val="center"/>
           </w:tcPr>
           <w:p>
@@ -27752,12 +24592,6 @@
               <w:right w:val="single" w:sz="6" w:space="0" w:color="1F3864"/>
             </w:tcBorders>
             <w:shd w:val="clear" w:color="auto" w:fill="4472C4"/>
-            <w:tcMar>
-              <w:top w:w="50" w:type="dxa"/>
-              <w:left w:w="90" w:type="dxa"/>
-              <w:bottom w:w="50" w:type="dxa"/>
-              <w:right w:w="90" w:type="dxa"/>
-            </w:tcMar>
             <w:vAlign w:val="center"/>
           </w:tcPr>
           <w:p>
@@ -27801,12 +24635,6 @@
               <w:right w:val="single" w:sz="6" w:space="0" w:color="1F3864"/>
             </w:tcBorders>
             <w:shd w:val="clear" w:color="auto" w:fill="D9E2F3"/>
-            <w:tcMar>
-              <w:top w:w="50" w:type="dxa"/>
-              <w:left w:w="90" w:type="dxa"/>
-              <w:bottom w:w="50" w:type="dxa"/>
-              <w:right w:w="90" w:type="dxa"/>
-            </w:tcMar>
             <w:vAlign w:val="center"/>
           </w:tcPr>
           <w:p>
@@ -27839,12 +24667,6 @@
               <w:right w:val="single" w:sz="6" w:space="0" w:color="1F3864"/>
             </w:tcBorders>
             <w:shd w:val="clear" w:color="auto" w:fill="4472C4"/>
-            <w:tcMar>
-              <w:top w:w="50" w:type="dxa"/>
-              <w:left w:w="90" w:type="dxa"/>
-              <w:bottom w:w="50" w:type="dxa"/>
-              <w:right w:w="90" w:type="dxa"/>
-            </w:tcMar>
             <w:vAlign w:val="center"/>
           </w:tcPr>
           <w:p>
@@ -27884,12 +24706,6 @@
               <w:right w:val="single" w:sz="6" w:space="0" w:color="1F3864"/>
             </w:tcBorders>
             <w:shd w:val="clear" w:color="auto" w:fill="4472C4"/>
-            <w:tcMar>
-              <w:top w:w="50" w:type="dxa"/>
-              <w:left w:w="90" w:type="dxa"/>
-              <w:bottom w:w="50" w:type="dxa"/>
-              <w:right w:w="90" w:type="dxa"/>
-            </w:tcMar>
             <w:vAlign w:val="center"/>
           </w:tcPr>
           <w:p>
@@ -27929,12 +24745,6 @@
               <w:right w:val="single" w:sz="6" w:space="0" w:color="1F3864"/>
             </w:tcBorders>
             <w:shd w:val="clear" w:color="auto" w:fill="4472C4"/>
-            <w:tcMar>
-              <w:top w:w="50" w:type="dxa"/>
-              <w:left w:w="90" w:type="dxa"/>
-              <w:bottom w:w="50" w:type="dxa"/>
-              <w:right w:w="90" w:type="dxa"/>
-            </w:tcMar>
             <w:vAlign w:val="center"/>
           </w:tcPr>
           <w:p>
@@ -27974,12 +24784,6 @@
               <w:right w:val="single" w:sz="6" w:space="0" w:color="1F3864"/>
             </w:tcBorders>
             <w:shd w:val="clear" w:color="auto" w:fill="4472C4"/>
-            <w:tcMar>
-              <w:top w:w="50" w:type="dxa"/>
-              <w:left w:w="90" w:type="dxa"/>
-              <w:bottom w:w="50" w:type="dxa"/>
-              <w:right w:w="90" w:type="dxa"/>
-            </w:tcMar>
             <w:vAlign w:val="center"/>
           </w:tcPr>
           <w:p>
@@ -28023,12 +24827,6 @@
               <w:right w:val="single" w:sz="6" w:space="0" w:color="1F3864"/>
             </w:tcBorders>
             <w:shd w:val="clear" w:color="auto" w:fill="D9E2F3"/>
-            <w:tcMar>
-              <w:top w:w="50" w:type="dxa"/>
-              <w:left w:w="90" w:type="dxa"/>
-              <w:bottom w:w="50" w:type="dxa"/>
-              <w:right w:w="90" w:type="dxa"/>
-            </w:tcMar>
             <w:vAlign w:val="center"/>
           </w:tcPr>
           <w:p>
@@ -28061,12 +24859,6 @@
               <w:right w:val="single" w:sz="6" w:space="0" w:color="1F3864"/>
             </w:tcBorders>
             <w:shd w:val="clear" w:color="auto" w:fill="D9E2F3"/>
-            <w:tcMar>
-              <w:top w:w="50" w:type="dxa"/>
-              <w:left w:w="90" w:type="dxa"/>
-              <w:bottom w:w="50" w:type="dxa"/>
-              <w:right w:w="90" w:type="dxa"/>
-            </w:tcMar>
             <w:vAlign w:val="center"/>
           </w:tcPr>
           <w:p>
@@ -28099,12 +24891,6 @@
               <w:right w:val="single" w:sz="6" w:space="0" w:color="1F3864"/>
             </w:tcBorders>
             <w:shd w:val="clear" w:color="auto" w:fill="D9E2F3"/>
-            <w:tcMar>
-              <w:top w:w="50" w:type="dxa"/>
-              <w:left w:w="90" w:type="dxa"/>
-              <w:bottom w:w="50" w:type="dxa"/>
-              <w:right w:w="90" w:type="dxa"/>
-            </w:tcMar>
             <w:vAlign w:val="center"/>
           </w:tcPr>
           <w:p>
@@ -28137,12 +24923,6 @@
               <w:right w:val="single" w:sz="6" w:space="0" w:color="1F3864"/>
             </w:tcBorders>
             <w:shd w:val="clear" w:color="auto" w:fill="D9E2F3"/>
-            <w:tcMar>
-              <w:top w:w="50" w:type="dxa"/>
-              <w:left w:w="90" w:type="dxa"/>
-              <w:bottom w:w="50" w:type="dxa"/>
-              <w:right w:w="90" w:type="dxa"/>
-            </w:tcMar>
             <w:vAlign w:val="center"/>
           </w:tcPr>
           <w:p>
@@ -28175,12 +24955,6 @@
               <w:right w:val="single" w:sz="6" w:space="0" w:color="1F3864"/>
             </w:tcBorders>
             <w:shd w:val="clear" w:color="auto" w:fill="D9E2F3"/>
-            <w:tcMar>
-              <w:top w:w="50" w:type="dxa"/>
-              <w:left w:w="90" w:type="dxa"/>
-              <w:bottom w:w="50" w:type="dxa"/>
-              <w:right w:w="90" w:type="dxa"/>
-            </w:tcMar>
             <w:vAlign w:val="center"/>
           </w:tcPr>
           <w:p>
@@ -28217,12 +24991,6 @@
               <w:right w:val="single" w:sz="6" w:space="0" w:color="1F3864"/>
             </w:tcBorders>
             <w:shd w:val="clear" w:color="auto" w:fill="D9E2F3"/>
-            <w:tcMar>
-              <w:top w:w="50" w:type="dxa"/>
-              <w:left w:w="90" w:type="dxa"/>
-              <w:bottom w:w="50" w:type="dxa"/>
-              <w:right w:w="90" w:type="dxa"/>
-            </w:tcMar>
             <w:vAlign w:val="center"/>
           </w:tcPr>
           <w:p>
@@ -28255,12 +25023,6 @@
               <w:right w:val="single" w:sz="6" w:space="0" w:color="1F3864"/>
             </w:tcBorders>
             <w:shd w:val="clear" w:color="auto" w:fill="D9E2F3"/>
-            <w:tcMar>
-              <w:top w:w="50" w:type="dxa"/>
-              <w:left w:w="90" w:type="dxa"/>
-              <w:bottom w:w="50" w:type="dxa"/>
-              <w:right w:w="90" w:type="dxa"/>
-            </w:tcMar>
             <w:vAlign w:val="center"/>
           </w:tcPr>
           <w:p>
@@ -28293,12 +25055,6 @@
               <w:right w:val="single" w:sz="6" w:space="0" w:color="1F3864"/>
             </w:tcBorders>
             <w:shd w:val="clear" w:color="auto" w:fill="D9E2F3"/>
-            <w:tcMar>
-              <w:top w:w="50" w:type="dxa"/>
-              <w:left w:w="90" w:type="dxa"/>
-              <w:bottom w:w="50" w:type="dxa"/>
-              <w:right w:w="90" w:type="dxa"/>
-            </w:tcMar>
             <w:vAlign w:val="center"/>
           </w:tcPr>
           <w:p>
@@ -28339,12 +25095,6 @@
               <w:right w:val="single" w:sz="6" w:space="0" w:color="1F3864"/>
             </w:tcBorders>
             <w:shd w:val="clear" w:color="auto" w:fill="D9E2F3"/>
-            <w:tcMar>
-              <w:top w:w="50" w:type="dxa"/>
-              <w:left w:w="90" w:type="dxa"/>
-              <w:bottom w:w="50" w:type="dxa"/>
-              <w:right w:w="90" w:type="dxa"/>
-            </w:tcMar>
             <w:vAlign w:val="center"/>
           </w:tcPr>
           <w:p>
@@ -28377,12 +25127,6 @@
               <w:right w:val="single" w:sz="6" w:space="0" w:color="1F3864"/>
             </w:tcBorders>
             <w:shd w:val="clear" w:color="auto" w:fill="D9E2F3"/>
-            <w:tcMar>
-              <w:top w:w="50" w:type="dxa"/>
-              <w:left w:w="90" w:type="dxa"/>
-              <w:bottom w:w="50" w:type="dxa"/>
-              <w:right w:w="90" w:type="dxa"/>
-            </w:tcMar>
             <w:vAlign w:val="center"/>
           </w:tcPr>
           <w:p>
@@ -28427,12 +25171,6 @@
               <w:right w:val="single" w:sz="6" w:space="0" w:color="1F3864"/>
             </w:tcBorders>
             <w:shd w:val="clear" w:color="auto" w:fill="D9E2F3"/>
-            <w:tcMar>
-              <w:top w:w="50" w:type="dxa"/>
-              <w:left w:w="90" w:type="dxa"/>
-              <w:bottom w:w="50" w:type="dxa"/>
-              <w:right w:w="90" w:type="dxa"/>
-            </w:tcMar>
             <w:vAlign w:val="center"/>
           </w:tcPr>
           <w:p>
@@ -28465,12 +25203,6 @@
               <w:right w:val="single" w:sz="6" w:space="0" w:color="1F3864"/>
             </w:tcBorders>
             <w:shd w:val="clear" w:color="auto" w:fill="D9E2F3"/>
-            <w:tcMar>
-              <w:top w:w="50" w:type="dxa"/>
-              <w:left w:w="90" w:type="dxa"/>
-              <w:bottom w:w="50" w:type="dxa"/>
-              <w:right w:w="90" w:type="dxa"/>
-            </w:tcMar>
             <w:vAlign w:val="center"/>
           </w:tcPr>
           <w:p>
@@ -28503,12 +25235,6 @@
               <w:right w:val="single" w:sz="6" w:space="0" w:color="1F3864"/>
             </w:tcBorders>
             <w:shd w:val="clear" w:color="auto" w:fill="D9E2F3"/>
-            <w:tcMar>
-              <w:top w:w="50" w:type="dxa"/>
-              <w:left w:w="90" w:type="dxa"/>
-              <w:bottom w:w="50" w:type="dxa"/>
-              <w:right w:w="90" w:type="dxa"/>
-            </w:tcMar>
             <w:vAlign w:val="center"/>
           </w:tcPr>
           <w:p>
@@ -28541,12 +25267,6 @@
               <w:right w:val="single" w:sz="6" w:space="0" w:color="1F3864"/>
             </w:tcBorders>
             <w:shd w:val="clear" w:color="auto" w:fill="D9E2F3"/>
-            <w:tcMar>
-              <w:top w:w="50" w:type="dxa"/>
-              <w:left w:w="90" w:type="dxa"/>
-              <w:bottom w:w="50" w:type="dxa"/>
-              <w:right w:w="90" w:type="dxa"/>
-            </w:tcMar>
             <w:vAlign w:val="center"/>
           </w:tcPr>
           <w:p>
@@ -28579,12 +25299,6 @@
               <w:right w:val="single" w:sz="6" w:space="0" w:color="1F3864"/>
             </w:tcBorders>
             <w:shd w:val="clear" w:color="auto" w:fill="D9E2F3"/>
-            <w:tcMar>
-              <w:top w:w="50" w:type="dxa"/>
-              <w:left w:w="90" w:type="dxa"/>
-              <w:bottom w:w="50" w:type="dxa"/>
-              <w:right w:w="90" w:type="dxa"/>
-            </w:tcMar>
             <w:vAlign w:val="center"/>
           </w:tcPr>
           <w:p>
@@ -28620,12 +25334,6 @@
               <w:right w:val="single" w:sz="6" w:space="0" w:color="1F3864"/>
             </w:tcBorders>
             <w:shd w:val="clear" w:color="auto" w:fill="D9E2F3"/>
-            <w:tcMar>
-              <w:top w:w="50" w:type="dxa"/>
-              <w:left w:w="90" w:type="dxa"/>
-              <w:bottom w:w="50" w:type="dxa"/>
-              <w:right w:w="90" w:type="dxa"/>
-            </w:tcMar>
             <w:vAlign w:val="center"/>
           </w:tcPr>
           <w:p>
@@ -28658,12 +25366,6 @@
               <w:right w:val="single" w:sz="6" w:space="0" w:color="1F3864"/>
             </w:tcBorders>
             <w:shd w:val="clear" w:color="auto" w:fill="4472C4"/>
-            <w:tcMar>
-              <w:top w:w="50" w:type="dxa"/>
-              <w:left w:w="90" w:type="dxa"/>
-              <w:bottom w:w="50" w:type="dxa"/>
-              <w:right w:w="90" w:type="dxa"/>
-            </w:tcMar>
             <w:vAlign w:val="center"/>
           </w:tcPr>
           <w:p>
@@ -28702,12 +25404,6 @@
               <w:right w:val="single" w:sz="6" w:space="0" w:color="1F3864"/>
             </w:tcBorders>
             <w:shd w:val="clear" w:color="auto" w:fill="4472C4"/>
-            <w:tcMar>
-              <w:top w:w="50" w:type="dxa"/>
-              <w:left w:w="90" w:type="dxa"/>
-              <w:bottom w:w="50" w:type="dxa"/>
-              <w:right w:w="90" w:type="dxa"/>
-            </w:tcMar>
             <w:vAlign w:val="center"/>
           </w:tcPr>
           <w:p>
@@ -28737,6 +25433,55 @@
           </w:p>
         </w:tc>
       </w:tr>
+    </w:tbl>
+    <w:p>
+      <w:pPr>
+        <w:spacing w:before="0" w:after="0" w:line="240" w:lineRule="auto"/>
+        <w:rPr>
+          <w:sz w:val="18"/>
+          <w:szCs w:val="18"/>
+        </w:rPr>
+      </w:pPr>
+    </w:p>
+    <w:tbl>
+      <w:tblPr>
+        <w:tblW w:w="9405" w:type="dxa"/>
+        <w:jc w:val="center"/>
+        <w:tblBorders>
+          <w:top w:val="single" w:sz="6" w:space="0" w:color="1F3864"/>
+          <w:left w:val="single" w:sz="6" w:space="0" w:color="1F3864"/>
+          <w:bottom w:val="single" w:sz="6" w:space="0" w:color="1F3864"/>
+          <w:right w:val="single" w:sz="6" w:space="0" w:color="1F3864"/>
+          <w:insideH w:val="single" w:sz="6" w:space="0" w:color="1F3864"/>
+          <w:insideV w:val="single" w:sz="6" w:space="0" w:color="1F3864"/>
+        </w:tblBorders>
+        <w:tblLayout w:type="fixed"/>
+        <w:tblCellMar>
+          <w:top w:w="40" w:type="dxa"/>
+          <w:left w:w="90" w:type="dxa"/>
+          <w:bottom w:w="40" w:type="dxa"/>
+          <w:right w:w="90" w:type="dxa"/>
+        </w:tblCellMar>
+        <w:tblLook w:val="0000" w:firstRow="0" w:lastRow="0" w:firstColumn="0" w:lastColumn="0" w:noHBand="0" w:noVBand="0"/>
+      </w:tblPr>
+      <w:tblGrid>
+        <w:gridCol w:w="1175"/>
+        <w:gridCol w:w="391"/>
+        <w:gridCol w:w="391"/>
+        <w:gridCol w:w="391"/>
+        <w:gridCol w:w="783"/>
+        <w:gridCol w:w="391"/>
+        <w:gridCol w:w="391"/>
+        <w:gridCol w:w="783"/>
+        <w:gridCol w:w="783"/>
+        <w:gridCol w:w="391"/>
+        <w:gridCol w:w="391"/>
+        <w:gridCol w:w="391"/>
+        <w:gridCol w:w="391"/>
+        <w:gridCol w:w="391"/>
+        <w:gridCol w:w="391"/>
+        <w:gridCol w:w="1567"/>
+      </w:tblGrid>
       <w:tr>
         <w:tc>
           <w:tcPr>
@@ -28749,12 +25494,6 @@
               <w:right w:val="single" w:sz="6" w:space="0" w:color="1F3864"/>
             </w:tcBorders>
             <w:shd w:val="clear" w:color="auto" w:fill="D9E2F3"/>
-            <w:tcMar>
-              <w:top w:w="50" w:type="dxa"/>
-              <w:left w:w="90" w:type="dxa"/>
-              <w:bottom w:w="50" w:type="dxa"/>
-              <w:right w:w="90" w:type="dxa"/>
-            </w:tcMar>
           </w:tcPr>
           <w:p>
             <w:pPr>
@@ -29241,12 +25980,6 @@
               <w:right w:val="single" w:sz="6" w:space="0" w:color="1F3864"/>
             </w:tcBorders>
             <w:shd w:val="clear" w:color="auto" w:fill="D9E2F3"/>
-            <w:tcMar>
-              <w:top w:w="50" w:type="dxa"/>
-              <w:left w:w="90" w:type="dxa"/>
-              <w:bottom w:w="50" w:type="dxa"/>
-              <w:right w:w="90" w:type="dxa"/>
-            </w:tcMar>
           </w:tcPr>
           <w:p>
             <w:pPr>
